--- a/lab2/Юденко_Е.А._434701_Л2_ЖЦРПО.docx
+++ b/lab2/Юденко_Е.А._434701_Л2_ЖЦРПО.docx
@@ -10,33 +10,55 @@
         <w:jc w:val="center"/>
       </w:pPr>
       <w:r>
+        <w:rPr>
+          <w:rFonts w:ascii="Times New Roman" w:hAnsi="Times New Roman"/>
+          <w:sz w:val="28"/>
+        </w:rPr>
         <w:t>Министерство</w:t>
       </w:r>
       <w:r>
         <w:rPr>
+          <w:rFonts w:ascii="Times New Roman" w:hAnsi="Times New Roman"/>
           <w:spacing w:val="-18"/>
-        </w:rPr>
-        <w:t xml:space="preserve"> </w:t>
-      </w:r>
-      <w:r>
+          <w:sz w:val="28"/>
+        </w:rPr>
+        <w:t xml:space="preserve"> </w:t>
+      </w:r>
+      <w:r>
+        <w:rPr>
+          <w:rFonts w:ascii="Times New Roman" w:hAnsi="Times New Roman"/>
+          <w:sz w:val="28"/>
+        </w:rPr>
         <w:t>образования</w:t>
       </w:r>
       <w:r>
         <w:rPr>
+          <w:rFonts w:ascii="Times New Roman" w:hAnsi="Times New Roman"/>
           <w:spacing w:val="-17"/>
-        </w:rPr>
-        <w:t xml:space="preserve"> </w:t>
-      </w:r>
-      <w:r>
+          <w:sz w:val="28"/>
+        </w:rPr>
+        <w:t xml:space="preserve"> </w:t>
+      </w:r>
+      <w:r>
+        <w:rPr>
+          <w:rFonts w:ascii="Times New Roman" w:hAnsi="Times New Roman"/>
+          <w:sz w:val="28"/>
+        </w:rPr>
         <w:t>Республики</w:t>
       </w:r>
       <w:r>
         <w:rPr>
+          <w:rFonts w:ascii="Times New Roman" w:hAnsi="Times New Roman"/>
           <w:spacing w:val="-18"/>
-        </w:rPr>
-        <w:t xml:space="preserve"> </w:t>
-      </w:r>
-      <w:r>
+          <w:sz w:val="28"/>
+        </w:rPr>
+        <w:t xml:space="preserve"> </w:t>
+      </w:r>
+      <w:r>
+        <w:rPr>
+          <w:rFonts w:ascii="Times New Roman" w:hAnsi="Times New Roman"/>
+          <w:sz w:val="28"/>
+        </w:rPr>
         <w:t>Беларусь Учреждение образования</w:t>
       </w:r>
     </w:p>
@@ -49,11 +71,17 @@
       </w:pPr>
       <w:r>
         <w:rPr>
+          <w:rFonts w:ascii="Times New Roman" w:hAnsi="Times New Roman"/>
           <w:spacing w:val="-2"/>
+          <w:sz w:val="28"/>
         </w:rPr>
         <w:t xml:space="preserve">«БЕЛОРУССКИЙ ГОСУДАРСТВЕННЫЙ УНИВЕРСИТЕТ </w:t>
       </w:r>
       <w:r>
+        <w:rPr>
+          <w:rFonts w:ascii="Times New Roman" w:hAnsi="Times New Roman"/>
+          <w:sz w:val="28"/>
+        </w:rPr>
         <w:t>ИНФОРМАТИКИ И РАДИОЭЛЕКТРОНИКИ»</w:t>
       </w:r>
     </w:p>
@@ -70,33 +98,55 @@
         <w:ind w:left="141" w:right="3548"/>
       </w:pPr>
       <w:r>
+        <w:rPr>
+          <w:rFonts w:ascii="Times New Roman" w:hAnsi="Times New Roman"/>
+          <w:sz w:val="28"/>
+        </w:rPr>
         <w:t>Факультет компьютерных систем и сетей Кафедра</w:t>
       </w:r>
       <w:r>
         <w:rPr>
+          <w:rFonts w:ascii="Times New Roman" w:hAnsi="Times New Roman"/>
           <w:spacing w:val="-18"/>
-        </w:rPr>
-        <w:t xml:space="preserve"> </w:t>
-      </w:r>
-      <w:r>
+          <w:sz w:val="28"/>
+        </w:rPr>
+        <w:t xml:space="preserve"> </w:t>
+      </w:r>
+      <w:r>
+        <w:rPr>
+          <w:rFonts w:ascii="Times New Roman" w:hAnsi="Times New Roman"/>
+          <w:sz w:val="28"/>
+        </w:rPr>
         <w:t>электронных</w:t>
       </w:r>
       <w:r>
         <w:rPr>
+          <w:rFonts w:ascii="Times New Roman" w:hAnsi="Times New Roman"/>
           <w:spacing w:val="-17"/>
-        </w:rPr>
-        <w:t xml:space="preserve"> </w:t>
-      </w:r>
-      <w:r>
+          <w:sz w:val="28"/>
+        </w:rPr>
+        <w:t xml:space="preserve"> </w:t>
+      </w:r>
+      <w:r>
+        <w:rPr>
+          <w:rFonts w:ascii="Times New Roman" w:hAnsi="Times New Roman"/>
+          <w:sz w:val="28"/>
+        </w:rPr>
         <w:t>вычислительных</w:t>
       </w:r>
       <w:r>
         <w:rPr>
+          <w:rFonts w:ascii="Times New Roman" w:hAnsi="Times New Roman"/>
           <w:spacing w:val="-18"/>
-        </w:rPr>
-        <w:t xml:space="preserve"> </w:t>
-      </w:r>
-      <w:r>
+          <w:sz w:val="28"/>
+        </w:rPr>
+        <w:t xml:space="preserve"> </w:t>
+      </w:r>
+      <w:r>
+        <w:rPr>
+          <w:rFonts w:ascii="Times New Roman" w:hAnsi="Times New Roman"/>
+          <w:sz w:val="28"/>
+        </w:rPr>
         <w:t>машин</w:t>
       </w:r>
     </w:p>
@@ -106,53 +156,85 @@
         <w:ind w:left="141"/>
       </w:pPr>
       <w:r>
+        <w:rPr>
+          <w:rFonts w:ascii="Times New Roman" w:hAnsi="Times New Roman"/>
+          <w:sz w:val="28"/>
+        </w:rPr>
         <w:t>Дисциплина:</w:t>
       </w:r>
       <w:r>
         <w:rPr>
+          <w:rFonts w:ascii="Times New Roman" w:hAnsi="Times New Roman"/>
           <w:spacing w:val="-6"/>
-        </w:rPr>
-        <w:t xml:space="preserve"> </w:t>
-      </w:r>
-      <w:r>
+          <w:sz w:val="28"/>
+        </w:rPr>
+        <w:t xml:space="preserve"> </w:t>
+      </w:r>
+      <w:r>
+        <w:rPr>
+          <w:rFonts w:ascii="Times New Roman" w:hAnsi="Times New Roman"/>
+          <w:sz w:val="28"/>
+        </w:rPr>
         <w:t>Жизненный</w:t>
       </w:r>
       <w:r>
         <w:rPr>
+          <w:rFonts w:ascii="Times New Roman" w:hAnsi="Times New Roman"/>
           <w:spacing w:val="-3"/>
-        </w:rPr>
-        <w:t xml:space="preserve"> </w:t>
-      </w:r>
-      <w:r>
+          <w:sz w:val="28"/>
+        </w:rPr>
+        <w:t xml:space="preserve"> </w:t>
+      </w:r>
+      <w:r>
+        <w:rPr>
+          <w:rFonts w:ascii="Times New Roman" w:hAnsi="Times New Roman"/>
+          <w:sz w:val="28"/>
+        </w:rPr>
         <w:t>цикл</w:t>
       </w:r>
       <w:r>
         <w:rPr>
+          <w:rFonts w:ascii="Times New Roman" w:hAnsi="Times New Roman"/>
           <w:spacing w:val="-3"/>
-        </w:rPr>
-        <w:t xml:space="preserve"> </w:t>
-      </w:r>
-      <w:r>
+          <w:sz w:val="28"/>
+        </w:rPr>
+        <w:t xml:space="preserve"> </w:t>
+      </w:r>
+      <w:r>
+        <w:rPr>
+          <w:rFonts w:ascii="Times New Roman" w:hAnsi="Times New Roman"/>
+          <w:sz w:val="28"/>
+        </w:rPr>
         <w:t>разработки</w:t>
       </w:r>
       <w:r>
         <w:rPr>
+          <w:rFonts w:ascii="Times New Roman" w:hAnsi="Times New Roman"/>
           <w:spacing w:val="-3"/>
-        </w:rPr>
-        <w:t xml:space="preserve"> </w:t>
-      </w:r>
-      <w:r>
+          <w:sz w:val="28"/>
+        </w:rPr>
+        <w:t xml:space="preserve"> </w:t>
+      </w:r>
+      <w:r>
+        <w:rPr>
+          <w:rFonts w:ascii="Times New Roman" w:hAnsi="Times New Roman"/>
+          <w:sz w:val="28"/>
+        </w:rPr>
         <w:t>программного</w:t>
       </w:r>
       <w:r>
         <w:rPr>
+          <w:rFonts w:ascii="Times New Roman" w:hAnsi="Times New Roman"/>
           <w:spacing w:val="-3"/>
-        </w:rPr>
-        <w:t xml:space="preserve"> </w:t>
-      </w:r>
-      <w:r>
-        <w:rPr>
+          <w:sz w:val="28"/>
+        </w:rPr>
+        <w:t xml:space="preserve"> </w:t>
+      </w:r>
+      <w:r>
+        <w:rPr>
+          <w:rFonts w:ascii="Times New Roman" w:hAnsi="Times New Roman"/>
           <w:spacing w:val="-2"/>
+          <w:sz w:val="28"/>
         </w:rPr>
         <w:t>обеспечения</w:t>
       </w:r>
@@ -200,7 +282,9 @@
       </w:pPr>
       <w:r>
         <w:rPr>
+          <w:rFonts w:ascii="Times New Roman" w:hAnsi="Times New Roman"/>
           <w:spacing w:val="-2"/>
+          <w:sz w:val="28"/>
         </w:rPr>
         <w:t>ОТЧЕТ</w:t>
       </w:r>
@@ -212,42 +296,70 @@
         <w:jc w:val="center"/>
       </w:pPr>
       <w:r>
+        <w:rPr>
+          <w:rFonts w:ascii="Times New Roman" w:hAnsi="Times New Roman"/>
+          <w:sz w:val="28"/>
+        </w:rPr>
         <w:t>по</w:t>
       </w:r>
       <w:r>
         <w:rPr>
+          <w:rFonts w:ascii="Times New Roman" w:hAnsi="Times New Roman"/>
           <w:spacing w:val="-13"/>
-        </w:rPr>
-        <w:t xml:space="preserve"> </w:t>
-      </w:r>
-      <w:r>
+          <w:sz w:val="28"/>
+        </w:rPr>
+        <w:t xml:space="preserve"> </w:t>
+      </w:r>
+      <w:r>
+        <w:rPr>
+          <w:rFonts w:ascii="Times New Roman" w:hAnsi="Times New Roman"/>
+          <w:sz w:val="28"/>
+        </w:rPr>
         <w:t>лабораторной</w:t>
       </w:r>
       <w:r>
         <w:rPr>
+          <w:rFonts w:ascii="Times New Roman" w:hAnsi="Times New Roman"/>
           <w:spacing w:val="-13"/>
-        </w:rPr>
-        <w:t xml:space="preserve"> </w:t>
-      </w:r>
-      <w:r>
+          <w:sz w:val="28"/>
+        </w:rPr>
+        <w:t xml:space="preserve"> </w:t>
+      </w:r>
+      <w:r>
+        <w:rPr>
+          <w:rFonts w:ascii="Times New Roman" w:hAnsi="Times New Roman"/>
+          <w:sz w:val="28"/>
+        </w:rPr>
         <w:t>работе</w:t>
       </w:r>
       <w:r>
         <w:rPr>
+          <w:rFonts w:ascii="Times New Roman" w:hAnsi="Times New Roman"/>
           <w:spacing w:val="-13"/>
-        </w:rPr>
-        <w:t xml:space="preserve"> </w:t>
-      </w:r>
-      <w:r>
+          <w:sz w:val="28"/>
+        </w:rPr>
+        <w:t xml:space="preserve"> </w:t>
+      </w:r>
+      <w:r>
+        <w:rPr>
+          <w:rFonts w:ascii="Times New Roman" w:hAnsi="Times New Roman"/>
+          <w:sz w:val="28"/>
+        </w:rPr>
         <w:t>№</w:t>
       </w:r>
       <w:r>
         <w:rPr>
+          <w:rFonts w:ascii="Times New Roman" w:hAnsi="Times New Roman"/>
           <w:spacing w:val="-13"/>
-        </w:rPr>
-        <w:t xml:space="preserve"> </w:t>
-      </w:r>
-      <w:r>
+          <w:sz w:val="28"/>
+        </w:rPr>
+        <w:t xml:space="preserve"> </w:t>
+      </w:r>
+      <w:r>
+        <w:rPr>
+          <w:rFonts w:ascii="Times New Roman" w:hAnsi="Times New Roman"/>
+          <w:sz w:val="28"/>
+        </w:rPr>
         <w:t>2 на тему</w:t>
       </w:r>
     </w:p>
@@ -259,31 +371,41 @@
       </w:pPr>
       <w:r>
         <w:rPr>
+          <w:rFonts w:ascii="Times New Roman" w:hAnsi="Times New Roman"/>
           <w:spacing w:val="-2"/>
+          <w:sz w:val="28"/>
         </w:rPr>
         <w:t>«СИСТЕМА</w:t>
       </w:r>
       <w:r>
         <w:rPr>
+          <w:rFonts w:ascii="Times New Roman" w:hAnsi="Times New Roman"/>
           <w:spacing w:val="-7"/>
-        </w:rPr>
-        <w:t xml:space="preserve"> </w:t>
-      </w:r>
-      <w:r>
-        <w:rPr>
+          <w:sz w:val="28"/>
+        </w:rPr>
+        <w:t xml:space="preserve"> </w:t>
+      </w:r>
+      <w:r>
+        <w:rPr>
+          <w:rFonts w:ascii="Times New Roman" w:hAnsi="Times New Roman"/>
           <w:spacing w:val="-2"/>
+          <w:sz w:val="28"/>
         </w:rPr>
         <w:t>УПРАВЛЕНИЯ</w:t>
       </w:r>
       <w:r>
         <w:rPr>
+          <w:rFonts w:ascii="Times New Roman" w:hAnsi="Times New Roman"/>
           <w:spacing w:val="-6"/>
-        </w:rPr>
-        <w:t xml:space="preserve"> </w:t>
-      </w:r>
-      <w:r>
-        <w:rPr>
+          <w:sz w:val="28"/>
+        </w:rPr>
+        <w:t xml:space="preserve"> </w:t>
+      </w:r>
+      <w:r>
+        <w:rPr>
+          <w:rFonts w:ascii="Times New Roman" w:hAnsi="Times New Roman"/>
           <w:spacing w:val="-2"/>
+          <w:sz w:val="28"/>
         </w:rPr>
         <w:t>ВЕРСИЯМИ»</w:t>
       </w:r>
@@ -347,6 +469,10 @@
         <w:ind w:left="141"/>
       </w:pPr>
       <w:r>
+        <w:rPr>
+          <w:rFonts w:ascii="Times New Roman" w:hAnsi="Times New Roman"/>
+          <w:sz w:val="28"/>
+        </w:rPr>
         <w:t>Студент гр. 434701:</w:t>
         <w:tab/>
         <w:t>Е.А. Юденко</w:t>
@@ -366,6 +492,10 @@
         <w:ind w:left="141"/>
       </w:pPr>
       <w:r>
+        <w:rPr>
+          <w:rFonts w:ascii="Times New Roman" w:hAnsi="Times New Roman"/>
+          <w:sz w:val="28"/>
+        </w:rPr>
         <w:t>Преподаватель:</w:t>
         <w:tab/>
         <w:t>О.М. Внук</w:t>
@@ -398,17 +528,25 @@
         <w:jc w:val="center"/>
       </w:pPr>
       <w:r>
+        <w:rPr>
+          <w:rFonts w:ascii="Times New Roman" w:hAnsi="Times New Roman"/>
+          <w:sz w:val="28"/>
+        </w:rPr>
         <w:t>Минск</w:t>
       </w:r>
       <w:r>
         <w:rPr>
+          <w:rFonts w:ascii="Times New Roman" w:hAnsi="Times New Roman"/>
           <w:spacing w:val="-1"/>
-        </w:rPr>
-        <w:t xml:space="preserve"> </w:t>
-      </w:r>
-      <w:r>
-        <w:rPr>
+          <w:sz w:val="28"/>
+        </w:rPr>
+        <w:t xml:space="preserve"> </w:t>
+      </w:r>
+      <w:r>
+        <w:rPr>
+          <w:rFonts w:ascii="Times New Roman" w:hAnsi="Times New Roman"/>
           <w:spacing w:val="-4"/>
+          <w:sz w:val="28"/>
         </w:rPr>
         <w:t>2026</w:t>
       </w:r>
@@ -420,7 +558,7 @@
         <w:sectPr>
           <w:type w:val="continuous"/>
           <w:pgSz w:w="11906" w:h="16838"/>
-          <w:pgMar w:top="1134" w:right="850" w:bottom="1134" w:left="1701" w:header="720" w:footer="720" w:gutter="0"/>
+          <w:pgMar w:top="1134" w:right="850" w:bottom="1134" w:left="1701" w:header="720" w:footer="567" w:gutter="0"/>
           <w:cols w:space="720"/>
         </w:sectPr>
       </w:pPr>
@@ -432,7 +570,9 @@
       </w:pPr>
       <w:r>
         <w:rPr>
-          <w:b/>
+          <w:rFonts w:ascii="Times New Roman" w:hAnsi="Times New Roman"/>
+          <w:b/>
+          <w:sz w:val="28"/>
         </w:rPr>
         <w:t>СОДЕРЖАНИЕ</w:t>
       </w:r>
@@ -446,10 +586,6 @@
         <w:ind w:left="0"/>
       </w:pPr>
       <w:r>
-        <w:rPr>
-          <w:rFonts w:ascii="Times New Roman" w:hAnsi="Times New Roman"/>
-          <w:sz w:val="28"/>
-        </w:rPr>
         <w:t>1 ЦЕЛЬ И ЗАДАЧИ</w:t>
         <w:tab/>
         <w:t>3</w:t>
@@ -464,10 +600,6 @@
         <w:ind w:left="0"/>
       </w:pPr>
       <w:r>
-        <w:rPr>
-          <w:rFonts w:ascii="Times New Roman" w:hAnsi="Times New Roman"/>
-          <w:sz w:val="28"/>
-        </w:rPr>
         <w:t>2 КРАТКИЕ ТЕОРЕТИЧЕСКИЕ СВЕДЕНИЯ</w:t>
         <w:tab/>
         <w:t>4</w:t>
@@ -482,10 +614,6 @@
         <w:ind w:left="346"/>
       </w:pPr>
       <w:r>
-        <w:rPr>
-          <w:rFonts w:ascii="Times New Roman" w:hAnsi="Times New Roman"/>
-          <w:sz w:val="28"/>
-        </w:rPr>
         <w:t>2.1 Системы контроля версий</w:t>
         <w:tab/>
         <w:t>4</w:t>
@@ -500,10 +628,6 @@
         <w:ind w:left="346"/>
       </w:pPr>
       <w:r>
-        <w:rPr>
-          <w:rFonts w:ascii="Times New Roman" w:hAnsi="Times New Roman"/>
-          <w:sz w:val="28"/>
-        </w:rPr>
         <w:t>2.2 Git и его особенности</w:t>
         <w:tab/>
         <w:t>4</w:t>
@@ -518,10 +642,6 @@
         <w:ind w:left="346"/>
       </w:pPr>
       <w:r>
-        <w:rPr>
-          <w:rFonts w:ascii="Times New Roman" w:hAnsi="Times New Roman"/>
-          <w:sz w:val="28"/>
-        </w:rPr>
         <w:t>2.3 Основные приемы работы с Git</w:t>
         <w:tab/>
         <w:t>4</w:t>
@@ -536,10 +656,6 @@
         <w:ind w:left="0"/>
       </w:pPr>
       <w:r>
-        <w:rPr>
-          <w:rFonts w:ascii="Times New Roman" w:hAnsi="Times New Roman"/>
-          <w:sz w:val="28"/>
-        </w:rPr>
         <w:t>3 ОПИСАНИЕ ВЫПОЛНЕННОГО ВАРИАНТА ЗАДАНИЯ</w:t>
         <w:tab/>
         <w:t>5</w:t>
@@ -554,10 +670,6 @@
         <w:ind w:left="346"/>
       </w:pPr>
       <w:r>
-        <w:rPr>
-          <w:rFonts w:ascii="Times New Roman" w:hAnsi="Times New Roman"/>
-          <w:sz w:val="28"/>
-        </w:rPr>
         <w:t>3.1 Проверка Git</w:t>
         <w:tab/>
         <w:t>5</w:t>
@@ -572,10 +684,6 @@
         <w:ind w:left="346"/>
       </w:pPr>
       <w:r>
-        <w:rPr>
-          <w:rFonts w:ascii="Times New Roman" w:hAnsi="Times New Roman"/>
-          <w:sz w:val="28"/>
-        </w:rPr>
         <w:t>3.2 Настройка конфигурации Git</w:t>
         <w:tab/>
         <w:t>5</w:t>
@@ -590,13 +698,9 @@
         <w:ind w:left="346"/>
       </w:pPr>
       <w:r>
-        <w:rPr>
-          <w:rFonts w:ascii="Times New Roman" w:hAnsi="Times New Roman"/>
-          <w:sz w:val="28"/>
-        </w:rPr>
         <w:t>3.3 Fork репозитория</w:t>
         <w:tab/>
-        <w:t>6</w:t>
+        <w:t>8</w:t>
       </w:r>
     </w:p>
     <w:p>
@@ -608,13 +712,9 @@
         <w:ind w:left="346"/>
       </w:pPr>
       <w:r>
-        <w:rPr>
-          <w:rFonts w:ascii="Times New Roman" w:hAnsi="Times New Roman"/>
-          <w:sz w:val="28"/>
-        </w:rPr>
         <w:t>3.4 Выполнение операций с репозиторием в консоли</w:t>
         <w:tab/>
-        <w:t>7</w:t>
+        <w:t>8</w:t>
       </w:r>
     </w:p>
     <w:p>
@@ -626,13 +726,9 @@
         <w:ind w:left="346"/>
       </w:pPr>
       <w:r>
-        <w:rPr>
-          <w:rFonts w:ascii="Times New Roman" w:hAnsi="Times New Roman"/>
-          <w:sz w:val="28"/>
-        </w:rPr>
         <w:t>3.5 Создание ветки ProjectTemplate</w:t>
         <w:tab/>
-        <w:t>8</w:t>
+        <w:t>10</w:t>
       </w:r>
     </w:p>
     <w:p>
@@ -644,13 +740,9 @@
         <w:ind w:left="0"/>
       </w:pPr>
       <w:r>
-        <w:rPr>
-          <w:rFonts w:ascii="Times New Roman" w:hAnsi="Times New Roman"/>
-          <w:sz w:val="28"/>
-        </w:rPr>
         <w:t>4 ОТВЕТЫ НА КОНТРОЛЬНЫЕ ВОПРОСЫ</w:t>
         <w:tab/>
-        <w:t>10</w:t>
+        <w:t>11</w:t>
       </w:r>
     </w:p>
     <w:p>
@@ -662,13 +754,9 @@
         <w:ind w:left="346"/>
       </w:pPr>
       <w:r>
-        <w:rPr>
-          <w:rFonts w:ascii="Times New Roman" w:hAnsi="Times New Roman"/>
-          <w:sz w:val="28"/>
-        </w:rPr>
         <w:t>4.1 В чем преимущество Git перед SVN?</w:t>
         <w:tab/>
-        <w:t>10</w:t>
+        <w:t>11</w:t>
       </w:r>
     </w:p>
     <w:p>
@@ -680,13 +768,9 @@
         <w:ind w:left="346"/>
       </w:pPr>
       <w:r>
-        <w:rPr>
-          <w:rFonts w:ascii="Times New Roman" w:hAnsi="Times New Roman"/>
-          <w:sz w:val="28"/>
-        </w:rPr>
         <w:t>4.2 В чем преимущество распределенных репозиториев?</w:t>
         <w:tab/>
-        <w:t>10</w:t>
+        <w:t>11</w:t>
       </w:r>
     </w:p>
     <w:p>
@@ -698,13 +782,9 @@
         <w:ind w:left="346"/>
       </w:pPr>
       <w:r>
-        <w:rPr>
-          <w:rFonts w:ascii="Times New Roman" w:hAnsi="Times New Roman"/>
-          <w:sz w:val="28"/>
-        </w:rPr>
         <w:t>4.3 Граф типичной работы с веткой master в Git</w:t>
         <w:tab/>
-        <w:t>10</w:t>
+        <w:t>11</w:t>
       </w:r>
     </w:p>
     <w:p>
@@ -716,13 +796,9 @@
         <w:ind w:left="346"/>
       </w:pPr>
       <w:r>
-        <w:rPr>
-          <w:rFonts w:ascii="Times New Roman" w:hAnsi="Times New Roman"/>
-          <w:sz w:val="28"/>
-        </w:rPr>
         <w:t>4.4 Наиболее часто используемые команды</w:t>
         <w:tab/>
-        <w:t>10</w:t>
+        <w:t>12</w:t>
       </w:r>
     </w:p>
     <w:p>
@@ -734,13 +810,9 @@
         <w:ind w:left="346"/>
       </w:pPr>
       <w:r>
-        <w:rPr>
-          <w:rFonts w:ascii="Times New Roman" w:hAnsi="Times New Roman"/>
-          <w:sz w:val="28"/>
-        </w:rPr>
         <w:t>4.5 Что делать при изменениях в удаленном репозитории?</w:t>
         <w:tab/>
-        <w:t>11</w:t>
+        <w:t>12</w:t>
       </w:r>
     </w:p>
     <w:p>
@@ -752,21 +824,18 @@
         <w:ind w:left="0"/>
       </w:pPr>
       <w:r>
-        <w:rPr>
-          <w:rFonts w:ascii="Times New Roman" w:hAnsi="Times New Roman"/>
-          <w:sz w:val="28"/>
-        </w:rPr>
         <w:t>ЗАКЛЮЧЕНИЕ</w:t>
         <w:tab/>
-        <w:t>12</w:t>
-      </w:r>
-      <w:r>
-        <w:br w:type="page"/>
+        <w:t>13</w:t>
       </w:r>
     </w:p>
     <w:p>
       <w:pPr>
         <w:pStyle w:val="1"/>
+        <w:keepNext/>
+        <w:keepLines/>
+        <w:pageBreakBefore/>
+        <w:widowControl/>
         <w:numPr>
           <w:ilvl w:val="0"/>
           <w:numId w:val="4"/>
@@ -774,31 +843,51 @@
         <w:tabs>
           <w:tab w:val="left" w:pos="1055"/>
         </w:tabs>
-        <w:ind w:left="1055" w:hanging="209"/>
-        <w:jc w:val="both"/>
-      </w:pPr>
-      <w:r>
+        <w:spacing w:lineRule="exact" w:line="360" w:before="0" w:after="360"/>
+        <w:ind w:left="0" w:firstLine="709"/>
+        <w:jc w:val="left"/>
+      </w:pPr>
+      <w:r>
+        <w:rPr>
+          <w:rFonts w:ascii="Times New Roman" w:hAnsi="Times New Roman"/>
+          <w:b/>
+          <w:sz w:val="28"/>
+        </w:rPr>
         <w:lastRenderedPageBreak/>
         <w:t>ЦЕЛЬ</w:t>
       </w:r>
       <w:r>
         <w:rPr>
+          <w:rFonts w:ascii="Times New Roman" w:hAnsi="Times New Roman"/>
+          <w:b/>
           <w:spacing w:val="-3"/>
-        </w:rPr>
-        <w:t xml:space="preserve"> </w:t>
-      </w:r>
-      <w:r>
+          <w:sz w:val="28"/>
+        </w:rPr>
+        <w:t xml:space="preserve"> </w:t>
+      </w:r>
+      <w:r>
+        <w:rPr>
+          <w:rFonts w:ascii="Times New Roman" w:hAnsi="Times New Roman"/>
+          <w:b/>
+          <w:sz w:val="28"/>
+        </w:rPr>
         <w:t>И</w:t>
       </w:r>
       <w:r>
         <w:rPr>
+          <w:rFonts w:ascii="Times New Roman" w:hAnsi="Times New Roman"/>
+          <w:b/>
           <w:spacing w:val="-3"/>
-        </w:rPr>
-        <w:t xml:space="preserve"> </w:t>
-      </w:r>
-      <w:r>
-        <w:rPr>
+          <w:sz w:val="28"/>
+        </w:rPr>
+        <w:t xml:space="preserve"> </w:t>
+      </w:r>
+      <w:r>
+        <w:rPr>
+          <w:rFonts w:ascii="Times New Roman" w:hAnsi="Times New Roman"/>
+          <w:b/>
           <w:spacing w:val="-2"/>
+          <w:sz w:val="28"/>
         </w:rPr>
         <w:t>ЗАДАЧИ</w:t>
       </w:r>
@@ -806,37 +895,47 @@
     <w:p>
       <w:pPr>
         <w:pStyle w:val="a3"/>
-        <w:rPr>
-          <w:b/>
-        </w:rPr>
-      </w:pPr>
-    </w:p>
-    <w:p>
-      <w:pPr>
-        <w:pStyle w:val="a3"/>
-        <w:ind w:left="141" w:right="160" w:firstLine="705"/>
+        <w:widowControl/>
+        <w:spacing w:lineRule="exact" w:line="360" w:before="0" w:after="0"/>
+        <w:ind w:left="0" w:right="160" w:firstLine="709"/>
         <w:jc w:val="both"/>
       </w:pPr>
       <w:r>
+        <w:rPr>
+          <w:rFonts w:ascii="Times New Roman" w:hAnsi="Times New Roman"/>
+          <w:sz w:val="28"/>
+        </w:rPr>
         <w:t xml:space="preserve">Цель работы – изучить порядок работы с </w:t>
       </w:r>
       <w:proofErr w:type="spellStart"/>
       <w:r>
+        <w:rPr>
+          <w:rFonts w:ascii="Times New Roman" w:hAnsi="Times New Roman"/>
+          <w:sz w:val="28"/>
+        </w:rPr>
         <w:t>Git</w:t>
       </w:r>
       <w:proofErr w:type="spellEnd"/>
       <w:r>
+        <w:rPr>
+          <w:rFonts w:ascii="Times New Roman" w:hAnsi="Times New Roman"/>
+          <w:sz w:val="28"/>
+        </w:rPr>
         <w:t>, освоить основные операции с репозиторием и получить навык совместной работы над</w:t>
       </w:r>
       <w:r>
         <w:rPr>
+          <w:rFonts w:ascii="Times New Roman" w:hAnsi="Times New Roman"/>
           <w:spacing w:val="40"/>
-        </w:rPr>
-        <w:t xml:space="preserve"> </w:t>
-      </w:r>
-      <w:r>
-        <w:rPr>
+          <w:sz w:val="28"/>
+        </w:rPr>
+        <w:t xml:space="preserve"> </w:t>
+      </w:r>
+      <w:r>
+        <w:rPr>
+          <w:rFonts w:ascii="Times New Roman" w:hAnsi="Times New Roman"/>
           <w:spacing w:val="-2"/>
+          <w:sz w:val="28"/>
         </w:rPr>
         <w:t>проектом.</w:t>
       </w:r>
@@ -844,114 +943,204 @@
     <w:p>
       <w:pPr>
         <w:pStyle w:val="a3"/>
-        <w:ind w:left="141" w:right="156" w:firstLine="705"/>
+        <w:widowControl/>
+        <w:spacing w:lineRule="exact" w:line="360" w:before="0" w:after="0"/>
+        <w:ind w:left="0" w:right="156" w:firstLine="709"/>
         <w:jc w:val="both"/>
       </w:pPr>
       <w:r>
+        <w:rPr>
+          <w:rFonts w:ascii="Times New Roman" w:hAnsi="Times New Roman"/>
+          <w:sz w:val="28"/>
+        </w:rPr>
         <w:t xml:space="preserve">В соответствии с заданием требуется настроить </w:t>
       </w:r>
       <w:proofErr w:type="spellStart"/>
       <w:r>
+        <w:rPr>
+          <w:rFonts w:ascii="Times New Roman" w:hAnsi="Times New Roman"/>
+          <w:sz w:val="28"/>
+        </w:rPr>
         <w:t>Git</w:t>
       </w:r>
       <w:proofErr w:type="spellEnd"/>
       <w:r>
+        <w:rPr>
+          <w:rFonts w:ascii="Times New Roman" w:hAnsi="Times New Roman"/>
+          <w:sz w:val="28"/>
+        </w:rPr>
         <w:t xml:space="preserve"> с использованием SSH-авторизации, обеспечивающей безопасное подключение к удаленному репозиторию без ввода пароля при каждой операции. Также необходимо выполнить </w:t>
       </w:r>
       <w:proofErr w:type="spellStart"/>
       <w:r>
+        <w:rPr>
+          <w:rFonts w:ascii="Times New Roman" w:hAnsi="Times New Roman"/>
+          <w:sz w:val="28"/>
+        </w:rPr>
         <w:t>fork</w:t>
       </w:r>
       <w:proofErr w:type="spellEnd"/>
       <w:r>
+        <w:rPr>
+          <w:rFonts w:ascii="Times New Roman" w:hAnsi="Times New Roman"/>
+          <w:sz w:val="28"/>
+        </w:rPr>
         <w:t xml:space="preserve"> исходного репозитория с проектом, чтобы получить собственную копию для дальнейшей работы. В рамках выполнения задания создаются две ветки – «lab1» и «</w:t>
       </w:r>
       <w:proofErr w:type="spellStart"/>
       <w:r>
+        <w:rPr>
+          <w:rFonts w:ascii="Times New Roman" w:hAnsi="Times New Roman"/>
+          <w:sz w:val="28"/>
+        </w:rPr>
         <w:t>ProjectTemplate</w:t>
       </w:r>
       <w:proofErr w:type="spellEnd"/>
       <w:r>
+        <w:rPr>
+          <w:rFonts w:ascii="Times New Roman" w:hAnsi="Times New Roman"/>
+          <w:sz w:val="28"/>
+        </w:rPr>
         <w:t xml:space="preserve">», в которых настраивается файл </w:t>
       </w:r>
       <w:proofErr w:type="gramStart"/>
       <w:r>
+        <w:rPr>
+          <w:rFonts w:ascii="Times New Roman" w:hAnsi="Times New Roman"/>
+          <w:sz w:val="28"/>
+        </w:rPr>
         <w:t>«.</w:t>
       </w:r>
       <w:proofErr w:type="spellStart"/>
       <w:r>
+        <w:rPr>
+          <w:rFonts w:ascii="Times New Roman" w:hAnsi="Times New Roman"/>
+          <w:sz w:val="28"/>
+        </w:rPr>
         <w:t>gitignore</w:t>
       </w:r>
       <w:proofErr w:type="spellEnd"/>
       <w:proofErr w:type="gramEnd"/>
       <w:r>
+        <w:rPr>
+          <w:rFonts w:ascii="Times New Roman" w:hAnsi="Times New Roman"/>
+          <w:sz w:val="28"/>
+        </w:rPr>
         <w:t xml:space="preserve">», выполняются </w:t>
       </w:r>
       <w:proofErr w:type="spellStart"/>
       <w:r>
+        <w:rPr>
+          <w:rFonts w:ascii="Times New Roman" w:hAnsi="Times New Roman"/>
+          <w:sz w:val="28"/>
+        </w:rPr>
         <w:t>commit</w:t>
       </w:r>
       <w:proofErr w:type="spellEnd"/>
       <w:r>
+        <w:rPr>
+          <w:rFonts w:ascii="Times New Roman" w:hAnsi="Times New Roman"/>
+          <w:sz w:val="28"/>
+        </w:rPr>
         <w:t xml:space="preserve"> и </w:t>
       </w:r>
       <w:proofErr w:type="spellStart"/>
       <w:r>
+        <w:rPr>
+          <w:rFonts w:ascii="Times New Roman" w:hAnsi="Times New Roman"/>
+          <w:sz w:val="28"/>
+        </w:rPr>
         <w:t>push</w:t>
       </w:r>
       <w:proofErr w:type="spellEnd"/>
       <w:r>
+        <w:rPr>
+          <w:rFonts w:ascii="Times New Roman" w:hAnsi="Times New Roman"/>
+          <w:sz w:val="28"/>
+        </w:rPr>
         <w:t xml:space="preserve"> изменений, а также слияние веток в мастер после проверки преподавателем.</w:t>
       </w:r>
     </w:p>
     <w:p>
       <w:pPr>
         <w:pStyle w:val="a3"/>
-        <w:ind w:left="846"/>
+        <w:widowControl/>
+        <w:spacing w:lineRule="exact" w:line="360" w:before="0" w:after="0"/>
+        <w:ind w:left="0" w:firstLine="709"/>
         <w:jc w:val="both"/>
       </w:pPr>
       <w:r>
+        <w:rPr>
+          <w:rFonts w:ascii="Times New Roman" w:hAnsi="Times New Roman"/>
+          <w:sz w:val="28"/>
+        </w:rPr>
         <w:t>Для</w:t>
       </w:r>
       <w:r>
         <w:rPr>
+          <w:rFonts w:ascii="Times New Roman" w:hAnsi="Times New Roman"/>
           <w:spacing w:val="-3"/>
-        </w:rPr>
-        <w:t xml:space="preserve"> </w:t>
-      </w:r>
-      <w:r>
+          <w:sz w:val="28"/>
+        </w:rPr>
+        <w:t xml:space="preserve"> </w:t>
+      </w:r>
+      <w:r>
+        <w:rPr>
+          <w:rFonts w:ascii="Times New Roman" w:hAnsi="Times New Roman"/>
+          <w:sz w:val="28"/>
+        </w:rPr>
         <w:t>выполнения</w:t>
       </w:r>
       <w:r>
         <w:rPr>
+          <w:rFonts w:ascii="Times New Roman" w:hAnsi="Times New Roman"/>
           <w:spacing w:val="-2"/>
-        </w:rPr>
-        <w:t xml:space="preserve"> </w:t>
-      </w:r>
-      <w:r>
+          <w:sz w:val="28"/>
+        </w:rPr>
+        <w:t xml:space="preserve"> </w:t>
+      </w:r>
+      <w:r>
+        <w:rPr>
+          <w:rFonts w:ascii="Times New Roman" w:hAnsi="Times New Roman"/>
+          <w:sz w:val="28"/>
+        </w:rPr>
         <w:t>работы</w:t>
       </w:r>
       <w:r>
         <w:rPr>
+          <w:rFonts w:ascii="Times New Roman" w:hAnsi="Times New Roman"/>
           <w:spacing w:val="-3"/>
-        </w:rPr>
-        <w:t xml:space="preserve"> </w:t>
-      </w:r>
-      <w:r>
+          <w:sz w:val="28"/>
+        </w:rPr>
+        <w:t xml:space="preserve"> </w:t>
+      </w:r>
+      <w:r>
+        <w:rPr>
+          <w:rFonts w:ascii="Times New Roman" w:hAnsi="Times New Roman"/>
+          <w:sz w:val="28"/>
+        </w:rPr>
         <w:t>поставлены</w:t>
       </w:r>
       <w:r>
         <w:rPr>
+          <w:rFonts w:ascii="Times New Roman" w:hAnsi="Times New Roman"/>
           <w:spacing w:val="-2"/>
-        </w:rPr>
-        <w:t xml:space="preserve"> </w:t>
-      </w:r>
-      <w:r>
+          <w:sz w:val="28"/>
+        </w:rPr>
+        <w:t xml:space="preserve"> </w:t>
+      </w:r>
+      <w:r>
+        <w:rPr>
+          <w:rFonts w:ascii="Times New Roman" w:hAnsi="Times New Roman"/>
+          <w:sz w:val="28"/>
+        </w:rPr>
         <w:t>следующие</w:t>
       </w:r>
       <w:r>
         <w:rPr>
+          <w:rFonts w:ascii="Times New Roman" w:hAnsi="Times New Roman"/>
           <w:spacing w:val="-2"/>
+          <w:sz w:val="28"/>
         </w:rPr>
         <w:t xml:space="preserve"> задачи:</w:t>
       </w:r>
@@ -959,6 +1148,7 @@
     <w:p>
       <w:pPr>
         <w:pStyle w:val="a5"/>
+        <w:widowControl/>
         <w:numPr>
           <w:ilvl w:val="0"/>
           <w:numId w:val="3"/>
@@ -966,6 +1156,7 @@
         <w:tabs>
           <w:tab w:val="left" w:pos="1125"/>
         </w:tabs>
+        <w:spacing w:lineRule="exact" w:line="360" w:before="0" w:after="0"/>
         <w:ind w:left="1125" w:hanging="279"/>
         <w:jc w:val="both"/>
         <w:rPr>
@@ -974,12 +1165,14 @@
       </w:pPr>
       <w:r>
         <w:rPr>
+          <w:rFonts w:ascii="Times New Roman" w:hAnsi="Times New Roman"/>
           <w:sz w:val="28"/>
         </w:rPr>
         <w:t>Установить</w:t>
       </w:r>
       <w:r>
         <w:rPr>
+          <w:rFonts w:ascii="Times New Roman" w:hAnsi="Times New Roman"/>
           <w:spacing w:val="-9"/>
           <w:sz w:val="28"/>
         </w:rPr>
@@ -987,12 +1180,14 @@
       </w:r>
       <w:r>
         <w:rPr>
+          <w:rFonts w:ascii="Times New Roman" w:hAnsi="Times New Roman"/>
           <w:sz w:val="28"/>
         </w:rPr>
         <w:t>и</w:t>
       </w:r>
       <w:r>
         <w:rPr>
+          <w:rFonts w:ascii="Times New Roman" w:hAnsi="Times New Roman"/>
           <w:spacing w:val="-6"/>
           <w:sz w:val="28"/>
         </w:rPr>
@@ -1000,12 +1195,14 @@
       </w:r>
       <w:r>
         <w:rPr>
+          <w:rFonts w:ascii="Times New Roman" w:hAnsi="Times New Roman"/>
           <w:sz w:val="28"/>
         </w:rPr>
         <w:t>настроить</w:t>
       </w:r>
       <w:r>
         <w:rPr>
+          <w:rFonts w:ascii="Times New Roman" w:hAnsi="Times New Roman"/>
           <w:spacing w:val="-6"/>
           <w:sz w:val="28"/>
         </w:rPr>
@@ -1014,6 +1211,7 @@
       <w:proofErr w:type="spellStart"/>
       <w:r>
         <w:rPr>
+          <w:rFonts w:ascii="Times New Roman" w:hAnsi="Times New Roman"/>
           <w:sz w:val="28"/>
         </w:rPr>
         <w:t>Git</w:t>
@@ -1021,6 +1219,7 @@
       <w:proofErr w:type="spellEnd"/>
       <w:r>
         <w:rPr>
+          <w:rFonts w:ascii="Times New Roman" w:hAnsi="Times New Roman"/>
           <w:spacing w:val="-7"/>
           <w:sz w:val="28"/>
         </w:rPr>
@@ -1028,12 +1227,14 @@
       </w:r>
       <w:r>
         <w:rPr>
+          <w:rFonts w:ascii="Times New Roman" w:hAnsi="Times New Roman"/>
           <w:sz w:val="28"/>
         </w:rPr>
         <w:t>(имя,</w:t>
       </w:r>
       <w:r>
         <w:rPr>
+          <w:rFonts w:ascii="Times New Roman" w:hAnsi="Times New Roman"/>
           <w:spacing w:val="-6"/>
           <w:sz w:val="28"/>
         </w:rPr>
@@ -1041,12 +1242,14 @@
       </w:r>
       <w:r>
         <w:rPr>
+          <w:rFonts w:ascii="Times New Roman" w:hAnsi="Times New Roman"/>
           <w:sz w:val="28"/>
         </w:rPr>
         <w:t>группа,</w:t>
       </w:r>
       <w:r>
         <w:rPr>
+          <w:rFonts w:ascii="Times New Roman" w:hAnsi="Times New Roman"/>
           <w:spacing w:val="-6"/>
           <w:sz w:val="28"/>
         </w:rPr>
@@ -1054,12 +1257,14 @@
       </w:r>
       <w:r>
         <w:rPr>
+          <w:rFonts w:ascii="Times New Roman" w:hAnsi="Times New Roman"/>
           <w:sz w:val="28"/>
         </w:rPr>
         <w:t>SSH-</w:t>
       </w:r>
       <w:r>
         <w:rPr>
+          <w:rFonts w:ascii="Times New Roman" w:hAnsi="Times New Roman"/>
           <w:spacing w:val="-2"/>
           <w:sz w:val="28"/>
         </w:rPr>
@@ -1069,6 +1274,7 @@
     <w:p>
       <w:pPr>
         <w:pStyle w:val="a5"/>
+        <w:widowControl/>
         <w:numPr>
           <w:ilvl w:val="0"/>
           <w:numId w:val="3"/>
@@ -1076,6 +1282,7 @@
         <w:tabs>
           <w:tab w:val="left" w:pos="1125"/>
         </w:tabs>
+        <w:spacing w:lineRule="exact" w:line="360" w:before="0" w:after="0"/>
         <w:ind w:left="1125" w:hanging="279"/>
         <w:jc w:val="both"/>
         <w:rPr>
@@ -1084,12 +1291,14 @@
       </w:pPr>
       <w:r>
         <w:rPr>
+          <w:rFonts w:ascii="Times New Roman" w:hAnsi="Times New Roman"/>
           <w:sz w:val="28"/>
         </w:rPr>
         <w:t>Сделать</w:t>
       </w:r>
       <w:r>
         <w:rPr>
+          <w:rFonts w:ascii="Times New Roman" w:hAnsi="Times New Roman"/>
           <w:spacing w:val="-9"/>
           <w:sz w:val="28"/>
         </w:rPr>
@@ -1098,6 +1307,7 @@
       <w:proofErr w:type="spellStart"/>
       <w:r>
         <w:rPr>
+          <w:rFonts w:ascii="Times New Roman" w:hAnsi="Times New Roman"/>
           <w:sz w:val="28"/>
         </w:rPr>
         <w:t>fork</w:t>
@@ -1105,6 +1315,7 @@
       <w:proofErr w:type="spellEnd"/>
       <w:r>
         <w:rPr>
+          <w:rFonts w:ascii="Times New Roman" w:hAnsi="Times New Roman"/>
           <w:spacing w:val="-6"/>
           <w:sz w:val="28"/>
         </w:rPr>
@@ -1112,12 +1323,14 @@
       </w:r>
       <w:r>
         <w:rPr>
+          <w:rFonts w:ascii="Times New Roman" w:hAnsi="Times New Roman"/>
           <w:sz w:val="28"/>
         </w:rPr>
         <w:t>репозитория</w:t>
       </w:r>
       <w:r>
         <w:rPr>
+          <w:rFonts w:ascii="Times New Roman" w:hAnsi="Times New Roman"/>
           <w:spacing w:val="-6"/>
           <w:sz w:val="28"/>
         </w:rPr>
@@ -1125,12 +1338,14 @@
       </w:r>
       <w:r>
         <w:rPr>
+          <w:rFonts w:ascii="Times New Roman" w:hAnsi="Times New Roman"/>
           <w:sz w:val="28"/>
         </w:rPr>
         <w:t>и</w:t>
       </w:r>
       <w:r>
         <w:rPr>
+          <w:rFonts w:ascii="Times New Roman" w:hAnsi="Times New Roman"/>
           <w:spacing w:val="-6"/>
           <w:sz w:val="28"/>
         </w:rPr>
@@ -1138,12 +1353,14 @@
       </w:r>
       <w:r>
         <w:rPr>
+          <w:rFonts w:ascii="Times New Roman" w:hAnsi="Times New Roman"/>
           <w:sz w:val="28"/>
         </w:rPr>
         <w:t>клонировать</w:t>
       </w:r>
       <w:r>
         <w:rPr>
+          <w:rFonts w:ascii="Times New Roman" w:hAnsi="Times New Roman"/>
           <w:spacing w:val="-6"/>
           <w:sz w:val="28"/>
         </w:rPr>
@@ -1151,12 +1368,14 @@
       </w:r>
       <w:r>
         <w:rPr>
+          <w:rFonts w:ascii="Times New Roman" w:hAnsi="Times New Roman"/>
           <w:sz w:val="28"/>
         </w:rPr>
         <w:t>его</w:t>
       </w:r>
       <w:r>
         <w:rPr>
+          <w:rFonts w:ascii="Times New Roman" w:hAnsi="Times New Roman"/>
           <w:spacing w:val="-6"/>
           <w:sz w:val="28"/>
         </w:rPr>
@@ -1164,6 +1383,7 @@
       </w:r>
       <w:r>
         <w:rPr>
+          <w:rFonts w:ascii="Times New Roman" w:hAnsi="Times New Roman"/>
           <w:spacing w:val="-2"/>
           <w:sz w:val="28"/>
         </w:rPr>
@@ -1173,6 +1393,7 @@
     <w:p>
       <w:pPr>
         <w:pStyle w:val="a5"/>
+        <w:widowControl/>
         <w:numPr>
           <w:ilvl w:val="0"/>
           <w:numId w:val="3"/>
@@ -1180,6 +1401,7 @@
         <w:tabs>
           <w:tab w:val="left" w:pos="1125"/>
         </w:tabs>
+        <w:spacing w:lineRule="exact" w:line="360" w:before="0" w:after="0"/>
         <w:ind w:left="1125" w:hanging="279"/>
         <w:jc w:val="both"/>
         <w:rPr>
@@ -1188,185 +1410,16 @@
       </w:pPr>
       <w:r>
         <w:rPr>
-          <w:sz w:val="28"/>
-        </w:rPr>
-        <w:t>Создать</w:t>
-      </w:r>
-      <w:r>
-        <w:rPr>
-          <w:spacing w:val="48"/>
-          <w:w w:val="150"/>
-          <w:sz w:val="28"/>
-        </w:rPr>
-        <w:t xml:space="preserve"> </w:t>
-      </w:r>
-      <w:r>
-        <w:rPr>
-          <w:sz w:val="28"/>
-        </w:rPr>
-        <w:t>ветку</w:t>
-      </w:r>
-      <w:r>
-        <w:rPr>
-          <w:spacing w:val="48"/>
-          <w:w w:val="150"/>
-          <w:sz w:val="28"/>
-        </w:rPr>
-        <w:t xml:space="preserve"> </w:t>
-      </w:r>
-      <w:r>
-        <w:rPr>
-          <w:sz w:val="28"/>
-        </w:rPr>
-        <w:t>«lab1»,</w:t>
-      </w:r>
-      <w:r>
-        <w:rPr>
-          <w:spacing w:val="48"/>
-          <w:w w:val="150"/>
-          <w:sz w:val="28"/>
-        </w:rPr>
-        <w:t xml:space="preserve"> </w:t>
-      </w:r>
-      <w:r>
-        <w:rPr>
-          <w:sz w:val="28"/>
-        </w:rPr>
-        <w:t>перенести</w:t>
-      </w:r>
-      <w:r>
-        <w:rPr>
-          <w:spacing w:val="48"/>
-          <w:w w:val="150"/>
-          <w:sz w:val="28"/>
-        </w:rPr>
-        <w:t xml:space="preserve"> </w:t>
-      </w:r>
-      <w:r>
-        <w:rPr>
-          <w:sz w:val="28"/>
-        </w:rPr>
-        <w:t>материалы</w:t>
-      </w:r>
-      <w:r>
-        <w:rPr>
-          <w:spacing w:val="49"/>
-          <w:w w:val="150"/>
-          <w:sz w:val="28"/>
-        </w:rPr>
-        <w:t xml:space="preserve"> </w:t>
-      </w:r>
-      <w:r>
-        <w:rPr>
-          <w:sz w:val="28"/>
-        </w:rPr>
-        <w:t>лабораторной</w:t>
-      </w:r>
-      <w:r>
-        <w:rPr>
-          <w:spacing w:val="69"/>
-          <w:sz w:val="28"/>
-        </w:rPr>
-        <w:t xml:space="preserve"> </w:t>
-      </w:r>
-      <w:r>
-        <w:rPr>
-          <w:spacing w:val="-2"/>
-          <w:sz w:val="28"/>
-        </w:rPr>
-        <w:t>работы</w:t>
-      </w:r>
-    </w:p>
-    <w:p>
-      <w:pPr>
-        <w:pStyle w:val="a3"/>
-        <w:ind w:left="141"/>
-        <w:jc w:val="both"/>
-      </w:pPr>
-      <w:r>
-        <w:t>№1,</w:t>
-      </w:r>
-      <w:r>
-        <w:rPr>
-          <w:spacing w:val="-2"/>
-        </w:rPr>
-        <w:t xml:space="preserve"> </w:t>
-      </w:r>
-      <w:r>
-        <w:t>настроить</w:t>
-      </w:r>
-      <w:r>
-        <w:rPr>
-          <w:spacing w:val="-1"/>
-        </w:rPr>
-        <w:t xml:space="preserve"> </w:t>
-      </w:r>
-      <w:proofErr w:type="gramStart"/>
-      <w:r>
-        <w:t>«.</w:t>
-      </w:r>
-      <w:proofErr w:type="spellStart"/>
-      <w:r>
-        <w:t>gitignore</w:t>
-      </w:r>
-      <w:proofErr w:type="spellEnd"/>
-      <w:proofErr w:type="gramEnd"/>
-      <w:r>
-        <w:t>»,</w:t>
-      </w:r>
-      <w:r>
-        <w:rPr>
-          <w:spacing w:val="-1"/>
-        </w:rPr>
-        <w:t xml:space="preserve"> </w:t>
-      </w:r>
-      <w:r>
-        <w:t>выполнить</w:t>
-      </w:r>
-      <w:r>
-        <w:rPr>
-          <w:spacing w:val="-1"/>
-        </w:rPr>
-        <w:t xml:space="preserve"> </w:t>
-      </w:r>
-      <w:proofErr w:type="spellStart"/>
-      <w:r>
-        <w:t>commit</w:t>
-      </w:r>
-      <w:proofErr w:type="spellEnd"/>
-      <w:r>
-        <w:rPr>
-          <w:spacing w:val="-1"/>
-        </w:rPr>
-        <w:t xml:space="preserve"> </w:t>
-      </w:r>
-      <w:r>
-        <w:t>и</w:t>
-      </w:r>
-      <w:r>
-        <w:rPr>
-          <w:spacing w:val="-1"/>
-        </w:rPr>
-        <w:t xml:space="preserve"> </w:t>
-      </w:r>
-      <w:proofErr w:type="spellStart"/>
-      <w:r>
-        <w:rPr>
-          <w:spacing w:val="-2"/>
-        </w:rPr>
-        <w:t>push</w:t>
-      </w:r>
-      <w:proofErr w:type="spellEnd"/>
-      <w:r>
-        <w:rPr>
-          <w:spacing w:val="-2"/>
-        </w:rPr>
-        <w:t>.</w:t>
+          <w:rFonts w:ascii="Times New Roman" w:hAnsi="Times New Roman"/>
+          <w:sz w:val="28"/>
+        </w:rPr>
+        <w:t>Создать ветку «lab1», перенести материалы лабораторной работы №1, настроить «.gitignore», выполнить commit и push.</w:t>
       </w:r>
     </w:p>
     <w:p>
       <w:pPr>
         <w:pStyle w:val="a5"/>
+        <w:widowControl/>
         <w:numPr>
           <w:ilvl w:val="0"/>
           <w:numId w:val="3"/>
@@ -1374,6 +1427,7 @@
         <w:tabs>
           <w:tab w:val="left" w:pos="1125"/>
         </w:tabs>
+        <w:spacing w:lineRule="exact" w:line="360" w:before="0" w:after="0"/>
         <w:ind w:left="141" w:right="159" w:firstLine="705"/>
         <w:jc w:val="both"/>
         <w:rPr>
@@ -1382,6 +1436,7 @@
       </w:pPr>
       <w:r>
         <w:rPr>
+          <w:rFonts w:ascii="Times New Roman" w:hAnsi="Times New Roman"/>
           <w:sz w:val="28"/>
         </w:rPr>
         <w:t>Создать ветку «</w:t>
@@ -1389,6 +1444,7 @@
       <w:proofErr w:type="spellStart"/>
       <w:r>
         <w:rPr>
+          <w:rFonts w:ascii="Times New Roman" w:hAnsi="Times New Roman"/>
           <w:sz w:val="28"/>
         </w:rPr>
         <w:t>ProjectTemplate</w:t>
@@ -1396,6 +1452,7 @@
       <w:proofErr w:type="spellEnd"/>
       <w:r>
         <w:rPr>
+          <w:rFonts w:ascii="Times New Roman" w:hAnsi="Times New Roman"/>
           <w:sz w:val="28"/>
         </w:rPr>
         <w:t xml:space="preserve">», добавить README.md и пустой проект, настроить </w:t>
@@ -1403,6 +1460,7 @@
       <w:proofErr w:type="gramStart"/>
       <w:r>
         <w:rPr>
+          <w:rFonts w:ascii="Times New Roman" w:hAnsi="Times New Roman"/>
           <w:sz w:val="28"/>
         </w:rPr>
         <w:t>«.</w:t>
@@ -1410,6 +1468,7 @@
       <w:proofErr w:type="spellStart"/>
       <w:r>
         <w:rPr>
+          <w:rFonts w:ascii="Times New Roman" w:hAnsi="Times New Roman"/>
           <w:sz w:val="28"/>
         </w:rPr>
         <w:t>gitignore</w:t>
@@ -1418,6 +1477,7 @@
       <w:proofErr w:type="gramEnd"/>
       <w:r>
         <w:rPr>
+          <w:rFonts w:ascii="Times New Roman" w:hAnsi="Times New Roman"/>
           <w:sz w:val="28"/>
         </w:rPr>
         <w:t xml:space="preserve">», выполнить </w:t>
@@ -1425,6 +1485,7 @@
       <w:proofErr w:type="spellStart"/>
       <w:r>
         <w:rPr>
+          <w:rFonts w:ascii="Times New Roman" w:hAnsi="Times New Roman"/>
           <w:sz w:val="28"/>
         </w:rPr>
         <w:t>commit</w:t>
@@ -1432,6 +1493,7 @@
       <w:proofErr w:type="spellEnd"/>
       <w:r>
         <w:rPr>
+          <w:rFonts w:ascii="Times New Roman" w:hAnsi="Times New Roman"/>
           <w:sz w:val="28"/>
         </w:rPr>
         <w:t xml:space="preserve"> и </w:t>
@@ -1439,6 +1501,7 @@
       <w:proofErr w:type="spellStart"/>
       <w:r>
         <w:rPr>
+          <w:rFonts w:ascii="Times New Roman" w:hAnsi="Times New Roman"/>
           <w:sz w:val="28"/>
         </w:rPr>
         <w:t>push</w:t>
@@ -1446,6 +1509,7 @@
       <w:proofErr w:type="spellEnd"/>
       <w:r>
         <w:rPr>
+          <w:rFonts w:ascii="Times New Roman" w:hAnsi="Times New Roman"/>
           <w:sz w:val="28"/>
         </w:rPr>
         <w:t>.</w:t>
@@ -1454,6 +1518,7 @@
     <w:p>
       <w:pPr>
         <w:pStyle w:val="a5"/>
+        <w:widowControl/>
         <w:numPr>
           <w:ilvl w:val="0"/>
           <w:numId w:val="3"/>
@@ -1461,6 +1526,7 @@
         <w:tabs>
           <w:tab w:val="left" w:pos="1125"/>
         </w:tabs>
+        <w:spacing w:lineRule="exact" w:line="360" w:before="0" w:after="0"/>
         <w:ind w:left="141" w:right="166" w:firstLine="705"/>
         <w:jc w:val="both"/>
         <w:rPr>
@@ -1469,6 +1535,7 @@
       </w:pPr>
       <w:r>
         <w:rPr>
+          <w:rFonts w:ascii="Times New Roman" w:hAnsi="Times New Roman"/>
           <w:sz w:val="28"/>
         </w:rPr>
         <w:t>Слить ветку «</w:t>
@@ -1476,6 +1543,7 @@
       <w:proofErr w:type="spellStart"/>
       <w:r>
         <w:rPr>
+          <w:rFonts w:ascii="Times New Roman" w:hAnsi="Times New Roman"/>
           <w:sz w:val="28"/>
         </w:rPr>
         <w:t>ProjectTemplate</w:t>
@@ -1483,12 +1551,14 @@
       <w:proofErr w:type="spellEnd"/>
       <w:r>
         <w:rPr>
+          <w:rFonts w:ascii="Times New Roman" w:hAnsi="Times New Roman"/>
           <w:sz w:val="28"/>
         </w:rPr>
         <w:t xml:space="preserve">» в мастер после одобрения </w:t>
       </w:r>
       <w:r>
         <w:rPr>
+          <w:rFonts w:ascii="Times New Roman" w:hAnsi="Times New Roman"/>
           <w:spacing w:val="-2"/>
           <w:sz w:val="28"/>
         </w:rPr>
@@ -1498,6 +1568,7 @@
     <w:p>
       <w:pPr>
         <w:pStyle w:val="a5"/>
+        <w:widowControl/>
         <w:numPr>
           <w:ilvl w:val="0"/>
           <w:numId w:val="3"/>
@@ -1505,6 +1576,7 @@
         <w:tabs>
           <w:tab w:val="left" w:pos="1125"/>
         </w:tabs>
+        <w:spacing w:lineRule="exact" w:line="360" w:before="0" w:after="0"/>
         <w:ind w:left="1125" w:hanging="279"/>
         <w:jc w:val="both"/>
         <w:rPr>
@@ -1513,132 +1585,19 @@
       </w:pPr>
       <w:r>
         <w:rPr>
-          <w:sz w:val="28"/>
-        </w:rPr>
-        <w:t>Проанализировать</w:t>
-      </w:r>
-      <w:r>
-        <w:rPr>
-          <w:spacing w:val="39"/>
-          <w:sz w:val="28"/>
-        </w:rPr>
-        <w:t xml:space="preserve"> </w:t>
-      </w:r>
-      <w:r>
-        <w:rPr>
-          <w:sz w:val="28"/>
-        </w:rPr>
-        <w:t>изменения</w:t>
-      </w:r>
-      <w:r>
-        <w:rPr>
-          <w:spacing w:val="41"/>
-          <w:sz w:val="28"/>
-        </w:rPr>
-        <w:t xml:space="preserve"> </w:t>
-      </w:r>
-      <w:r>
-        <w:rPr>
-          <w:sz w:val="28"/>
-        </w:rPr>
-        <w:t>в</w:t>
-      </w:r>
-      <w:r>
-        <w:rPr>
-          <w:spacing w:val="42"/>
-          <w:sz w:val="28"/>
-        </w:rPr>
-        <w:t xml:space="preserve"> </w:t>
-      </w:r>
-      <w:r>
-        <w:rPr>
-          <w:sz w:val="28"/>
-        </w:rPr>
-        <w:t>репозитории</w:t>
-      </w:r>
-      <w:r>
-        <w:rPr>
-          <w:spacing w:val="41"/>
-          <w:sz w:val="28"/>
-        </w:rPr>
-        <w:t xml:space="preserve"> </w:t>
-      </w:r>
-      <w:r>
-        <w:rPr>
-          <w:sz w:val="28"/>
-        </w:rPr>
-        <w:t>на</w:t>
-      </w:r>
-      <w:r>
-        <w:rPr>
-          <w:spacing w:val="42"/>
-          <w:sz w:val="28"/>
-        </w:rPr>
-        <w:t xml:space="preserve"> </w:t>
-      </w:r>
-      <w:proofErr w:type="spellStart"/>
-      <w:r>
-        <w:rPr>
-          <w:sz w:val="28"/>
-        </w:rPr>
-        <w:t>GitHub</w:t>
-      </w:r>
-      <w:proofErr w:type="spellEnd"/>
-      <w:r>
-        <w:rPr>
-          <w:spacing w:val="41"/>
-          <w:sz w:val="28"/>
-        </w:rPr>
-        <w:t xml:space="preserve"> </w:t>
-      </w:r>
-      <w:r>
-        <w:rPr>
-          <w:sz w:val="28"/>
-        </w:rPr>
-        <w:t>и</w:t>
-      </w:r>
-      <w:r>
-        <w:rPr>
-          <w:spacing w:val="42"/>
-          <w:sz w:val="28"/>
-        </w:rPr>
-        <w:t xml:space="preserve"> </w:t>
-      </w:r>
-      <w:r>
-        <w:rPr>
-          <w:spacing w:val="-2"/>
-          <w:sz w:val="28"/>
-        </w:rPr>
-        <w:t>оформить</w:t>
-      </w:r>
-    </w:p>
-    <w:p>
-      <w:pPr>
-        <w:pStyle w:val="a3"/>
-        <w:ind w:left="141"/>
-      </w:pPr>
-      <w:r>
-        <w:rPr>
-          <w:spacing w:val="-2"/>
-        </w:rPr>
-        <w:t>отчет.</w:t>
-      </w:r>
-    </w:p>
-    <w:p>
-      <w:pPr>
-        <w:pStyle w:val="a3"/>
-        <w:sectPr>
-          <w:footerReference w:type="default" r:id="rId7"/>
-          <w:pgSz w:w="11906" w:h="16838"/>
-          <w:pgMar w:top="1134" w:right="850" w:bottom="1134" w:left="1701" w:header="0" w:footer="650" w:gutter="0"/>
-          <w:pgNumType w:start="2"/>
-          <w:cols w:space="720"/>
-        </w:sectPr>
-      </w:pPr>
+          <w:rFonts w:ascii="Times New Roman" w:hAnsi="Times New Roman"/>
+          <w:sz w:val="28"/>
+        </w:rPr>
+        <w:t>Проанализировать изменения в репозитории на GitHub и оформить отчет.</w:t>
+      </w:r>
     </w:p>
     <w:p>
       <w:pPr>
         <w:pStyle w:val="1"/>
+        <w:keepNext/>
+        <w:keepLines/>
+        <w:pageBreakBefore/>
+        <w:widowControl/>
         <w:numPr>
           <w:ilvl w:val="0"/>
           <w:numId w:val="4"/>
@@ -1646,52 +1605,63 @@
         <w:tabs>
           <w:tab w:val="left" w:pos="1055"/>
         </w:tabs>
-        <w:ind w:left="1055" w:hanging="209"/>
-        <w:jc w:val="both"/>
-      </w:pPr>
-      <w:r>
-        <w:rPr>
+        <w:spacing w:lineRule="exact" w:line="360" w:before="0" w:after="360"/>
+        <w:ind w:left="0" w:firstLine="709"/>
+        <w:jc w:val="left"/>
+      </w:pPr>
+      <w:r>
+        <w:rPr>
+          <w:rFonts w:ascii="Times New Roman" w:hAnsi="Times New Roman"/>
+          <w:b/>
           <w:spacing w:val="-2"/>
+          <w:sz w:val="28"/>
         </w:rPr>
         <w:lastRenderedPageBreak/>
         <w:t>КРАТКИЕ</w:t>
       </w:r>
       <w:r>
         <w:rPr>
+          <w:rFonts w:ascii="Times New Roman" w:hAnsi="Times New Roman"/>
+          <w:b/>
           <w:spacing w:val="-12"/>
-        </w:rPr>
-        <w:t xml:space="preserve"> </w:t>
-      </w:r>
-      <w:r>
-        <w:rPr>
+          <w:sz w:val="28"/>
+        </w:rPr>
+        <w:t xml:space="preserve"> </w:t>
+      </w:r>
+      <w:r>
+        <w:rPr>
+          <w:rFonts w:ascii="Times New Roman" w:hAnsi="Times New Roman"/>
+          <w:b/>
           <w:spacing w:val="-2"/>
+          <w:sz w:val="28"/>
         </w:rPr>
         <w:t>ТЕОРЕТИЧЕСКИЕ</w:t>
       </w:r>
       <w:r>
         <w:rPr>
+          <w:rFonts w:ascii="Times New Roman" w:hAnsi="Times New Roman"/>
+          <w:b/>
           <w:spacing w:val="-11"/>
-        </w:rPr>
-        <w:t xml:space="preserve"> </w:t>
-      </w:r>
-      <w:r>
-        <w:rPr>
+          <w:sz w:val="28"/>
+        </w:rPr>
+        <w:t xml:space="preserve"> </w:t>
+      </w:r>
+      <w:r>
+        <w:rPr>
+          <w:rFonts w:ascii="Times New Roman" w:hAnsi="Times New Roman"/>
+          <w:b/>
           <w:spacing w:val="-2"/>
+          <w:sz w:val="28"/>
         </w:rPr>
         <w:t>СВЕДЕНИЯ</w:t>
       </w:r>
     </w:p>
     <w:p>
       <w:pPr>
-        <w:pStyle w:val="a3"/>
-        <w:rPr>
-          <w:b/>
-        </w:rPr>
-      </w:pPr>
-    </w:p>
-    <w:p>
-      <w:pPr>
         <w:pStyle w:val="2"/>
+        <w:keepNext/>
+        <w:keepLines/>
+        <w:widowControl/>
         <w:numPr>
           <w:ilvl w:val="1"/>
           <w:numId w:val="4"/>
@@ -1699,29 +1669,50 @@
         <w:tabs>
           <w:tab w:val="left" w:pos="1265"/>
         </w:tabs>
-        <w:ind w:left="1265" w:hanging="419"/>
-      </w:pPr>
-      <w:r>
+        <w:spacing w:lineRule="exact" w:line="360" w:before="0" w:after="360"/>
+        <w:ind w:left="0" w:firstLine="709"/>
+        <w:jc w:val="left"/>
+      </w:pPr>
+      <w:r>
+        <w:rPr>
+          <w:rFonts w:ascii="Times New Roman" w:hAnsi="Times New Roman"/>
+          <w:b/>
+          <w:sz w:val="28"/>
+        </w:rPr>
         <w:t>Системы</w:t>
       </w:r>
       <w:r>
         <w:rPr>
+          <w:rFonts w:ascii="Times New Roman" w:hAnsi="Times New Roman"/>
+          <w:b/>
           <w:spacing w:val="-4"/>
-        </w:rPr>
-        <w:t xml:space="preserve"> </w:t>
-      </w:r>
-      <w:r>
+          <w:sz w:val="28"/>
+        </w:rPr>
+        <w:t xml:space="preserve"> </w:t>
+      </w:r>
+      <w:r>
+        <w:rPr>
+          <w:rFonts w:ascii="Times New Roman" w:hAnsi="Times New Roman"/>
+          <w:b/>
+          <w:sz w:val="28"/>
+        </w:rPr>
         <w:t>контроля</w:t>
       </w:r>
       <w:r>
         <w:rPr>
+          <w:rFonts w:ascii="Times New Roman" w:hAnsi="Times New Roman"/>
+          <w:b/>
           <w:spacing w:val="-3"/>
-        </w:rPr>
-        <w:t xml:space="preserve"> </w:t>
-      </w:r>
-      <w:r>
-        <w:rPr>
+          <w:sz w:val="28"/>
+        </w:rPr>
+        <w:t xml:space="preserve"> </w:t>
+      </w:r>
+      <w:r>
+        <w:rPr>
+          <w:rFonts w:ascii="Times New Roman" w:hAnsi="Times New Roman"/>
+          <w:b/>
           <w:spacing w:val="-2"/>
+          <w:sz w:val="28"/>
         </w:rPr>
         <w:t>версий</w:t>
       </w:r>
@@ -1729,101 +1720,149 @@
     <w:p>
       <w:pPr>
         <w:pStyle w:val="a3"/>
-        <w:rPr>
-          <w:b/>
-        </w:rPr>
-      </w:pPr>
-    </w:p>
-    <w:p>
-      <w:pPr>
-        <w:pStyle w:val="a3"/>
-        <w:ind w:left="141" w:right="153" w:firstLine="705"/>
+        <w:widowControl/>
+        <w:spacing w:lineRule="exact" w:line="360" w:before="0" w:after="0"/>
+        <w:ind w:left="0" w:right="153" w:firstLine="709"/>
         <w:jc w:val="both"/>
       </w:pPr>
       <w:r>
+        <w:rPr>
+          <w:rFonts w:ascii="Times New Roman" w:hAnsi="Times New Roman"/>
+          <w:sz w:val="28"/>
+        </w:rPr>
         <w:t>Система контроля версий (VCS) – программное обеспечение для отслеживания изменений файлов, сохранения истории и совместной работы над проектом. Основная задача VCS –</w:t>
       </w:r>
       <w:r>
         <w:rPr>
+          <w:rFonts w:ascii="Times New Roman" w:hAnsi="Times New Roman"/>
           <w:spacing w:val="-8"/>
-        </w:rPr>
-        <w:t xml:space="preserve"> </w:t>
-      </w:r>
-      <w:r>
+          <w:sz w:val="28"/>
+        </w:rPr>
+        <w:t xml:space="preserve"> </w:t>
+      </w:r>
+      <w:r>
+        <w:rPr>
+          <w:rFonts w:ascii="Times New Roman" w:hAnsi="Times New Roman"/>
+          <w:sz w:val="28"/>
+        </w:rPr>
         <w:t>фиксировать</w:t>
       </w:r>
       <w:r>
         <w:rPr>
+          <w:rFonts w:ascii="Times New Roman" w:hAnsi="Times New Roman"/>
           <w:spacing w:val="-8"/>
-        </w:rPr>
-        <w:t xml:space="preserve"> </w:t>
-      </w:r>
-      <w:r>
+          <w:sz w:val="28"/>
+        </w:rPr>
+        <w:t xml:space="preserve"> </w:t>
+      </w:r>
+      <w:r>
+        <w:rPr>
+          <w:rFonts w:ascii="Times New Roman" w:hAnsi="Times New Roman"/>
+          <w:sz w:val="28"/>
+        </w:rPr>
         <w:t>состояние</w:t>
       </w:r>
       <w:r>
         <w:rPr>
+          <w:rFonts w:ascii="Times New Roman" w:hAnsi="Times New Roman"/>
           <w:spacing w:val="-8"/>
-        </w:rPr>
-        <w:t xml:space="preserve"> </w:t>
-      </w:r>
-      <w:r>
+          <w:sz w:val="28"/>
+        </w:rPr>
+        <w:t xml:space="preserve"> </w:t>
+      </w:r>
+      <w:r>
+        <w:rPr>
+          <w:rFonts w:ascii="Times New Roman" w:hAnsi="Times New Roman"/>
+          <w:sz w:val="28"/>
+        </w:rPr>
         <w:t>проекта,</w:t>
       </w:r>
       <w:r>
         <w:rPr>
+          <w:rFonts w:ascii="Times New Roman" w:hAnsi="Times New Roman"/>
           <w:spacing w:val="-8"/>
-        </w:rPr>
-        <w:t xml:space="preserve"> </w:t>
-      </w:r>
-      <w:r>
+          <w:sz w:val="28"/>
+        </w:rPr>
+        <w:t xml:space="preserve"> </w:t>
+      </w:r>
+      <w:r>
+        <w:rPr>
+          <w:rFonts w:ascii="Times New Roman" w:hAnsi="Times New Roman"/>
+          <w:sz w:val="28"/>
+        </w:rPr>
         <w:t>чтобы можно было вернуться к предыдущим версиям и выявить, кем и когда была внесена модификация.</w:t>
       </w:r>
     </w:p>
     <w:p>
       <w:pPr>
         <w:pStyle w:val="a3"/>
-        <w:ind w:left="141" w:right="157" w:firstLine="705"/>
+        <w:widowControl/>
+        <w:spacing w:lineRule="exact" w:line="360" w:before="0" w:after="0"/>
+        <w:ind w:left="0" w:right="157" w:firstLine="709"/>
         <w:jc w:val="both"/>
       </w:pPr>
       <w:r>
+        <w:rPr>
+          <w:rFonts w:ascii="Times New Roman" w:hAnsi="Times New Roman"/>
+          <w:sz w:val="28"/>
+        </w:rPr>
         <w:t>VCS делятся на централизованные (SVN, CVS) – с единственным центральным репозиторием, и распределенные (</w:t>
       </w:r>
       <w:proofErr w:type="spellStart"/>
       <w:r>
+        <w:rPr>
+          <w:rFonts w:ascii="Times New Roman" w:hAnsi="Times New Roman"/>
+          <w:sz w:val="28"/>
+        </w:rPr>
         <w:t>Git</w:t>
       </w:r>
       <w:proofErr w:type="spellEnd"/>
       <w:r>
+        <w:rPr>
+          <w:rFonts w:ascii="Times New Roman" w:hAnsi="Times New Roman"/>
+          <w:sz w:val="28"/>
+        </w:rPr>
         <w:t xml:space="preserve">, </w:t>
       </w:r>
       <w:proofErr w:type="spellStart"/>
       <w:r>
+        <w:rPr>
+          <w:rFonts w:ascii="Times New Roman" w:hAnsi="Times New Roman"/>
+          <w:sz w:val="28"/>
+        </w:rPr>
         <w:t>Mercurial</w:t>
       </w:r>
       <w:proofErr w:type="spellEnd"/>
       <w:r>
+        <w:rPr>
+          <w:rFonts w:ascii="Times New Roman" w:hAnsi="Times New Roman"/>
+          <w:sz w:val="28"/>
+        </w:rPr>
         <w:t>) – где каждый разработчик имеет полную локальную копию репозитория с историей.</w:t>
       </w:r>
     </w:p>
     <w:p>
       <w:pPr>
         <w:pStyle w:val="a3"/>
-        <w:ind w:left="141" w:right="162" w:firstLine="705"/>
+        <w:widowControl/>
+        <w:spacing w:lineRule="exact" w:line="360" w:before="0" w:after="0"/>
+        <w:ind w:left="0" w:right="162" w:firstLine="709"/>
         <w:jc w:val="both"/>
       </w:pPr>
       <w:r>
+        <w:rPr>
+          <w:rFonts w:ascii="Times New Roman" w:hAnsi="Times New Roman"/>
+          <w:sz w:val="28"/>
+        </w:rPr>
         <w:t>Распределенный подход обеспечивает автономную работу и синхронизацию с другими репозиториями только при необходимости.</w:t>
       </w:r>
     </w:p>
     <w:p>
       <w:pPr>
-        <w:pStyle w:val="a3"/>
-      </w:pPr>
-    </w:p>
-    <w:p>
-      <w:pPr>
         <w:pStyle w:val="2"/>
+        <w:keepNext/>
+        <w:keepLines/>
+        <w:widowControl/>
         <w:numPr>
           <w:ilvl w:val="1"/>
           <w:numId w:val="4"/>
@@ -1831,40 +1870,69 @@
         <w:tabs>
           <w:tab w:val="left" w:pos="1265"/>
         </w:tabs>
-        <w:ind w:left="1265" w:hanging="419"/>
+        <w:spacing w:lineRule="exact" w:line="360" w:before="0" w:after="360"/>
+        <w:ind w:left="0" w:firstLine="709"/>
+        <w:jc w:val="left"/>
       </w:pPr>
       <w:proofErr w:type="spellStart"/>
       <w:r>
+        <w:rPr>
+          <w:rFonts w:ascii="Times New Roman" w:hAnsi="Times New Roman"/>
+          <w:b/>
+          <w:sz w:val="28"/>
+        </w:rPr>
         <w:t>Git</w:t>
       </w:r>
       <w:proofErr w:type="spellEnd"/>
       <w:r>
         <w:rPr>
+          <w:rFonts w:ascii="Times New Roman" w:hAnsi="Times New Roman"/>
+          <w:b/>
           <w:spacing w:val="-4"/>
-        </w:rPr>
-        <w:t xml:space="preserve"> </w:t>
-      </w:r>
-      <w:r>
+          <w:sz w:val="28"/>
+        </w:rPr>
+        <w:t xml:space="preserve"> </w:t>
+      </w:r>
+      <w:r>
+        <w:rPr>
+          <w:rFonts w:ascii="Times New Roman" w:hAnsi="Times New Roman"/>
+          <w:b/>
+          <w:sz w:val="28"/>
+        </w:rPr>
         <w:t>и</w:t>
       </w:r>
       <w:r>
         <w:rPr>
+          <w:rFonts w:ascii="Times New Roman" w:hAnsi="Times New Roman"/>
+          <w:b/>
           <w:spacing w:val="-3"/>
-        </w:rPr>
-        <w:t xml:space="preserve"> </w:t>
-      </w:r>
-      <w:r>
+          <w:sz w:val="28"/>
+        </w:rPr>
+        <w:t xml:space="preserve"> </w:t>
+      </w:r>
+      <w:r>
+        <w:rPr>
+          <w:rFonts w:ascii="Times New Roman" w:hAnsi="Times New Roman"/>
+          <w:b/>
+          <w:sz w:val="28"/>
+        </w:rPr>
         <w:t>его</w:t>
       </w:r>
       <w:r>
         <w:rPr>
+          <w:rFonts w:ascii="Times New Roman" w:hAnsi="Times New Roman"/>
+          <w:b/>
           <w:spacing w:val="-3"/>
-        </w:rPr>
-        <w:t xml:space="preserve"> </w:t>
-      </w:r>
-      <w:r>
-        <w:rPr>
+          <w:sz w:val="28"/>
+        </w:rPr>
+        <w:t xml:space="preserve"> </w:t>
+      </w:r>
+      <w:r>
+        <w:rPr>
+          <w:rFonts w:ascii="Times New Roman" w:hAnsi="Times New Roman"/>
+          <w:b/>
           <w:spacing w:val="-2"/>
+          <w:sz w:val="28"/>
         </w:rPr>
         <w:t>особенности</w:t>
       </w:r>
@@ -1872,85 +1940,129 @@
     <w:p>
       <w:pPr>
         <w:pStyle w:val="a3"/>
-        <w:rPr>
-          <w:b/>
-        </w:rPr>
-      </w:pPr>
-    </w:p>
-    <w:p>
-      <w:pPr>
-        <w:pStyle w:val="a3"/>
-        <w:ind w:left="141" w:right="164" w:firstLine="705"/>
+        <w:widowControl/>
+        <w:spacing w:lineRule="exact" w:line="360" w:before="0" w:after="0"/>
+        <w:ind w:left="0" w:right="164" w:firstLine="709"/>
         <w:jc w:val="both"/>
       </w:pPr>
       <w:proofErr w:type="spellStart"/>
       <w:r>
+        <w:rPr>
+          <w:rFonts w:ascii="Times New Roman" w:hAnsi="Times New Roman"/>
+          <w:sz w:val="28"/>
+        </w:rPr>
         <w:t>Git</w:t>
       </w:r>
       <w:proofErr w:type="spellEnd"/>
       <w:r>
+        <w:rPr>
+          <w:rFonts w:ascii="Times New Roman" w:hAnsi="Times New Roman"/>
+          <w:sz w:val="28"/>
+        </w:rPr>
         <w:t xml:space="preserve"> – распределенная система контроля версий, созданная </w:t>
       </w:r>
       <w:proofErr w:type="spellStart"/>
       <w:r>
+        <w:rPr>
+          <w:rFonts w:ascii="Times New Roman" w:hAnsi="Times New Roman"/>
+          <w:sz w:val="28"/>
+        </w:rPr>
         <w:t>Линусом</w:t>
       </w:r>
       <w:proofErr w:type="spellEnd"/>
       <w:r>
+        <w:rPr>
+          <w:rFonts w:ascii="Times New Roman" w:hAnsi="Times New Roman"/>
+          <w:sz w:val="28"/>
+        </w:rPr>
         <w:t xml:space="preserve"> </w:t>
       </w:r>
       <w:proofErr w:type="spellStart"/>
       <w:r>
+        <w:rPr>
+          <w:rFonts w:ascii="Times New Roman" w:hAnsi="Times New Roman"/>
+          <w:sz w:val="28"/>
+        </w:rPr>
         <w:t>Торвальдсом</w:t>
       </w:r>
       <w:proofErr w:type="spellEnd"/>
       <w:r>
+        <w:rPr>
+          <w:rFonts w:ascii="Times New Roman" w:hAnsi="Times New Roman"/>
+          <w:sz w:val="28"/>
+        </w:rPr>
         <w:t xml:space="preserve">. </w:t>
       </w:r>
       <w:proofErr w:type="spellStart"/>
       <w:r>
+        <w:rPr>
+          <w:rFonts w:ascii="Times New Roman" w:hAnsi="Times New Roman"/>
+          <w:sz w:val="28"/>
+        </w:rPr>
         <w:t>Git</w:t>
       </w:r>
       <w:proofErr w:type="spellEnd"/>
       <w:r>
+        <w:rPr>
+          <w:rFonts w:ascii="Times New Roman" w:hAnsi="Times New Roman"/>
+          <w:sz w:val="28"/>
+        </w:rPr>
         <w:t xml:space="preserve"> стал стандартом в современной разработке благодаря гибкости, скорости и поддержке ветвления.</w:t>
       </w:r>
     </w:p>
     <w:p>
       <w:pPr>
         <w:pStyle w:val="a3"/>
-        <w:ind w:left="846"/>
+        <w:widowControl/>
+        <w:spacing w:lineRule="exact" w:line="360" w:before="0" w:after="0"/>
+        <w:ind w:left="0" w:firstLine="709"/>
         <w:jc w:val="both"/>
       </w:pPr>
       <w:r>
+        <w:rPr>
+          <w:rFonts w:ascii="Times New Roman" w:hAnsi="Times New Roman"/>
+          <w:sz w:val="28"/>
+        </w:rPr>
         <w:t>Ключевые</w:t>
       </w:r>
       <w:r>
         <w:rPr>
+          <w:rFonts w:ascii="Times New Roman" w:hAnsi="Times New Roman"/>
           <w:spacing w:val="-3"/>
-        </w:rPr>
-        <w:t xml:space="preserve"> </w:t>
-      </w:r>
-      <w:r>
+          <w:sz w:val="28"/>
+        </w:rPr>
+        <w:t xml:space="preserve"> </w:t>
+      </w:r>
+      <w:r>
+        <w:rPr>
+          <w:rFonts w:ascii="Times New Roman" w:hAnsi="Times New Roman"/>
+          <w:sz w:val="28"/>
+        </w:rPr>
         <w:t>особенности</w:t>
       </w:r>
       <w:r>
         <w:rPr>
+          <w:rFonts w:ascii="Times New Roman" w:hAnsi="Times New Roman"/>
           <w:spacing w:val="-2"/>
+          <w:sz w:val="28"/>
         </w:rPr>
         <w:t xml:space="preserve"> </w:t>
       </w:r>
       <w:proofErr w:type="spellStart"/>
       <w:r>
         <w:rPr>
+          <w:rFonts w:ascii="Times New Roman" w:hAnsi="Times New Roman"/>
           <w:spacing w:val="-4"/>
+          <w:sz w:val="28"/>
         </w:rPr>
         <w:t>Git</w:t>
       </w:r>
       <w:proofErr w:type="spellEnd"/>
       <w:r>
         <w:rPr>
+          <w:rFonts w:ascii="Times New Roman" w:hAnsi="Times New Roman"/>
           <w:spacing w:val="-4"/>
+          <w:sz w:val="28"/>
         </w:rPr>
         <w:t>:</w:t>
       </w:r>
@@ -1958,6 +2070,7 @@
     <w:p>
       <w:pPr>
         <w:pStyle w:val="a5"/>
+        <w:widowControl/>
         <w:numPr>
           <w:ilvl w:val="2"/>
           <w:numId w:val="4"/>
@@ -1965,6 +2078,7 @@
         <w:tabs>
           <w:tab w:val="left" w:pos="1100"/>
         </w:tabs>
+        <w:spacing w:lineRule="exact" w:line="360" w:before="0" w:after="0"/>
         <w:ind w:left="142" w:right="161" w:firstLine="705"/>
         <w:jc w:val="both"/>
         <w:rPr>
@@ -1973,6 +2087,7 @@
       </w:pPr>
       <w:r>
         <w:rPr>
+          <w:rFonts w:ascii="Times New Roman" w:hAnsi="Times New Roman"/>
           <w:sz w:val="28"/>
         </w:rPr>
         <w:t>локальность операций: почти все действия (коммит, история, ветки, слияние) выполняются без сетевого подключения;</w:t>
@@ -1981,6 +2096,7 @@
     <w:p>
       <w:pPr>
         <w:pStyle w:val="a5"/>
+        <w:widowControl/>
         <w:numPr>
           <w:ilvl w:val="2"/>
           <w:numId w:val="4"/>
@@ -1988,6 +2104,7 @@
         <w:tabs>
           <w:tab w:val="left" w:pos="1145"/>
         </w:tabs>
+        <w:spacing w:lineRule="exact" w:line="360" w:before="0" w:after="0"/>
         <w:ind w:left="142" w:right="161" w:firstLine="705"/>
         <w:jc w:val="both"/>
         <w:rPr>
@@ -1996,6 +2113,7 @@
       </w:pPr>
       <w:r>
         <w:rPr>
+          <w:rFonts w:ascii="Times New Roman" w:hAnsi="Times New Roman"/>
           <w:sz w:val="28"/>
         </w:rPr>
         <w:t xml:space="preserve">снимки, а не различия: </w:t>
@@ -2003,6 +2121,7 @@
       <w:proofErr w:type="spellStart"/>
       <w:r>
         <w:rPr>
+          <w:rFonts w:ascii="Times New Roman" w:hAnsi="Times New Roman"/>
           <w:sz w:val="28"/>
         </w:rPr>
         <w:t>Git</w:t>
@@ -2010,12 +2129,14 @@
       <w:proofErr w:type="spellEnd"/>
       <w:r>
         <w:rPr>
+          <w:rFonts w:ascii="Times New Roman" w:hAnsi="Times New Roman"/>
           <w:sz w:val="28"/>
         </w:rPr>
         <w:t xml:space="preserve"> сохраняет полный снимок файлов на момент коммита, а для не изменившихся</w:t>
       </w:r>
       <w:r>
         <w:rPr>
+          <w:rFonts w:ascii="Times New Roman" w:hAnsi="Times New Roman"/>
           <w:spacing w:val="40"/>
           <w:sz w:val="28"/>
         </w:rPr>
@@ -2023,6 +2144,7 @@
       </w:r>
       <w:r>
         <w:rPr>
+          <w:rFonts w:ascii="Times New Roman" w:hAnsi="Times New Roman"/>
           <w:sz w:val="28"/>
         </w:rPr>
         <w:t>ссылку на предыдущую версию;</w:t>
@@ -2031,6 +2153,7 @@
     <w:p>
       <w:pPr>
         <w:pStyle w:val="a5"/>
+        <w:widowControl/>
         <w:numPr>
           <w:ilvl w:val="2"/>
           <w:numId w:val="4"/>
@@ -2038,6 +2161,7 @@
         <w:tabs>
           <w:tab w:val="left" w:pos="1085"/>
         </w:tabs>
+        <w:spacing w:lineRule="exact" w:line="360" w:before="0" w:after="0"/>
         <w:ind w:left="142" w:right="154" w:firstLine="705"/>
         <w:jc w:val="both"/>
         <w:rPr>
@@ -2046,6 +2170,7 @@
       </w:pPr>
       <w:r>
         <w:rPr>
+          <w:rFonts w:ascii="Times New Roman" w:hAnsi="Times New Roman"/>
           <w:sz w:val="28"/>
         </w:rPr>
         <w:t xml:space="preserve">легкое ветвление: </w:t>
@@ -2053,6 +2178,7 @@
       <w:proofErr w:type="gramStart"/>
       <w:r>
         <w:rPr>
+          <w:rFonts w:ascii="Times New Roman" w:hAnsi="Times New Roman"/>
           <w:sz w:val="28"/>
         </w:rPr>
         <w:t>ветки это</w:t>
@@ -2060,6 +2186,7 @@
       <w:proofErr w:type="gramEnd"/>
       <w:r>
         <w:rPr>
+          <w:rFonts w:ascii="Times New Roman" w:hAnsi="Times New Roman"/>
           <w:sz w:val="28"/>
         </w:rPr>
         <w:t xml:space="preserve"> указатели на коммиты, поэтому создание и слияние выполняются быстро;</w:t>
@@ -2068,6 +2195,7 @@
     <w:p>
       <w:pPr>
         <w:pStyle w:val="a5"/>
+        <w:widowControl/>
         <w:numPr>
           <w:ilvl w:val="2"/>
           <w:numId w:val="4"/>
@@ -2075,6 +2203,7 @@
         <w:tabs>
           <w:tab w:val="left" w:pos="1205"/>
         </w:tabs>
+        <w:spacing w:lineRule="exact" w:line="360" w:before="0" w:after="0"/>
         <w:ind w:left="142" w:right="159" w:firstLine="705"/>
         <w:jc w:val="both"/>
         <w:rPr>
@@ -2083,6 +2212,7 @@
       </w:pPr>
       <w:r>
         <w:rPr>
+          <w:rFonts w:ascii="Times New Roman" w:hAnsi="Times New Roman"/>
           <w:sz w:val="28"/>
         </w:rPr>
         <w:t>три состояния файлов: измененный (</w:t>
@@ -2090,6 +2220,7 @@
       <w:proofErr w:type="spellStart"/>
       <w:r>
         <w:rPr>
+          <w:rFonts w:ascii="Times New Roman" w:hAnsi="Times New Roman"/>
           <w:sz w:val="28"/>
         </w:rPr>
         <w:t>modified</w:t>
@@ -2097,6 +2228,7 @@
       <w:proofErr w:type="spellEnd"/>
       <w:r>
         <w:rPr>
+          <w:rFonts w:ascii="Times New Roman" w:hAnsi="Times New Roman"/>
           <w:sz w:val="28"/>
         </w:rPr>
         <w:t>), подготовленный (</w:t>
@@ -2104,6 +2236,7 @@
       <w:proofErr w:type="spellStart"/>
       <w:r>
         <w:rPr>
+          <w:rFonts w:ascii="Times New Roman" w:hAnsi="Times New Roman"/>
           <w:sz w:val="28"/>
         </w:rPr>
         <w:t>staged</w:t>
@@ -2111,6 +2244,7 @@
       <w:proofErr w:type="spellEnd"/>
       <w:r>
         <w:rPr>
+          <w:rFonts w:ascii="Times New Roman" w:hAnsi="Times New Roman"/>
           <w:sz w:val="28"/>
         </w:rPr>
         <w:t>) и зафиксированный (</w:t>
@@ -2118,6 +2252,7 @@
       <w:proofErr w:type="spellStart"/>
       <w:r>
         <w:rPr>
+          <w:rFonts w:ascii="Times New Roman" w:hAnsi="Times New Roman"/>
           <w:sz w:val="28"/>
         </w:rPr>
         <w:t>committed</w:t>
@@ -2125,6 +2260,7 @@
       <w:proofErr w:type="spellEnd"/>
       <w:r>
         <w:rPr>
+          <w:rFonts w:ascii="Times New Roman" w:hAnsi="Times New Roman"/>
           <w:sz w:val="28"/>
         </w:rPr>
         <w:t>);</w:t>
@@ -2133,6 +2269,7 @@
     <w:p>
       <w:pPr>
         <w:pStyle w:val="a5"/>
+        <w:widowControl/>
         <w:numPr>
           <w:ilvl w:val="2"/>
           <w:numId w:val="4"/>
@@ -2140,6 +2277,7 @@
         <w:tabs>
           <w:tab w:val="left" w:pos="1235"/>
         </w:tabs>
+        <w:spacing w:lineRule="exact" w:line="360" w:before="0" w:after="0"/>
         <w:ind w:left="142" w:right="153" w:firstLine="705"/>
         <w:jc w:val="both"/>
         <w:rPr>
@@ -2148,6 +2286,7 @@
       </w:pPr>
       <w:r>
         <w:rPr>
+          <w:rFonts w:ascii="Times New Roman" w:hAnsi="Times New Roman"/>
           <w:sz w:val="28"/>
         </w:rPr>
         <w:t>область подготовки (</w:t>
@@ -2155,6 +2294,7 @@
       <w:proofErr w:type="spellStart"/>
       <w:r>
         <w:rPr>
+          <w:rFonts w:ascii="Times New Roman" w:hAnsi="Times New Roman"/>
           <w:sz w:val="28"/>
         </w:rPr>
         <w:t>staging</w:t>
@@ -2162,6 +2302,7 @@
       <w:proofErr w:type="spellEnd"/>
       <w:r>
         <w:rPr>
+          <w:rFonts w:ascii="Times New Roman" w:hAnsi="Times New Roman"/>
           <w:sz w:val="28"/>
         </w:rPr>
         <w:t xml:space="preserve"> </w:t>
@@ -2169,6 +2310,7 @@
       <w:proofErr w:type="spellStart"/>
       <w:r>
         <w:rPr>
+          <w:rFonts w:ascii="Times New Roman" w:hAnsi="Times New Roman"/>
           <w:sz w:val="28"/>
         </w:rPr>
         <w:t>area</w:t>
@@ -2176,6 +2318,7 @@
       <w:proofErr w:type="spellEnd"/>
       <w:r>
         <w:rPr>
+          <w:rFonts w:ascii="Times New Roman" w:hAnsi="Times New Roman"/>
           <w:sz w:val="28"/>
         </w:rPr>
         <w:t>): позволяет выбирать, какие изменения войдут в следующий коммит.</w:t>
@@ -2183,12 +2326,10 @@
     </w:p>
     <w:p>
       <w:pPr>
-        <w:pStyle w:val="a3"/>
-      </w:pPr>
-    </w:p>
-    <w:p>
-      <w:pPr>
         <w:pStyle w:val="2"/>
+        <w:keepNext/>
+        <w:keepLines/>
+        <w:widowControl/>
         <w:numPr>
           <w:ilvl w:val="1"/>
           <w:numId w:val="4"/>
@@ -2196,48 +2337,85 @@
         <w:tabs>
           <w:tab w:val="left" w:pos="1265"/>
         </w:tabs>
-        <w:ind w:left="1265" w:hanging="419"/>
-      </w:pPr>
-      <w:r>
+        <w:spacing w:lineRule="exact" w:line="360" w:before="0" w:after="360"/>
+        <w:ind w:left="0" w:firstLine="709"/>
+        <w:jc w:val="left"/>
+      </w:pPr>
+      <w:r>
+        <w:rPr>
+          <w:rFonts w:ascii="Times New Roman" w:hAnsi="Times New Roman"/>
+          <w:b/>
+          <w:sz w:val="28"/>
+        </w:rPr>
         <w:t>Основные</w:t>
       </w:r>
       <w:r>
         <w:rPr>
+          <w:rFonts w:ascii="Times New Roman" w:hAnsi="Times New Roman"/>
+          <w:b/>
           <w:spacing w:val="-7"/>
-        </w:rPr>
-        <w:t xml:space="preserve"> </w:t>
-      </w:r>
-      <w:r>
+          <w:sz w:val="28"/>
+        </w:rPr>
+        <w:t xml:space="preserve"> </w:t>
+      </w:r>
+      <w:r>
+        <w:rPr>
+          <w:rFonts w:ascii="Times New Roman" w:hAnsi="Times New Roman"/>
+          <w:b/>
+          <w:sz w:val="28"/>
+        </w:rPr>
         <w:t>приемы</w:t>
       </w:r>
       <w:r>
         <w:rPr>
+          <w:rFonts w:ascii="Times New Roman" w:hAnsi="Times New Roman"/>
+          <w:b/>
           <w:spacing w:val="-5"/>
-        </w:rPr>
-        <w:t xml:space="preserve"> </w:t>
-      </w:r>
-      <w:r>
+          <w:sz w:val="28"/>
+        </w:rPr>
+        <w:t xml:space="preserve"> </w:t>
+      </w:r>
+      <w:r>
+        <w:rPr>
+          <w:rFonts w:ascii="Times New Roman" w:hAnsi="Times New Roman"/>
+          <w:b/>
+          <w:sz w:val="28"/>
+        </w:rPr>
         <w:t>работы</w:t>
       </w:r>
       <w:r>
         <w:rPr>
+          <w:rFonts w:ascii="Times New Roman" w:hAnsi="Times New Roman"/>
+          <w:b/>
           <w:spacing w:val="-5"/>
-        </w:rPr>
-        <w:t xml:space="preserve"> </w:t>
-      </w:r>
-      <w:r>
+          <w:sz w:val="28"/>
+        </w:rPr>
+        <w:t xml:space="preserve"> </w:t>
+      </w:r>
+      <w:r>
+        <w:rPr>
+          <w:rFonts w:ascii="Times New Roman" w:hAnsi="Times New Roman"/>
+          <w:b/>
+          <w:sz w:val="28"/>
+        </w:rPr>
         <w:t>с</w:t>
       </w:r>
       <w:r>
         <w:rPr>
+          <w:rFonts w:ascii="Times New Roman" w:hAnsi="Times New Roman"/>
+          <w:b/>
           <w:spacing w:val="-4"/>
+          <w:sz w:val="28"/>
         </w:rPr>
         <w:t xml:space="preserve"> </w:t>
       </w:r>
       <w:proofErr w:type="spellStart"/>
       <w:r>
         <w:rPr>
+          <w:rFonts w:ascii="Times New Roman" w:hAnsi="Times New Roman"/>
+          <w:b/>
           <w:spacing w:val="-5"/>
+          <w:sz w:val="28"/>
         </w:rPr>
         <w:t>Git</w:t>
       </w:r>
@@ -2246,84 +2424,123 @@
     <w:p>
       <w:pPr>
         <w:pStyle w:val="a3"/>
-        <w:rPr>
-          <w:b/>
-        </w:rPr>
-      </w:pPr>
-    </w:p>
-    <w:p>
-      <w:pPr>
-        <w:pStyle w:val="a3"/>
-        <w:ind w:left="846"/>
-      </w:pPr>
-      <w:r>
+        <w:widowControl/>
+        <w:spacing w:lineRule="exact" w:line="360" w:before="0" w:after="0"/>
+        <w:ind w:left="0" w:firstLine="709"/>
+        <w:jc w:val="both"/>
+      </w:pPr>
+      <w:r>
+        <w:rPr>
+          <w:rFonts w:ascii="Times New Roman" w:hAnsi="Times New Roman"/>
+          <w:sz w:val="28"/>
+        </w:rPr>
         <w:t>Основной</w:t>
       </w:r>
       <w:r>
         <w:rPr>
+          <w:rFonts w:ascii="Times New Roman" w:hAnsi="Times New Roman"/>
           <w:spacing w:val="-6"/>
-        </w:rPr>
-        <w:t xml:space="preserve"> </w:t>
-      </w:r>
-      <w:r>
+          <w:sz w:val="28"/>
+        </w:rPr>
+        <w:t xml:space="preserve"> </w:t>
+      </w:r>
+      <w:r>
+        <w:rPr>
+          <w:rFonts w:ascii="Times New Roman" w:hAnsi="Times New Roman"/>
+          <w:sz w:val="28"/>
+        </w:rPr>
         <w:t>цикл</w:t>
       </w:r>
       <w:r>
         <w:rPr>
+          <w:rFonts w:ascii="Times New Roman" w:hAnsi="Times New Roman"/>
           <w:spacing w:val="-4"/>
-        </w:rPr>
-        <w:t xml:space="preserve"> </w:t>
-      </w:r>
-      <w:r>
+          <w:sz w:val="28"/>
+        </w:rPr>
+        <w:t xml:space="preserve"> </w:t>
+      </w:r>
+      <w:r>
+        <w:rPr>
+          <w:rFonts w:ascii="Times New Roman" w:hAnsi="Times New Roman"/>
+          <w:sz w:val="28"/>
+        </w:rPr>
         <w:t>работы</w:t>
       </w:r>
       <w:r>
         <w:rPr>
+          <w:rFonts w:ascii="Times New Roman" w:hAnsi="Times New Roman"/>
           <w:spacing w:val="-4"/>
-        </w:rPr>
-        <w:t xml:space="preserve"> </w:t>
-      </w:r>
-      <w:r>
+          <w:sz w:val="28"/>
+        </w:rPr>
+        <w:t xml:space="preserve"> </w:t>
+      </w:r>
+      <w:r>
+        <w:rPr>
+          <w:rFonts w:ascii="Times New Roman" w:hAnsi="Times New Roman"/>
+          <w:sz w:val="28"/>
+        </w:rPr>
         <w:t>с</w:t>
       </w:r>
       <w:r>
         <w:rPr>
+          <w:rFonts w:ascii="Times New Roman" w:hAnsi="Times New Roman"/>
           <w:spacing w:val="-3"/>
+          <w:sz w:val="28"/>
         </w:rPr>
         <w:t xml:space="preserve"> </w:t>
       </w:r>
       <w:proofErr w:type="spellStart"/>
       <w:r>
+        <w:rPr>
+          <w:rFonts w:ascii="Times New Roman" w:hAnsi="Times New Roman"/>
+          <w:sz w:val="28"/>
+        </w:rPr>
         <w:t>Git</w:t>
       </w:r>
       <w:proofErr w:type="spellEnd"/>
       <w:r>
         <w:rPr>
+          <w:rFonts w:ascii="Times New Roman" w:hAnsi="Times New Roman"/>
           <w:spacing w:val="-4"/>
-        </w:rPr>
-        <w:t xml:space="preserve"> </w:t>
-      </w:r>
-      <w:r>
+          <w:sz w:val="28"/>
+        </w:rPr>
+        <w:t xml:space="preserve"> </w:t>
+      </w:r>
+      <w:r>
+        <w:rPr>
+          <w:rFonts w:ascii="Times New Roman" w:hAnsi="Times New Roman"/>
+          <w:sz w:val="28"/>
+        </w:rPr>
         <w:t>включает</w:t>
       </w:r>
       <w:r>
         <w:rPr>
+          <w:rFonts w:ascii="Times New Roman" w:hAnsi="Times New Roman"/>
           <w:spacing w:val="-4"/>
-        </w:rPr>
-        <w:t xml:space="preserve"> </w:t>
-      </w:r>
-      <w:r>
+          <w:sz w:val="28"/>
+        </w:rPr>
+        <w:t xml:space="preserve"> </w:t>
+      </w:r>
+      <w:r>
+        <w:rPr>
+          <w:rFonts w:ascii="Times New Roman" w:hAnsi="Times New Roman"/>
+          <w:sz w:val="28"/>
+        </w:rPr>
         <w:t>следующие</w:t>
       </w:r>
       <w:r>
         <w:rPr>
+          <w:rFonts w:ascii="Times New Roman" w:hAnsi="Times New Roman"/>
           <w:spacing w:val="-3"/>
-        </w:rPr>
-        <w:t xml:space="preserve"> </w:t>
-      </w:r>
-      <w:r>
-        <w:rPr>
+          <w:sz w:val="28"/>
+        </w:rPr>
+        <w:t xml:space="preserve"> </w:t>
+      </w:r>
+      <w:r>
+        <w:rPr>
+          <w:rFonts w:ascii="Times New Roman" w:hAnsi="Times New Roman"/>
           <w:spacing w:val="-2"/>
+          <w:sz w:val="28"/>
         </w:rPr>
         <w:t>этапы:</w:t>
       </w:r>
@@ -2331,6 +2548,7 @@
     <w:p>
       <w:pPr>
         <w:pStyle w:val="a5"/>
+        <w:widowControl/>
         <w:numPr>
           <w:ilvl w:val="0"/>
           <w:numId w:val="2"/>
@@ -2338,19 +2556,23 @@
         <w:tabs>
           <w:tab w:val="left" w:pos="1125"/>
         </w:tabs>
+        <w:spacing w:lineRule="exact" w:line="360" w:before="0" w:after="0"/>
         <w:ind w:right="164" w:firstLine="705"/>
-        <w:rPr>
-          <w:sz w:val="28"/>
-        </w:rPr>
-      </w:pPr>
-      <w:r>
-        <w:rPr>
+        <w:jc w:val="both"/>
+        <w:rPr>
+          <w:sz w:val="28"/>
+        </w:rPr>
+      </w:pPr>
+      <w:r>
+        <w:rPr>
+          <w:rFonts w:ascii="Times New Roman" w:hAnsi="Times New Roman"/>
           <w:sz w:val="28"/>
         </w:rPr>
         <w:t>Клонирование</w:t>
       </w:r>
       <w:r>
         <w:rPr>
+          <w:rFonts w:ascii="Times New Roman" w:hAnsi="Times New Roman"/>
           <w:spacing w:val="80"/>
           <w:sz w:val="28"/>
         </w:rPr>
@@ -2358,12 +2580,14 @@
       </w:r>
       <w:r>
         <w:rPr>
+          <w:rFonts w:ascii="Times New Roman" w:hAnsi="Times New Roman"/>
           <w:sz w:val="28"/>
         </w:rPr>
         <w:t>удаленного</w:t>
       </w:r>
       <w:r>
         <w:rPr>
+          <w:rFonts w:ascii="Times New Roman" w:hAnsi="Times New Roman"/>
           <w:spacing w:val="80"/>
           <w:sz w:val="28"/>
         </w:rPr>
@@ -2371,12 +2595,14 @@
       </w:r>
       <w:r>
         <w:rPr>
+          <w:rFonts w:ascii="Times New Roman" w:hAnsi="Times New Roman"/>
           <w:sz w:val="28"/>
         </w:rPr>
         <w:t>репозитория</w:t>
       </w:r>
       <w:r>
         <w:rPr>
+          <w:rFonts w:ascii="Times New Roman" w:hAnsi="Times New Roman"/>
           <w:spacing w:val="80"/>
           <w:sz w:val="28"/>
         </w:rPr>
@@ -2384,12 +2610,14 @@
       </w:r>
       <w:r>
         <w:rPr>
+          <w:rFonts w:ascii="Times New Roman" w:hAnsi="Times New Roman"/>
           <w:sz w:val="28"/>
         </w:rPr>
         <w:t>создает</w:t>
       </w:r>
       <w:r>
         <w:rPr>
+          <w:rFonts w:ascii="Times New Roman" w:hAnsi="Times New Roman"/>
           <w:spacing w:val="40"/>
           <w:sz w:val="28"/>
         </w:rPr>
@@ -2397,12 +2625,14 @@
       </w:r>
       <w:r>
         <w:rPr>
+          <w:rFonts w:ascii="Times New Roman" w:hAnsi="Times New Roman"/>
           <w:sz w:val="28"/>
         </w:rPr>
         <w:t>локальную</w:t>
       </w:r>
       <w:r>
         <w:rPr>
+          <w:rFonts w:ascii="Times New Roman" w:hAnsi="Times New Roman"/>
           <w:spacing w:val="40"/>
           <w:sz w:val="28"/>
         </w:rPr>
@@ -2410,12 +2640,14 @@
       </w:r>
       <w:r>
         <w:rPr>
+          <w:rFonts w:ascii="Times New Roman" w:hAnsi="Times New Roman"/>
           <w:sz w:val="28"/>
         </w:rPr>
         <w:t xml:space="preserve">копию </w:t>
       </w:r>
       <w:r>
         <w:rPr>
+          <w:rFonts w:ascii="Times New Roman" w:hAnsi="Times New Roman"/>
           <w:spacing w:val="-2"/>
           <w:sz w:val="28"/>
         </w:rPr>
@@ -2425,6 +2657,7 @@
     <w:p>
       <w:pPr>
         <w:pStyle w:val="a5"/>
+        <w:widowControl/>
         <w:numPr>
           <w:ilvl w:val="0"/>
           <w:numId w:val="2"/>
@@ -2432,19 +2665,23 @@
         <w:tabs>
           <w:tab w:val="left" w:pos="1125"/>
         </w:tabs>
+        <w:spacing w:lineRule="exact" w:line="360" w:before="0" w:after="0"/>
         <w:ind w:left="1125" w:hanging="279"/>
-        <w:rPr>
-          <w:sz w:val="28"/>
-        </w:rPr>
-      </w:pPr>
-      <w:r>
-        <w:rPr>
+        <w:jc w:val="both"/>
+        <w:rPr>
+          <w:sz w:val="28"/>
+        </w:rPr>
+      </w:pPr>
+      <w:r>
+        <w:rPr>
+          <w:rFonts w:ascii="Times New Roman" w:hAnsi="Times New Roman"/>
           <w:sz w:val="28"/>
         </w:rPr>
         <w:t>Внесение</w:t>
       </w:r>
       <w:r>
         <w:rPr>
+          <w:rFonts w:ascii="Times New Roman" w:hAnsi="Times New Roman"/>
           <w:spacing w:val="-3"/>
           <w:sz w:val="28"/>
         </w:rPr>
@@ -2452,12 +2689,14 @@
       </w:r>
       <w:r>
         <w:rPr>
+          <w:rFonts w:ascii="Times New Roman" w:hAnsi="Times New Roman"/>
           <w:sz w:val="28"/>
         </w:rPr>
         <w:t>изменений</w:t>
       </w:r>
       <w:r>
         <w:rPr>
+          <w:rFonts w:ascii="Times New Roman" w:hAnsi="Times New Roman"/>
           <w:spacing w:val="-3"/>
           <w:sz w:val="28"/>
         </w:rPr>
@@ -2465,12 +2704,14 @@
       </w:r>
       <w:r>
         <w:rPr>
+          <w:rFonts w:ascii="Times New Roman" w:hAnsi="Times New Roman"/>
           <w:sz w:val="28"/>
         </w:rPr>
         <w:t>в</w:t>
       </w:r>
       <w:r>
         <w:rPr>
+          <w:rFonts w:ascii="Times New Roman" w:hAnsi="Times New Roman"/>
           <w:spacing w:val="-3"/>
           <w:sz w:val="28"/>
         </w:rPr>
@@ -2478,12 +2719,14 @@
       </w:r>
       <w:r>
         <w:rPr>
+          <w:rFonts w:ascii="Times New Roman" w:hAnsi="Times New Roman"/>
           <w:sz w:val="28"/>
         </w:rPr>
         <w:t>файлы</w:t>
       </w:r>
       <w:r>
         <w:rPr>
+          <w:rFonts w:ascii="Times New Roman" w:hAnsi="Times New Roman"/>
           <w:spacing w:val="-3"/>
           <w:sz w:val="28"/>
         </w:rPr>
@@ -2491,12 +2734,14 @@
       </w:r>
       <w:r>
         <w:rPr>
+          <w:rFonts w:ascii="Times New Roman" w:hAnsi="Times New Roman"/>
           <w:sz w:val="28"/>
         </w:rPr>
         <w:t>рабочего</w:t>
       </w:r>
       <w:r>
         <w:rPr>
+          <w:rFonts w:ascii="Times New Roman" w:hAnsi="Times New Roman"/>
           <w:spacing w:val="-3"/>
           <w:sz w:val="28"/>
         </w:rPr>
@@ -2504,6 +2749,7 @@
       </w:r>
       <w:r>
         <w:rPr>
+          <w:rFonts w:ascii="Times New Roman" w:hAnsi="Times New Roman"/>
           <w:spacing w:val="-2"/>
           <w:sz w:val="28"/>
         </w:rPr>
@@ -2513,6 +2759,7 @@
     <w:p>
       <w:pPr>
         <w:pStyle w:val="a5"/>
+        <w:widowControl/>
         <w:numPr>
           <w:ilvl w:val="0"/>
           <w:numId w:val="2"/>
@@ -2520,19 +2767,23 @@
         <w:tabs>
           <w:tab w:val="left" w:pos="1125"/>
         </w:tabs>
+        <w:spacing w:lineRule="exact" w:line="360" w:before="0" w:after="0"/>
         <w:ind w:left="1125" w:hanging="279"/>
-        <w:rPr>
-          <w:sz w:val="28"/>
-        </w:rPr>
-      </w:pPr>
-      <w:r>
-        <w:rPr>
+        <w:jc w:val="both"/>
+        <w:rPr>
+          <w:sz w:val="28"/>
+        </w:rPr>
+      </w:pPr>
+      <w:r>
+        <w:rPr>
+          <w:rFonts w:ascii="Times New Roman" w:hAnsi="Times New Roman"/>
           <w:sz w:val="28"/>
         </w:rPr>
         <w:t>Добавление</w:t>
       </w:r>
       <w:r>
         <w:rPr>
+          <w:rFonts w:ascii="Times New Roman" w:hAnsi="Times New Roman"/>
           <w:spacing w:val="-5"/>
           <w:sz w:val="28"/>
         </w:rPr>
@@ -2540,12 +2791,14 @@
       </w:r>
       <w:r>
         <w:rPr>
+          <w:rFonts w:ascii="Times New Roman" w:hAnsi="Times New Roman"/>
           <w:sz w:val="28"/>
         </w:rPr>
         <w:t>изменений</w:t>
       </w:r>
       <w:r>
         <w:rPr>
+          <w:rFonts w:ascii="Times New Roman" w:hAnsi="Times New Roman"/>
           <w:spacing w:val="-5"/>
           <w:sz w:val="28"/>
         </w:rPr>
@@ -2553,12 +2806,14 @@
       </w:r>
       <w:r>
         <w:rPr>
+          <w:rFonts w:ascii="Times New Roman" w:hAnsi="Times New Roman"/>
           <w:sz w:val="28"/>
         </w:rPr>
         <w:t>в</w:t>
       </w:r>
       <w:r>
         <w:rPr>
+          <w:rFonts w:ascii="Times New Roman" w:hAnsi="Times New Roman"/>
           <w:spacing w:val="-5"/>
           <w:sz w:val="28"/>
         </w:rPr>
@@ -2566,12 +2821,14 @@
       </w:r>
       <w:r>
         <w:rPr>
+          <w:rFonts w:ascii="Times New Roman" w:hAnsi="Times New Roman"/>
           <w:sz w:val="28"/>
         </w:rPr>
         <w:t>область</w:t>
       </w:r>
       <w:r>
         <w:rPr>
+          <w:rFonts w:ascii="Times New Roman" w:hAnsi="Times New Roman"/>
           <w:spacing w:val="-4"/>
           <w:sz w:val="28"/>
         </w:rPr>
@@ -2579,6 +2836,7 @@
       </w:r>
       <w:r>
         <w:rPr>
+          <w:rFonts w:ascii="Times New Roman" w:hAnsi="Times New Roman"/>
           <w:spacing w:val="-2"/>
           <w:sz w:val="28"/>
         </w:rPr>
@@ -2588,6 +2846,7 @@
     <w:p>
       <w:pPr>
         <w:pStyle w:val="a5"/>
+        <w:widowControl/>
         <w:numPr>
           <w:ilvl w:val="0"/>
           <w:numId w:val="2"/>
@@ -2595,19 +2854,23 @@
         <w:tabs>
           <w:tab w:val="left" w:pos="1125"/>
         </w:tabs>
+        <w:spacing w:lineRule="exact" w:line="360" w:before="0" w:after="0"/>
         <w:ind w:left="1125" w:hanging="279"/>
-        <w:rPr>
-          <w:sz w:val="28"/>
-        </w:rPr>
-      </w:pPr>
-      <w:r>
-        <w:rPr>
+        <w:jc w:val="both"/>
+        <w:rPr>
+          <w:sz w:val="28"/>
+        </w:rPr>
+      </w:pPr>
+      <w:r>
+        <w:rPr>
+          <w:rFonts w:ascii="Times New Roman" w:hAnsi="Times New Roman"/>
           <w:sz w:val="28"/>
         </w:rPr>
         <w:t>Фиксация</w:t>
       </w:r>
       <w:r>
         <w:rPr>
+          <w:rFonts w:ascii="Times New Roman" w:hAnsi="Times New Roman"/>
           <w:spacing w:val="-11"/>
           <w:sz w:val="28"/>
         </w:rPr>
@@ -2615,12 +2878,14 @@
       </w:r>
       <w:r>
         <w:rPr>
+          <w:rFonts w:ascii="Times New Roman" w:hAnsi="Times New Roman"/>
           <w:sz w:val="28"/>
         </w:rPr>
         <w:t>подготовленных</w:t>
       </w:r>
       <w:r>
         <w:rPr>
+          <w:rFonts w:ascii="Times New Roman" w:hAnsi="Times New Roman"/>
           <w:spacing w:val="-9"/>
           <w:sz w:val="28"/>
         </w:rPr>
@@ -2628,12 +2893,14 @@
       </w:r>
       <w:r>
         <w:rPr>
+          <w:rFonts w:ascii="Times New Roman" w:hAnsi="Times New Roman"/>
           <w:sz w:val="28"/>
         </w:rPr>
         <w:t>изменений</w:t>
       </w:r>
       <w:r>
         <w:rPr>
+          <w:rFonts w:ascii="Times New Roman" w:hAnsi="Times New Roman"/>
           <w:spacing w:val="-9"/>
           <w:sz w:val="28"/>
         </w:rPr>
@@ -2641,12 +2908,14 @@
       </w:r>
       <w:r>
         <w:rPr>
+          <w:rFonts w:ascii="Times New Roman" w:hAnsi="Times New Roman"/>
           <w:sz w:val="28"/>
         </w:rPr>
         <w:t>в</w:t>
       </w:r>
       <w:r>
         <w:rPr>
+          <w:rFonts w:ascii="Times New Roman" w:hAnsi="Times New Roman"/>
           <w:spacing w:val="-9"/>
           <w:sz w:val="28"/>
         </w:rPr>
@@ -2654,12 +2923,14 @@
       </w:r>
       <w:r>
         <w:rPr>
+          <w:rFonts w:ascii="Times New Roman" w:hAnsi="Times New Roman"/>
           <w:sz w:val="28"/>
         </w:rPr>
         <w:t>локальной</w:t>
       </w:r>
       <w:r>
         <w:rPr>
+          <w:rFonts w:ascii="Times New Roman" w:hAnsi="Times New Roman"/>
           <w:spacing w:val="-8"/>
           <w:sz w:val="28"/>
         </w:rPr>
@@ -2667,6 +2938,7 @@
       </w:r>
       <w:r>
         <w:rPr>
+          <w:rFonts w:ascii="Times New Roman" w:hAnsi="Times New Roman"/>
           <w:spacing w:val="-2"/>
           <w:sz w:val="28"/>
         </w:rPr>
@@ -2676,6 +2948,7 @@
     <w:p>
       <w:pPr>
         <w:pStyle w:val="a5"/>
+        <w:widowControl/>
         <w:numPr>
           <w:ilvl w:val="0"/>
           <w:numId w:val="2"/>
@@ -2683,19 +2956,23 @@
         <w:tabs>
           <w:tab w:val="left" w:pos="1125"/>
         </w:tabs>
+        <w:spacing w:lineRule="exact" w:line="360" w:before="0" w:after="0"/>
         <w:ind w:left="1125" w:hanging="279"/>
-        <w:rPr>
-          <w:sz w:val="28"/>
-        </w:rPr>
-      </w:pPr>
-      <w:r>
-        <w:rPr>
+        <w:jc w:val="both"/>
+        <w:rPr>
+          <w:sz w:val="28"/>
+        </w:rPr>
+      </w:pPr>
+      <w:r>
+        <w:rPr>
+          <w:rFonts w:ascii="Times New Roman" w:hAnsi="Times New Roman"/>
           <w:sz w:val="28"/>
         </w:rPr>
         <w:t>Отправка</w:t>
       </w:r>
       <w:r>
         <w:rPr>
+          <w:rFonts w:ascii="Times New Roman" w:hAnsi="Times New Roman"/>
           <w:spacing w:val="-10"/>
           <w:sz w:val="28"/>
         </w:rPr>
@@ -2703,12 +2980,14 @@
       </w:r>
       <w:r>
         <w:rPr>
+          <w:rFonts w:ascii="Times New Roman" w:hAnsi="Times New Roman"/>
           <w:sz w:val="28"/>
         </w:rPr>
         <w:t>изменений</w:t>
       </w:r>
       <w:r>
         <w:rPr>
+          <w:rFonts w:ascii="Times New Roman" w:hAnsi="Times New Roman"/>
           <w:spacing w:val="-7"/>
           <w:sz w:val="28"/>
         </w:rPr>
@@ -2716,12 +2995,14 @@
       </w:r>
       <w:r>
         <w:rPr>
+          <w:rFonts w:ascii="Times New Roman" w:hAnsi="Times New Roman"/>
           <w:sz w:val="28"/>
         </w:rPr>
         <w:t>в</w:t>
       </w:r>
       <w:r>
         <w:rPr>
+          <w:rFonts w:ascii="Times New Roman" w:hAnsi="Times New Roman"/>
           <w:spacing w:val="-7"/>
           <w:sz w:val="28"/>
         </w:rPr>
@@ -2729,12 +3010,14 @@
       </w:r>
       <w:r>
         <w:rPr>
+          <w:rFonts w:ascii="Times New Roman" w:hAnsi="Times New Roman"/>
           <w:sz w:val="28"/>
         </w:rPr>
         <w:t>удаленный</w:t>
       </w:r>
       <w:r>
         <w:rPr>
+          <w:rFonts w:ascii="Times New Roman" w:hAnsi="Times New Roman"/>
           <w:spacing w:val="-7"/>
           <w:sz w:val="28"/>
         </w:rPr>
@@ -2742,6 +3025,7 @@
       </w:r>
       <w:r>
         <w:rPr>
+          <w:rFonts w:ascii="Times New Roman" w:hAnsi="Times New Roman"/>
           <w:spacing w:val="-2"/>
           <w:sz w:val="28"/>
         </w:rPr>
@@ -2751,131 +3035,82 @@
     <w:p>
       <w:pPr>
         <w:pStyle w:val="a3"/>
-        <w:tabs>
-          <w:tab w:val="left" w:pos="1661"/>
-          <w:tab w:val="left" w:pos="2869"/>
-          <w:tab w:val="left" w:pos="3348"/>
-          <w:tab w:val="left" w:pos="4663"/>
-          <w:tab w:val="left" w:pos="6876"/>
-          <w:tab w:val="left" w:pos="8358"/>
-        </w:tabs>
-        <w:ind w:left="141" w:right="155" w:firstLine="705"/>
-      </w:pPr>
-      <w:r>
-        <w:rPr>
-          <w:spacing w:val="-4"/>
-        </w:rPr>
-        <w:t>Для</w:t>
-      </w:r>
-      <w:r>
-        <w:tab/>
-      </w:r>
-      <w:r>
-        <w:rPr>
-          <w:spacing w:val="-2"/>
-        </w:rPr>
-        <w:t>работы</w:t>
-      </w:r>
-      <w:r>
-        <w:tab/>
-      </w:r>
-      <w:r>
-        <w:rPr>
-          <w:spacing w:val="-10"/>
-        </w:rPr>
-        <w:t>с</w:t>
-      </w:r>
-      <w:r>
-        <w:tab/>
-      </w:r>
-      <w:r>
-        <w:rPr>
-          <w:spacing w:val="-2"/>
-        </w:rPr>
-        <w:t>ветками</w:t>
-      </w:r>
-      <w:r>
-        <w:tab/>
-      </w:r>
-      <w:r>
-        <w:rPr>
-          <w:spacing w:val="-2"/>
-        </w:rPr>
-        <w:t>предусмотрены</w:t>
-      </w:r>
-      <w:r>
-        <w:tab/>
-      </w:r>
-      <w:r>
-        <w:rPr>
-          <w:spacing w:val="-2"/>
-        </w:rPr>
-        <w:t>операции</w:t>
-      </w:r>
-      <w:r>
-        <w:tab/>
-      </w:r>
-      <w:r>
-        <w:rPr>
-          <w:spacing w:val="-2"/>
-        </w:rPr>
-        <w:t xml:space="preserve">создания, </w:t>
-      </w:r>
-      <w:r>
-        <w:t>переключения и слияния.</w:t>
-      </w:r>
-    </w:p>
-    <w:p>
-      <w:pPr>
-        <w:pStyle w:val="a3"/>
-        <w:ind w:left="141" w:firstLine="705"/>
-      </w:pPr>
-      <w:r>
+        <w:widowControl/>
+        <w:spacing w:lineRule="exact" w:line="360" w:before="0" w:after="0"/>
+        <w:ind w:left="0" w:firstLine="709"/>
+        <w:jc w:val="both"/>
+      </w:pPr>
+      <w:r>
+        <w:rPr>
+          <w:rFonts w:ascii="Times New Roman" w:hAnsi="Times New Roman"/>
+          <w:sz w:val="28"/>
+        </w:rPr>
         <w:t xml:space="preserve">Файл </w:t>
       </w:r>
       <w:proofErr w:type="gramStart"/>
       <w:r>
+        <w:rPr>
+          <w:rFonts w:ascii="Times New Roman" w:hAnsi="Times New Roman"/>
+          <w:sz w:val="28"/>
+        </w:rPr>
         <w:t>«.</w:t>
       </w:r>
       <w:proofErr w:type="spellStart"/>
       <w:r>
+        <w:rPr>
+          <w:rFonts w:ascii="Times New Roman" w:hAnsi="Times New Roman"/>
+          <w:sz w:val="28"/>
+        </w:rPr>
         <w:t>gitignore</w:t>
       </w:r>
       <w:proofErr w:type="spellEnd"/>
       <w:proofErr w:type="gramEnd"/>
       <w:r>
+        <w:rPr>
+          <w:rFonts w:ascii="Times New Roman" w:hAnsi="Times New Roman"/>
+          <w:sz w:val="28"/>
+        </w:rPr>
         <w:t xml:space="preserve">» задает файлы и папки, игнорируемые </w:t>
       </w:r>
       <w:proofErr w:type="spellStart"/>
       <w:r>
+        <w:rPr>
+          <w:rFonts w:ascii="Times New Roman" w:hAnsi="Times New Roman"/>
+          <w:sz w:val="28"/>
+        </w:rPr>
         <w:t>Git</w:t>
       </w:r>
       <w:proofErr w:type="spellEnd"/>
       <w:r>
+        <w:rPr>
+          <w:rFonts w:ascii="Times New Roman" w:hAnsi="Times New Roman"/>
+          <w:sz w:val="28"/>
+        </w:rPr>
         <w:t xml:space="preserve"> (временные файлы, </w:t>
       </w:r>
       <w:proofErr w:type="spellStart"/>
       <w:r>
+        <w:rPr>
+          <w:rFonts w:ascii="Times New Roman" w:hAnsi="Times New Roman"/>
+          <w:sz w:val="28"/>
+        </w:rPr>
         <w:t>логи</w:t>
       </w:r>
       <w:proofErr w:type="spellEnd"/>
       <w:r>
+        <w:rPr>
+          <w:rFonts w:ascii="Times New Roman" w:hAnsi="Times New Roman"/>
+          <w:sz w:val="28"/>
+        </w:rPr>
         <w:t>, артефакты сборки).</w:t>
       </w:r>
     </w:p>
     <w:p>
       <w:pPr>
-        <w:pStyle w:val="a3"/>
-        <w:sectPr>
-          <w:pgSz w:w="11906" w:h="16838"/>
-          <w:pgMar w:top="1134" w:right="850" w:bottom="1134" w:left="1701" w:header="0" w:footer="650" w:gutter="0"/>
-          <w:cols w:space="720"/>
-        </w:sectPr>
-      </w:pPr>
-    </w:p>
-    <w:p>
-      <w:pPr>
         <w:pStyle w:val="1"/>
+        <w:keepNext/>
+        <w:keepLines/>
+        <w:widowControl/>
         <w:numPr>
           <w:ilvl w:val="0"/>
           <w:numId w:val="4"/>
@@ -2883,63 +3118,81 @@
         <w:tabs>
           <w:tab w:val="left" w:pos="1070"/>
         </w:tabs>
-        <w:ind w:left="1070" w:hanging="209"/>
-      </w:pPr>
-      <w:r>
-        <w:rPr>
+        <w:spacing w:lineRule="exact" w:line="360" w:before="0" w:after="360"/>
+        <w:ind w:left="0" w:firstLine="709"/>
+        <w:jc w:val="left"/>
+      </w:pPr>
+      <w:r>
+        <w:rPr>
+          <w:rFonts w:ascii="Times New Roman" w:hAnsi="Times New Roman"/>
+          <w:b/>
           <w:spacing w:val="-2"/>
+          <w:sz w:val="28"/>
         </w:rPr>
         <w:lastRenderedPageBreak/>
         <w:t>ОПИСАНИЕ</w:t>
       </w:r>
       <w:r>
         <w:rPr>
+          <w:rFonts w:ascii="Times New Roman" w:hAnsi="Times New Roman"/>
+          <w:b/>
           <w:spacing w:val="-5"/>
-        </w:rPr>
-        <w:t xml:space="preserve"> </w:t>
-      </w:r>
-      <w:r>
-        <w:rPr>
+          <w:sz w:val="28"/>
+        </w:rPr>
+        <w:t xml:space="preserve"> </w:t>
+      </w:r>
+      <w:r>
+        <w:rPr>
+          <w:rFonts w:ascii="Times New Roman" w:hAnsi="Times New Roman"/>
+          <w:b/>
           <w:spacing w:val="-2"/>
+          <w:sz w:val="28"/>
         </w:rPr>
         <w:t>ВЫПОЛНЕННОГО</w:t>
       </w:r>
       <w:r>
         <w:rPr>
+          <w:rFonts w:ascii="Times New Roman" w:hAnsi="Times New Roman"/>
+          <w:b/>
           <w:spacing w:val="-5"/>
-        </w:rPr>
-        <w:t xml:space="preserve"> </w:t>
-      </w:r>
-      <w:r>
-        <w:rPr>
+          <w:sz w:val="28"/>
+        </w:rPr>
+        <w:t xml:space="preserve"> </w:t>
+      </w:r>
+      <w:r>
+        <w:rPr>
+          <w:rFonts w:ascii="Times New Roman" w:hAnsi="Times New Roman"/>
+          <w:b/>
           <w:spacing w:val="-2"/>
+          <w:sz w:val="28"/>
         </w:rPr>
         <w:t>ВАРИАНТА</w:t>
       </w:r>
       <w:r>
         <w:rPr>
+          <w:rFonts w:ascii="Times New Roman" w:hAnsi="Times New Roman"/>
+          <w:b/>
           <w:spacing w:val="-4"/>
-        </w:rPr>
-        <w:t xml:space="preserve"> </w:t>
-      </w:r>
-      <w:r>
-        <w:rPr>
+          <w:sz w:val="28"/>
+        </w:rPr>
+        <w:t xml:space="preserve"> </w:t>
+      </w:r>
+      <w:r>
+        <w:rPr>
+          <w:rFonts w:ascii="Times New Roman" w:hAnsi="Times New Roman"/>
+          <w:b/>
           <w:spacing w:val="-2"/>
+          <w:sz w:val="28"/>
         </w:rPr>
         <w:t>ЗАДАНИЯ</w:t>
       </w:r>
     </w:p>
     <w:p>
       <w:pPr>
-        <w:pStyle w:val="a3"/>
-        <w:rPr>
-          <w:b/>
-        </w:rPr>
-      </w:pPr>
-    </w:p>
-    <w:p>
-      <w:pPr>
         <w:pStyle w:val="2"/>
+        <w:keepNext/>
+        <w:keepLines/>
+        <w:widowControl/>
         <w:numPr>
           <w:ilvl w:val="1"/>
           <w:numId w:val="4"/>
@@ -2947,53 +3200,70 @@
         <w:tabs>
           <w:tab w:val="left" w:pos="1265"/>
         </w:tabs>
-        <w:ind w:left="1265" w:hanging="419"/>
-      </w:pPr>
-      <w:r>
+        <w:spacing w:lineRule="exact" w:line="360" w:before="0" w:after="360"/>
+        <w:ind w:left="0" w:firstLine="709"/>
+        <w:jc w:val="left"/>
+      </w:pPr>
+      <w:r>
+        <w:rPr>
+          <w:rFonts w:ascii="Times New Roman" w:hAnsi="Times New Roman"/>
+          <w:b/>
+          <w:sz w:val="28"/>
+        </w:rPr>
         <w:t>Проверка Git</w:t>
       </w:r>
     </w:p>
     <w:p>
       <w:pPr>
         <w:pStyle w:val="a3"/>
-        <w:rPr>
-          <w:b/>
-        </w:rPr>
-      </w:pPr>
-    </w:p>
-    <w:p>
-      <w:pPr>
-        <w:pStyle w:val="a3"/>
-        <w:ind w:left="141" w:right="169" w:firstLine="705"/>
+        <w:widowControl/>
+        <w:spacing w:lineRule="exact" w:line="360" w:before="0" w:after="0"/>
+        <w:ind w:left="0" w:right="169" w:firstLine="709"/>
         <w:jc w:val="both"/>
       </w:pPr>
       <w:r>
+        <w:rPr>
+          <w:rFonts w:ascii="Times New Roman" w:hAnsi="Times New Roman"/>
+          <w:sz w:val="28"/>
+        </w:rPr>
         <w:t>Перед выполнением работы проверено наличие Git на рабочем компьютере. Для проверки использована команда git --version.</w:t>
       </w:r>
     </w:p>
     <w:p>
       <w:pPr>
         <w:pStyle w:val="a3"/>
-        <w:spacing w:before="76"/>
-        <w:ind w:left="141" w:right="157" w:firstLine="705"/>
+        <w:keepNext/>
+        <w:widowControl/>
+        <w:spacing w:before="0" w:lineRule="exact" w:line="360" w:after="0"/>
+        <w:ind w:left="0" w:right="157" w:firstLine="709"/>
         <w:jc w:val="both"/>
       </w:pPr>
       <w:r>
-        <w:t>Команда вывела версию установленного Git, что подтверждает готовность системы к выполнению работы. Результат приведён на рисунке 3.1.1.</w:t>
-      </w:r>
-    </w:p>
-    <w:p>
-      <w:pPr>
-        <w:pStyle w:val="a3"/>
-        <w:spacing w:before="98"/>
+        <w:rPr>
+          <w:rFonts w:ascii="Times New Roman" w:hAnsi="Times New Roman"/>
+          <w:sz w:val="28"/>
+        </w:rPr>
+        <w:t>Результат приведён на рисунке 3.1.1.</w:t>
+      </w:r>
+    </w:p>
+    <w:p>
+      <w:pPr>
+        <w:pStyle w:val="a3"/>
+        <w:keepNext/>
+        <w:keepLines/>
+        <w:widowControl/>
+        <w:spacing w:before="360" w:lineRule="atLeast" w:line="360" w:after="360"/>
+        <w:ind w:left="0" w:firstLine="0"/>
+        <w:jc w:val="center"/>
         <w:rPr>
           <w:sz w:val="20"/>
         </w:rPr>
       </w:pPr>
       <w:r>
         <w:rPr>
+          <w:rFonts w:ascii="Times New Roman" w:hAnsi="Times New Roman"/>
           <w:noProof/>
-          <w:sz w:val="20"/>
+          <w:sz w:val="28"/>
           <w:lang w:eastAsia="ru-RU"/>
         </w:rPr>
         <w:drawing>
@@ -3044,27 +3314,43 @@
     <w:p>
       <w:pPr>
         <w:pStyle w:val="a3"/>
-        <w:spacing w:before="78"/>
-      </w:pPr>
-    </w:p>
-    <w:p>
-      <w:pPr>
-        <w:pStyle w:val="a3"/>
-        <w:ind w:left="1166" w:right="1178"/>
+        <w:keepNext/>
+        <w:keepLines/>
+        <w:widowControl/>
+        <w:spacing w:lineRule="exact" w:line="360" w:before="0" w:after="360"/>
+        <w:ind w:left="0" w:right="1178" w:firstLine="0"/>
         <w:jc w:val="center"/>
       </w:pPr>
       <w:r>
+        <w:rPr>
+          <w:rFonts w:ascii="Times New Roman" w:hAnsi="Times New Roman"/>
+          <w:sz w:val="28"/>
+        </w:rPr>
         <w:t>Рисунок 3.1.1 – Проверка версии Git</w:t>
       </w:r>
     </w:p>
     <w:p>
       <w:pPr>
         <w:pStyle w:val="a3"/>
-      </w:pPr>
+        <w:widowControl/>
+        <w:spacing w:lineRule="exact" w:line="360" w:before="0" w:after="0"/>
+        <w:ind w:left="0" w:firstLine="709"/>
+        <w:jc w:val="both"/>
+      </w:pPr>
+      <w:r>
+        <w:rPr>
+          <w:rFonts w:ascii="Times New Roman" w:hAnsi="Times New Roman"/>
+          <w:sz w:val="28"/>
+        </w:rPr>
+        <w:t>Команда вывела версию установленного Git, что подтверждает готовность системы к выполнению работы.</w:t>
+      </w:r>
     </w:p>
     <w:p>
       <w:pPr>
         <w:pStyle w:val="2"/>
+        <w:keepNext/>
+        <w:keepLines/>
+        <w:widowControl/>
         <w:numPr>
           <w:ilvl w:val="1"/>
           <w:numId w:val="4"/>
@@ -3072,30 +3358,51 @@
         <w:tabs>
           <w:tab w:val="left" w:pos="1265"/>
         </w:tabs>
-        <w:ind w:left="1265" w:hanging="419"/>
-      </w:pPr>
-      <w:r>
+        <w:spacing w:lineRule="exact" w:line="360" w:before="0" w:after="360"/>
+        <w:ind w:left="0" w:firstLine="709"/>
+        <w:jc w:val="left"/>
+      </w:pPr>
+      <w:r>
+        <w:rPr>
+          <w:rFonts w:ascii="Times New Roman" w:hAnsi="Times New Roman"/>
+          <w:b/>
+          <w:sz w:val="28"/>
+        </w:rPr>
         <w:t>Настройка</w:t>
       </w:r>
       <w:r>
         <w:rPr>
+          <w:rFonts w:ascii="Times New Roman" w:hAnsi="Times New Roman"/>
+          <w:b/>
           <w:spacing w:val="-6"/>
-        </w:rPr>
-        <w:t xml:space="preserve"> </w:t>
-      </w:r>
-      <w:r>
+          <w:sz w:val="28"/>
+        </w:rPr>
+        <w:t xml:space="preserve"> </w:t>
+      </w:r>
+      <w:r>
+        <w:rPr>
+          <w:rFonts w:ascii="Times New Roman" w:hAnsi="Times New Roman"/>
+          <w:b/>
+          <w:sz w:val="28"/>
+        </w:rPr>
         <w:t>конфигурации</w:t>
       </w:r>
       <w:r>
         <w:rPr>
+          <w:rFonts w:ascii="Times New Roman" w:hAnsi="Times New Roman"/>
+          <w:b/>
           <w:spacing w:val="-4"/>
+          <w:sz w:val="28"/>
         </w:rPr>
         <w:t xml:space="preserve"> </w:t>
       </w:r>
       <w:proofErr w:type="spellStart"/>
       <w:r>
         <w:rPr>
+          <w:rFonts w:ascii="Times New Roman" w:hAnsi="Times New Roman"/>
+          <w:b/>
           <w:spacing w:val="-5"/>
+          <w:sz w:val="28"/>
         </w:rPr>
         <w:t>Git</w:t>
       </w:r>
@@ -3104,29 +3411,24 @@
     <w:p>
       <w:pPr>
         <w:pStyle w:val="a3"/>
-        <w:rPr>
-          <w:b/>
-        </w:rPr>
-      </w:pPr>
-    </w:p>
-    <w:p>
-      <w:pPr>
-        <w:pStyle w:val="a3"/>
-        <w:ind w:left="141" w:right="155" w:firstLine="705"/>
+        <w:widowControl/>
+        <w:spacing w:lineRule="exact" w:line="360" w:before="0" w:after="0"/>
+        <w:ind w:left="0" w:right="155" w:firstLine="709"/>
         <w:jc w:val="both"/>
       </w:pPr>
       <w:r>
+        <w:rPr>
+          <w:rFonts w:ascii="Times New Roman" w:hAnsi="Times New Roman"/>
+          <w:sz w:val="28"/>
+        </w:rPr>
         <w:t>Для коммитов в учебном репозитории заданы реальное имя студента с номером группы и адрес GitHub no-reply. Настройка выполнена локально для этого репозитория с помощью команд:</w:t>
       </w:r>
     </w:p>
     <w:p>
       <w:pPr>
-        <w:pStyle w:val="a3"/>
-      </w:pPr>
-    </w:p>
-    <w:p>
-      <w:pPr>
-        <w:ind w:left="846"/>
+        <w:widowControl/>
+        <w:spacing w:lineRule="exact" w:line="360" w:before="0" w:after="0"/>
+        <w:ind w:left="709" w:firstLine="0"/>
         <w:jc w:val="left"/>
         <w:rPr>
           <w:rFonts w:ascii="Courier New"/>
@@ -3135,15 +3437,17 @@
       </w:pPr>
       <w:r>
         <w:rPr>
-          <w:rFonts w:ascii="Courier New" w:hAnsi="Courier New"/>
-          <w:sz w:val="24"/>
+          <w:rFonts w:ascii="Times New Roman" w:hAnsi="Times New Roman"/>
+          <w:sz w:val="28"/>
         </w:rPr>
         <w:t>git config --local user.name "Юденко Е.А., гр. 434701"</w:t>
       </w:r>
     </w:p>
     <w:p>
       <w:pPr>
-        <w:ind w:left="846"/>
+        <w:widowControl/>
+        <w:spacing w:lineRule="exact" w:line="360" w:before="0" w:after="0"/>
+        <w:ind w:left="709" w:firstLine="0"/>
         <w:jc w:val="left"/>
         <w:rPr>
           <w:rFonts w:ascii="Courier New" w:hAnsi="Courier New" w:cs="Courier New"/>
@@ -3152,8 +3456,8 @@
       </w:pPr>
       <w:r>
         <w:rPr>
-          <w:rFonts w:ascii="Courier New" w:hAnsi="Courier New"/>
-          <w:sz w:val="24"/>
+          <w:rFonts w:ascii="Times New Roman" w:hAnsi="Times New Roman"/>
+          <w:sz w:val="28"/>
         </w:rPr>
         <w:t>git config --local user.email "246707085+123GDminer@users.noreply.github.com"</w:t>
       </w:r>
@@ -3161,27 +3465,28 @@
     <w:p>
       <w:pPr>
         <w:pStyle w:val="a3"/>
-        <w:rPr>
-          <w:rFonts w:ascii="Courier New"/>
-          <w:sz w:val="24"/>
-          <w:lang w:val="en-US"/>
-        </w:rPr>
-      </w:pPr>
-    </w:p>
-    <w:p>
-      <w:pPr>
-        <w:pStyle w:val="a3"/>
-        <w:ind w:left="141" w:right="162" w:firstLine="705"/>
+        <w:keepNext/>
+        <w:widowControl/>
+        <w:spacing w:lineRule="exact" w:line="360" w:before="0" w:after="0"/>
+        <w:ind w:left="0" w:right="162" w:firstLine="709"/>
         <w:jc w:val="both"/>
       </w:pPr>
       <w:r>
+        <w:rPr>
+          <w:rFonts w:ascii="Times New Roman" w:hAnsi="Times New Roman"/>
+          <w:sz w:val="28"/>
+        </w:rPr>
         <w:t>Проверка конфигурации, представленная на рисунке 3.2.1, выполнена командами git config --local user.name и git config --local user.email. В выводе отображаются заданные имя и адрес.</w:t>
       </w:r>
     </w:p>
     <w:p>
       <w:pPr>
         <w:pStyle w:val="a3"/>
-        <w:spacing w:before="98"/>
+        <w:keepNext/>
+        <w:keepLines/>
+        <w:widowControl/>
+        <w:spacing w:before="360" w:lineRule="atLeast" w:line="360" w:after="360"/>
+        <w:ind w:left="0" w:firstLine="0"/>
         <w:jc w:val="center"/>
         <w:rPr>
           <w:sz w:val="20"/>
@@ -3189,8 +3494,9 @@
       </w:pPr>
       <w:r>
         <w:rPr>
+          <w:rFonts w:ascii="Times New Roman" w:hAnsi="Times New Roman"/>
           <w:noProof/>
-          <w:sz w:val="20"/>
+          <w:sz w:val="28"/>
           <w:lang w:eastAsia="ru-RU"/>
         </w:rPr>
         <w:drawing>
@@ -3233,49 +3539,42 @@
     <w:p>
       <w:pPr>
         <w:pStyle w:val="a3"/>
-        <w:spacing w:before="43"/>
-      </w:pPr>
-    </w:p>
-    <w:p>
-      <w:pPr>
-        <w:pStyle w:val="a3"/>
-        <w:ind w:left="1166" w:right="1177"/>
+        <w:keepNext/>
+        <w:keepLines/>
+        <w:widowControl/>
+        <w:spacing w:lineRule="exact" w:line="360" w:before="0" w:after="360"/>
+        <w:ind w:left="0" w:right="1177" w:firstLine="0"/>
         <w:jc w:val="center"/>
       </w:pPr>
       <w:r>
+        <w:rPr>
+          <w:rFonts w:ascii="Times New Roman" w:hAnsi="Times New Roman"/>
+          <w:sz w:val="28"/>
+        </w:rPr>
         <w:t>Рисунок 3.2.1 – Проверка конфигурации Git</w:t>
       </w:r>
     </w:p>
     <w:p>
       <w:pPr>
         <w:pStyle w:val="a3"/>
-        <w:jc w:val="center"/>
-        <w:sectPr>
-          <w:pgSz w:w="11906" w:h="16838"/>
-          <w:pgMar w:top="1134" w:right="850" w:bottom="1134" w:left="1701" w:header="0" w:footer="650" w:gutter="0"/>
-          <w:cols w:space="720"/>
-        </w:sectPr>
-      </w:pPr>
-    </w:p>
-    <w:p>
-      <w:pPr>
-        <w:pStyle w:val="a3"/>
-        <w:spacing w:before="76"/>
-        <w:ind w:left="141" w:right="153" w:firstLine="705"/>
+        <w:widowControl/>
+        <w:spacing w:before="0" w:lineRule="exact" w:line="360" w:after="0"/>
+        <w:ind w:left="0" w:right="153" w:firstLine="709"/>
         <w:jc w:val="both"/>
       </w:pPr>
       <w:r>
+        <w:rPr>
+          <w:rFonts w:ascii="Times New Roman" w:hAnsi="Times New Roman"/>
+          <w:sz w:val="28"/>
+        </w:rPr>
         <w:t>Для авторизации при работе с удалённым репозиторием создан SSH-ключ ED25519 с помощью команды:</w:t>
       </w:r>
     </w:p>
     <w:p>
       <w:pPr>
-        <w:pStyle w:val="a3"/>
-      </w:pPr>
-    </w:p>
-    <w:p>
-      <w:pPr>
-        <w:ind w:left="846"/>
+        <w:widowControl/>
+        <w:spacing w:lineRule="exact" w:line="360" w:before="0" w:after="0"/>
+        <w:ind w:left="709" w:firstLine="0"/>
         <w:jc w:val="left"/>
         <w:rPr>
           <w:rFonts w:ascii="Courier New"/>
@@ -3285,8 +3584,8 @@
       </w:pPr>
       <w:r>
         <w:rPr>
-          <w:rFonts w:ascii="Courier New" w:hAnsi="Courier New"/>
-          <w:sz w:val="24"/>
+          <w:rFonts w:ascii="Times New Roman" w:hAnsi="Times New Roman"/>
+          <w:sz w:val="28"/>
         </w:rPr>
         <w:t>ssh-keygen -t ed25519 -C "246707085+123GDminer@users.noreply.github.com"</w:t>
       </w:r>
@@ -3294,78 +3593,107 @@
     <w:p>
       <w:pPr>
         <w:pStyle w:val="a3"/>
-        <w:spacing w:before="50"/>
-        <w:rPr>
-          <w:rFonts w:ascii="Courier New"/>
-          <w:sz w:val="24"/>
-          <w:lang w:val="en-US"/>
-        </w:rPr>
-      </w:pPr>
-    </w:p>
-    <w:p>
-      <w:pPr>
-        <w:pStyle w:val="a3"/>
-        <w:ind w:left="141" w:right="157" w:firstLine="705"/>
+        <w:widowControl/>
+        <w:spacing w:lineRule="exact" w:line="360" w:before="0" w:after="0"/>
+        <w:ind w:left="0" w:right="157" w:firstLine="709"/>
         <w:jc w:val="both"/>
       </w:pPr>
       <w:r>
-        <w:t>Ключ сохранён в каталоге C:\Users\MORFIK\.ssh. Парольная фраза не задавалась. Для проверки соединения выполнена команда ssh -T git@github.com; GitHub подтвердил вход под учётной записью 123GDminer.</w:t>
-      </w:r>
-    </w:p>
-    <w:p>
-      <w:pPr>
-        <w:pStyle w:val="a3"/>
-        <w:ind w:left="846"/>
+        <w:rPr>
+          <w:rFonts w:ascii="Times New Roman" w:hAnsi="Times New Roman"/>
+          <w:sz w:val="28"/>
+        </w:rPr>
+        <w:t>Ключ сохранён в каталоге C:\Users\MORFIK\.ssh. Парольная фраза не задавалась.</w:t>
+      </w:r>
+    </w:p>
+    <w:p>
+      <w:pPr>
+        <w:pStyle w:val="a3"/>
+        <w:widowControl/>
+        <w:spacing w:lineRule="exact" w:line="360" w:before="0" w:after="0"/>
+        <w:ind w:left="0" w:firstLine="709"/>
         <w:jc w:val="both"/>
       </w:pPr>
       <w:r>
+        <w:rPr>
+          <w:rFonts w:ascii="Times New Roman" w:hAnsi="Times New Roman"/>
+          <w:sz w:val="28"/>
+        </w:rPr>
         <w:t>В</w:t>
       </w:r>
       <w:r>
         <w:rPr>
+          <w:rFonts w:ascii="Times New Roman" w:hAnsi="Times New Roman"/>
           <w:spacing w:val="-12"/>
-        </w:rPr>
-        <w:t xml:space="preserve"> </w:t>
-      </w:r>
-      <w:r>
+          <w:sz w:val="28"/>
+        </w:rPr>
+        <w:t xml:space="preserve"> </w:t>
+      </w:r>
+      <w:r>
+        <w:rPr>
+          <w:rFonts w:ascii="Times New Roman" w:hAnsi="Times New Roman"/>
+          <w:sz w:val="28"/>
+        </w:rPr>
         <w:t>результате</w:t>
       </w:r>
       <w:r>
         <w:rPr>
+          <w:rFonts w:ascii="Times New Roman" w:hAnsi="Times New Roman"/>
           <w:spacing w:val="-9"/>
-        </w:rPr>
-        <w:t xml:space="preserve"> </w:t>
-      </w:r>
-      <w:r>
+          <w:sz w:val="28"/>
+        </w:rPr>
+        <w:t xml:space="preserve"> </w:t>
+      </w:r>
+      <w:r>
+        <w:rPr>
+          <w:rFonts w:ascii="Times New Roman" w:hAnsi="Times New Roman"/>
+          <w:sz w:val="28"/>
+        </w:rPr>
         <w:t>были</w:t>
       </w:r>
       <w:r>
         <w:rPr>
+          <w:rFonts w:ascii="Times New Roman" w:hAnsi="Times New Roman"/>
           <w:spacing w:val="-10"/>
-        </w:rPr>
-        <w:t xml:space="preserve"> </w:t>
-      </w:r>
-      <w:r>
+          <w:sz w:val="28"/>
+        </w:rPr>
+        <w:t xml:space="preserve"> </w:t>
+      </w:r>
+      <w:r>
+        <w:rPr>
+          <w:rFonts w:ascii="Times New Roman" w:hAnsi="Times New Roman"/>
+          <w:sz w:val="28"/>
+        </w:rPr>
         <w:t>созданы</w:t>
       </w:r>
       <w:r>
         <w:rPr>
+          <w:rFonts w:ascii="Times New Roman" w:hAnsi="Times New Roman"/>
           <w:spacing w:val="-9"/>
-        </w:rPr>
-        <w:t xml:space="preserve"> </w:t>
-      </w:r>
-      <w:r>
+          <w:sz w:val="28"/>
+        </w:rPr>
+        <w:t xml:space="preserve"> </w:t>
+      </w:r>
+      <w:r>
+        <w:rPr>
+          <w:rFonts w:ascii="Times New Roman" w:hAnsi="Times New Roman"/>
+          <w:sz w:val="28"/>
+        </w:rPr>
         <w:t>два</w:t>
       </w:r>
       <w:r>
         <w:rPr>
+          <w:rFonts w:ascii="Times New Roman" w:hAnsi="Times New Roman"/>
           <w:spacing w:val="-9"/>
-        </w:rPr>
-        <w:t xml:space="preserve"> </w:t>
-      </w:r>
-      <w:r>
-        <w:rPr>
+          <w:sz w:val="28"/>
+        </w:rPr>
+        <w:t xml:space="preserve"> </w:t>
+      </w:r>
+      <w:r>
+        <w:rPr>
+          <w:rFonts w:ascii="Times New Roman" w:hAnsi="Times New Roman"/>
           <w:spacing w:val="-2"/>
+          <w:sz w:val="28"/>
         </w:rPr>
         <w:t>файла:</w:t>
       </w:r>
@@ -3373,6 +3701,7 @@
     <w:p>
       <w:pPr>
         <w:pStyle w:val="a5"/>
+        <w:widowControl/>
         <w:numPr>
           <w:ilvl w:val="0"/>
           <w:numId w:val="1"/>
@@ -3380,6 +3709,7 @@
         <w:tabs>
           <w:tab w:val="left" w:pos="1055"/>
         </w:tabs>
+        <w:spacing w:lineRule="exact" w:line="360" w:before="0" w:after="0"/>
         <w:ind w:left="1055" w:hanging="209"/>
         <w:jc w:val="both"/>
         <w:rPr>
@@ -3388,12 +3718,14 @@
       </w:pPr>
       <w:r>
         <w:rPr>
+          <w:rFonts w:ascii="Times New Roman" w:hAnsi="Times New Roman"/>
           <w:sz w:val="28"/>
         </w:rPr>
         <w:t>id_ed25519</w:t>
       </w:r>
       <w:r>
         <w:rPr>
+          <w:rFonts w:ascii="Times New Roman" w:hAnsi="Times New Roman"/>
           <w:spacing w:val="-5"/>
           <w:sz w:val="28"/>
         </w:rPr>
@@ -3401,12 +3733,14 @@
       </w:r>
       <w:r>
         <w:rPr>
+          <w:rFonts w:ascii="Times New Roman" w:hAnsi="Times New Roman"/>
           <w:sz w:val="28"/>
         </w:rPr>
         <w:t>–</w:t>
       </w:r>
       <w:r>
         <w:rPr>
+          <w:rFonts w:ascii="Times New Roman" w:hAnsi="Times New Roman"/>
           <w:spacing w:val="-5"/>
           <w:sz w:val="28"/>
         </w:rPr>
@@ -3414,12 +3748,14 @@
       </w:r>
       <w:r>
         <w:rPr>
+          <w:rFonts w:ascii="Times New Roman" w:hAnsi="Times New Roman"/>
           <w:sz w:val="28"/>
         </w:rPr>
         <w:t>приватный</w:t>
       </w:r>
       <w:r>
         <w:rPr>
+          <w:rFonts w:ascii="Times New Roman" w:hAnsi="Times New Roman"/>
           <w:spacing w:val="-5"/>
           <w:sz w:val="28"/>
         </w:rPr>
@@ -3427,6 +3763,7 @@
       </w:r>
       <w:r>
         <w:rPr>
+          <w:rFonts w:ascii="Times New Roman" w:hAnsi="Times New Roman"/>
           <w:spacing w:val="-4"/>
           <w:sz w:val="28"/>
         </w:rPr>
@@ -3436,6 +3773,7 @@
     <w:p>
       <w:pPr>
         <w:pStyle w:val="a5"/>
+        <w:widowControl/>
         <w:numPr>
           <w:ilvl w:val="0"/>
           <w:numId w:val="1"/>
@@ -3443,6 +3781,7 @@
         <w:tabs>
           <w:tab w:val="left" w:pos="1055"/>
         </w:tabs>
+        <w:spacing w:lineRule="exact" w:line="360" w:before="0" w:after="0"/>
         <w:ind w:left="1055" w:hanging="209"/>
         <w:jc w:val="both"/>
         <w:rPr>
@@ -3451,12 +3790,14 @@
       </w:pPr>
       <w:r>
         <w:rPr>
+          <w:rFonts w:ascii="Times New Roman" w:hAnsi="Times New Roman"/>
           <w:sz w:val="28"/>
         </w:rPr>
         <w:t>id_ed25519.pub</w:t>
       </w:r>
       <w:r>
         <w:rPr>
+          <w:rFonts w:ascii="Times New Roman" w:hAnsi="Times New Roman"/>
           <w:spacing w:val="-5"/>
           <w:sz w:val="28"/>
         </w:rPr>
@@ -3464,12 +3805,14 @@
       </w:r>
       <w:r>
         <w:rPr>
+          <w:rFonts w:ascii="Times New Roman" w:hAnsi="Times New Roman"/>
           <w:sz w:val="28"/>
         </w:rPr>
         <w:t>–</w:t>
       </w:r>
       <w:r>
         <w:rPr>
+          <w:rFonts w:ascii="Times New Roman" w:hAnsi="Times New Roman"/>
           <w:spacing w:val="-5"/>
           <w:sz w:val="28"/>
         </w:rPr>
@@ -3477,12 +3820,14 @@
       </w:r>
       <w:r>
         <w:rPr>
+          <w:rFonts w:ascii="Times New Roman" w:hAnsi="Times New Roman"/>
           <w:sz w:val="28"/>
         </w:rPr>
         <w:t>публичный</w:t>
       </w:r>
       <w:r>
         <w:rPr>
+          <w:rFonts w:ascii="Times New Roman" w:hAnsi="Times New Roman"/>
           <w:spacing w:val="-4"/>
           <w:sz w:val="28"/>
         </w:rPr>
@@ -3492,29 +3837,35 @@
     <w:p>
       <w:pPr>
         <w:pStyle w:val="a3"/>
-        <w:ind w:left="141" w:right="163" w:firstLine="705"/>
+        <w:keepNext/>
+        <w:widowControl/>
+        <w:spacing w:lineRule="exact" w:line="360" w:before="0" w:after="0"/>
+        <w:ind w:left="0" w:right="163" w:firstLine="709"/>
         <w:jc w:val="both"/>
       </w:pPr>
       <w:r>
+        <w:rPr>
+          <w:rFonts w:ascii="Times New Roman" w:hAnsi="Times New Roman"/>
+          <w:sz w:val="28"/>
+        </w:rPr>
         <w:t>Публичная часть ключа добавлена в настройки аккаунта GitHub как Authentication Key. Добавленный SSH-ключ представлен на рисунке 3.2.2.</w:t>
       </w:r>
     </w:p>
     <w:p>
       <w:pPr>
         <w:pStyle w:val="a3"/>
-        <w:ind w:left="141" w:right="163" w:firstLine="705"/>
-        <w:jc w:val="both"/>
-      </w:pPr>
-    </w:p>
-    <w:p>
-      <w:pPr>
-        <w:pStyle w:val="a3"/>
-        <w:spacing w:before="53"/>
-      </w:pPr>
-      <w:r>
-        <w:rPr>
+        <w:keepNext/>
+        <w:keepLines/>
+        <w:widowControl/>
+        <w:spacing w:before="360" w:lineRule="atLeast" w:line="360" w:after="360"/>
+        <w:ind w:left="0" w:firstLine="0"/>
+        <w:jc w:val="center"/>
+      </w:pPr>
+      <w:r>
+        <w:rPr>
+          <w:rFonts w:ascii="Times New Roman" w:hAnsi="Times New Roman"/>
           <w:noProof/>
-          <w:sz w:val="20"/>
+          <w:sz w:val="28"/>
           <w:lang w:eastAsia="ru-RU"/>
         </w:rPr>
         <w:drawing>
@@ -3557,26 +3908,43 @@
     <w:p>
       <w:pPr>
         <w:pStyle w:val="a3"/>
-        <w:ind w:left="1166" w:right="1178"/>
+        <w:keepNext/>
+        <w:keepLines/>
+        <w:widowControl/>
+        <w:spacing w:lineRule="exact" w:line="360" w:before="0" w:after="360"/>
+        <w:ind w:left="0" w:right="1178" w:firstLine="0"/>
         <w:jc w:val="center"/>
       </w:pPr>
       <w:r>
+        <w:rPr>
+          <w:rFonts w:ascii="Times New Roman" w:hAnsi="Times New Roman"/>
+          <w:sz w:val="28"/>
+        </w:rPr>
         <w:t>Рисунок 3.2.2 – SSH-ключ в аккаунте GitHub</w:t>
       </w:r>
     </w:p>
     <w:p>
       <w:pPr>
         <w:pStyle w:val="a3"/>
-      </w:pPr>
-    </w:p>
-    <w:p>
-      <w:pPr>
-        <w:pStyle w:val="a3"/>
-      </w:pPr>
+        <w:widowControl/>
+        <w:spacing w:lineRule="exact" w:line="360" w:before="0" w:after="0"/>
+        <w:ind w:left="0" w:firstLine="709"/>
+        <w:jc w:val="both"/>
+      </w:pPr>
+      <w:r>
+        <w:rPr>
+          <w:rFonts w:ascii="Times New Roman" w:hAnsi="Times New Roman"/>
+          <w:sz w:val="28"/>
+        </w:rPr>
+        <w:t>Для проверки соединения выполнена команда ssh -T git@github.com; GitHub подтвердил вход под учётной записью 123GDminer.</w:t>
+      </w:r>
     </w:p>
     <w:p>
       <w:pPr>
         <w:pStyle w:val="2"/>
+        <w:keepNext/>
+        <w:keepLines/>
+        <w:widowControl/>
         <w:numPr>
           <w:ilvl w:val="1"/>
           <w:numId w:val="4"/>
@@ -3584,19 +3952,26 @@
         <w:tabs>
           <w:tab w:val="left" w:pos="1265"/>
         </w:tabs>
-        <w:spacing w:before="76"/>
-        <w:ind w:left="1265" w:hanging="419"/>
-      </w:pPr>
-      <w:r>
-        <w:rPr>
+        <w:spacing w:before="0" w:lineRule="exact" w:line="360" w:after="360"/>
+        <w:ind w:left="0" w:firstLine="709"/>
+        <w:jc w:val="left"/>
+      </w:pPr>
+      <w:r>
+        <w:rPr>
+          <w:rFonts w:ascii="Times New Roman" w:hAnsi="Times New Roman"/>
+          <w:b/>
           <w:spacing w:val="-2"/>
+          <w:sz w:val="28"/>
           <w:lang w:val="en-US"/>
         </w:rPr>
         <w:t xml:space="preserve">Fork </w:t>
       </w:r>
       <w:r>
         <w:rPr>
+          <w:rFonts w:ascii="Times New Roman" w:hAnsi="Times New Roman"/>
+          <w:b/>
           <w:spacing w:val="-2"/>
+          <w:sz w:val="28"/>
         </w:rPr>
         <w:t>репозитория</w:t>
       </w:r>
@@ -3604,46 +3979,38 @@
     <w:p>
       <w:pPr>
         <w:pStyle w:val="a3"/>
-        <w:rPr>
-          <w:b/>
-        </w:rPr>
-      </w:pPr>
-    </w:p>
-    <w:p>
-      <w:pPr>
-        <w:pStyle w:val="a3"/>
-        <w:ind w:right="153" w:firstLine="720"/>
+        <w:keepNext/>
+        <w:widowControl/>
+        <w:spacing w:lineRule="exact" w:line="360" w:before="0" w:after="0"/>
+        <w:ind w:right="153" w:left="0" w:firstLine="709"/>
         <w:jc w:val="both"/>
       </w:pPr>
       <w:r>
+        <w:rPr>
+          <w:rFonts w:ascii="Times New Roman" w:hAnsi="Times New Roman"/>
+          <w:sz w:val="28"/>
+        </w:rPr>
         <w:t>В соответствии с заданием выполнен fork репозитория BSUIR-SDLC/SDLC. В аккаунте 123GDminer создана открытая личная копия SDLC-434701, представленная на рисунке 3.3.1.</w:t>
       </w:r>
     </w:p>
     <w:p>
       <w:pPr>
         <w:pStyle w:val="a3"/>
-        <w:sectPr>
-          <w:pgSz w:w="11906" w:h="16838"/>
-          <w:pgMar w:top="1134" w:right="850" w:bottom="1134" w:left="1701" w:header="0" w:footer="650" w:gutter="0"/>
-          <w:cols w:space="720"/>
-        </w:sectPr>
-      </w:pPr>
-      <w:r>
-        <w:t xml:space="preserve">  </w:t>
-      </w:r>
-    </w:p>
-    <w:p>
-      <w:pPr>
-        <w:pStyle w:val="a3"/>
-        <w:spacing w:before="97"/>
+        <w:keepNext/>
+        <w:keepLines/>
+        <w:widowControl/>
+        <w:spacing w:before="360" w:lineRule="atLeast" w:line="360" w:after="360"/>
+        <w:ind w:left="0" w:firstLine="0"/>
+        <w:jc w:val="center"/>
         <w:rPr>
           <w:sz w:val="20"/>
         </w:rPr>
       </w:pPr>
       <w:r>
         <w:rPr>
+          <w:rFonts w:ascii="Times New Roman" w:hAnsi="Times New Roman"/>
           <w:noProof/>
-          <w:sz w:val="20"/>
+          <w:sz w:val="28"/>
           <w:lang w:eastAsia="ru-RU"/>
         </w:rPr>
         <w:drawing>
@@ -3686,50 +4053,72 @@
     <w:p>
       <w:pPr>
         <w:pStyle w:val="a3"/>
-        <w:spacing w:before="53"/>
-      </w:pPr>
-    </w:p>
-    <w:p>
-      <w:pPr>
-        <w:pStyle w:val="a3"/>
-        <w:ind w:left="1166" w:right="1178"/>
+        <w:keepNext/>
+        <w:keepLines/>
+        <w:widowControl/>
+        <w:spacing w:lineRule="exact" w:line="360" w:before="0" w:after="360"/>
+        <w:ind w:left="0" w:right="1178" w:firstLine="0"/>
         <w:jc w:val="center"/>
       </w:pPr>
       <w:r>
+        <w:rPr>
+          <w:rFonts w:ascii="Times New Roman" w:hAnsi="Times New Roman"/>
+          <w:sz w:val="28"/>
+        </w:rPr>
         <w:t>Рисунок</w:t>
       </w:r>
       <w:r>
         <w:rPr>
+          <w:rFonts w:ascii="Times New Roman" w:hAnsi="Times New Roman"/>
           <w:spacing w:val="-4"/>
-        </w:rPr>
-        <w:t xml:space="preserve"> </w:t>
-      </w:r>
-      <w:r>
+          <w:sz w:val="28"/>
+        </w:rPr>
+        <w:t xml:space="preserve"> </w:t>
+      </w:r>
+      <w:r>
+        <w:rPr>
+          <w:rFonts w:ascii="Times New Roman" w:hAnsi="Times New Roman"/>
+          <w:sz w:val="28"/>
+        </w:rPr>
         <w:t>3.3.1</w:t>
       </w:r>
       <w:r>
         <w:rPr>
+          <w:rFonts w:ascii="Times New Roman" w:hAnsi="Times New Roman"/>
           <w:spacing w:val="-2"/>
-        </w:rPr>
-        <w:t xml:space="preserve"> </w:t>
-      </w:r>
-      <w:r>
+          <w:sz w:val="28"/>
+        </w:rPr>
+        <w:t xml:space="preserve"> </w:t>
+      </w:r>
+      <w:r>
+        <w:rPr>
+          <w:rFonts w:ascii="Times New Roman" w:hAnsi="Times New Roman"/>
+          <w:sz w:val="28"/>
+        </w:rPr>
         <w:t>–</w:t>
       </w:r>
       <w:r>
         <w:rPr>
+          <w:rFonts w:ascii="Times New Roman" w:hAnsi="Times New Roman"/>
           <w:spacing w:val="-2"/>
+          <w:sz w:val="28"/>
         </w:rPr>
         <w:t xml:space="preserve"> </w:t>
       </w:r>
       <w:proofErr w:type="spellStart"/>
       <w:r>
+        <w:rPr>
+          <w:rFonts w:ascii="Times New Roman" w:hAnsi="Times New Roman"/>
+          <w:sz w:val="28"/>
+        </w:rPr>
         <w:t>Fork</w:t>
       </w:r>
       <w:proofErr w:type="spellEnd"/>
       <w:r>
         <w:rPr>
+          <w:rFonts w:ascii="Times New Roman" w:hAnsi="Times New Roman"/>
           <w:spacing w:val="-2"/>
+          <w:sz w:val="28"/>
         </w:rPr>
         <w:t xml:space="preserve"> репозитория</w:t>
       </w:r>
@@ -3737,22 +4126,25 @@
     <w:p>
       <w:pPr>
         <w:pStyle w:val="a3"/>
-        <w:spacing w:before="276"/>
-        <w:ind w:left="141" w:right="153" w:firstLine="705"/>
+        <w:widowControl/>
+        <w:spacing w:before="0" w:lineRule="exact" w:line="360" w:after="0"/>
+        <w:ind w:left="0" w:right="153" w:firstLine="709"/>
         <w:jc w:val="both"/>
       </w:pPr>
       <w:r>
+        <w:rPr>
+          <w:rFonts w:ascii="Times New Roman" w:hAnsi="Times New Roman"/>
+          <w:sz w:val="28"/>
+        </w:rPr>
         <w:t>Репозиторий является публичным, что позволяет преподавателю контролировать ход работы. На странице указаны исходный репозиторий, ветка main и три ветки после загрузки изменений. Ссылка на созданный репозиторий: https://github.com/123GDminer/SDLC-434701.</w:t>
       </w:r>
     </w:p>
     <w:p>
       <w:pPr>
-        <w:pStyle w:val="a3"/>
-      </w:pPr>
-    </w:p>
-    <w:p>
-      <w:pPr>
         <w:pStyle w:val="2"/>
+        <w:keepNext/>
+        <w:keepLines/>
+        <w:widowControl/>
         <w:numPr>
           <w:ilvl w:val="1"/>
           <w:numId w:val="4"/>
@@ -3760,50 +4152,92 @@
         <w:tabs>
           <w:tab w:val="left" w:pos="1265"/>
         </w:tabs>
-        <w:ind w:left="1265" w:hanging="419"/>
-      </w:pPr>
-      <w:r>
+        <w:spacing w:lineRule="exact" w:line="360" w:before="0" w:after="360"/>
+        <w:ind w:left="0" w:firstLine="709"/>
+        <w:jc w:val="left"/>
+      </w:pPr>
+      <w:r>
+        <w:rPr>
+          <w:rFonts w:ascii="Times New Roman" w:hAnsi="Times New Roman"/>
+          <w:b/>
+          <w:sz w:val="28"/>
+        </w:rPr>
         <w:t>Выполнение</w:t>
       </w:r>
       <w:r>
         <w:rPr>
+          <w:rFonts w:ascii="Times New Roman" w:hAnsi="Times New Roman"/>
+          <w:b/>
           <w:spacing w:val="-5"/>
-        </w:rPr>
-        <w:t xml:space="preserve"> </w:t>
-      </w:r>
-      <w:r>
+          <w:sz w:val="28"/>
+        </w:rPr>
+        <w:t xml:space="preserve"> </w:t>
+      </w:r>
+      <w:r>
+        <w:rPr>
+          <w:rFonts w:ascii="Times New Roman" w:hAnsi="Times New Roman"/>
+          <w:b/>
+          <w:sz w:val="28"/>
+        </w:rPr>
         <w:t>операций</w:t>
       </w:r>
       <w:r>
         <w:rPr>
+          <w:rFonts w:ascii="Times New Roman" w:hAnsi="Times New Roman"/>
+          <w:b/>
           <w:spacing w:val="-3"/>
-        </w:rPr>
-        <w:t xml:space="preserve"> </w:t>
-      </w:r>
-      <w:r>
+          <w:sz w:val="28"/>
+        </w:rPr>
+        <w:t xml:space="preserve"> </w:t>
+      </w:r>
+      <w:r>
+        <w:rPr>
+          <w:rFonts w:ascii="Times New Roman" w:hAnsi="Times New Roman"/>
+          <w:b/>
+          <w:sz w:val="28"/>
+        </w:rPr>
         <w:t>с</w:t>
       </w:r>
       <w:r>
         <w:rPr>
+          <w:rFonts w:ascii="Times New Roman" w:hAnsi="Times New Roman"/>
+          <w:b/>
           <w:spacing w:val="-2"/>
-        </w:rPr>
-        <w:t xml:space="preserve"> </w:t>
-      </w:r>
-      <w:r>
+          <w:sz w:val="28"/>
+        </w:rPr>
+        <w:t xml:space="preserve"> </w:t>
+      </w:r>
+      <w:r>
+        <w:rPr>
+          <w:rFonts w:ascii="Times New Roman" w:hAnsi="Times New Roman"/>
+          <w:b/>
+          <w:sz w:val="28"/>
+        </w:rPr>
         <w:t>репозиторием</w:t>
       </w:r>
       <w:r>
         <w:rPr>
+          <w:rFonts w:ascii="Times New Roman" w:hAnsi="Times New Roman"/>
+          <w:b/>
           <w:spacing w:val="-3"/>
-        </w:rPr>
-        <w:t xml:space="preserve"> </w:t>
-      </w:r>
-      <w:r>
+          <w:sz w:val="28"/>
+        </w:rPr>
+        <w:t xml:space="preserve"> </w:t>
+      </w:r>
+      <w:r>
+        <w:rPr>
+          <w:rFonts w:ascii="Times New Roman" w:hAnsi="Times New Roman"/>
+          <w:b/>
+          <w:sz w:val="28"/>
+        </w:rPr>
         <w:t>в</w:t>
       </w:r>
       <w:r>
         <w:rPr>
+          <w:rFonts w:ascii="Times New Roman" w:hAnsi="Times New Roman"/>
+          <w:b/>
           <w:spacing w:val="-2"/>
+          <w:sz w:val="28"/>
         </w:rPr>
         <w:t xml:space="preserve"> консоли</w:t>
       </w:r>
@@ -3811,28 +4245,24 @@
     <w:p>
       <w:pPr>
         <w:pStyle w:val="a3"/>
-        <w:rPr>
-          <w:b/>
-        </w:rPr>
-      </w:pPr>
-    </w:p>
-    <w:p>
-      <w:pPr>
-        <w:pStyle w:val="a3"/>
-        <w:ind w:left="846" w:right="665"/>
-      </w:pPr>
-      <w:r>
+        <w:widowControl/>
+        <w:spacing w:lineRule="exact" w:line="360" w:before="0" w:after="0"/>
+        <w:ind w:left="0" w:right="665" w:firstLine="709"/>
+        <w:jc w:val="both"/>
+      </w:pPr>
+      <w:r>
+        <w:rPr>
+          <w:rFonts w:ascii="Times New Roman" w:hAnsi="Times New Roman"/>
+          <w:sz w:val="28"/>
+        </w:rPr>
         <w:t>Операции с Git выполнялись через командную строку. Локальная копия созданного fork также проверена клонированием по SSH:</w:t>
       </w:r>
     </w:p>
     <w:p>
       <w:pPr>
-        <w:pStyle w:val="a3"/>
-      </w:pPr>
-    </w:p>
-    <w:p>
-      <w:pPr>
-        <w:ind w:left="846"/>
+        <w:widowControl/>
+        <w:spacing w:lineRule="exact" w:line="360" w:before="0" w:after="0"/>
+        <w:ind w:left="709" w:firstLine="0"/>
         <w:jc w:val="left"/>
         <w:rPr>
           <w:rFonts w:ascii="Courier New"/>
@@ -3842,8 +4272,8 @@
       </w:pPr>
       <w:r>
         <w:rPr>
-          <w:rFonts w:ascii="Courier New" w:hAnsi="Courier New"/>
-          <w:sz w:val="24"/>
+          <w:rFonts w:ascii="Times New Roman" w:hAnsi="Times New Roman"/>
+          <w:sz w:val="28"/>
         </w:rPr>
         <w:t>git clone git@github.com:123GDminer/SDLC-434701.git</w:t>
       </w:r>
@@ -3851,215 +4281,235 @@
     <w:p>
       <w:pPr>
         <w:pStyle w:val="a3"/>
+        <w:widowControl/>
+        <w:spacing w:lineRule="exact" w:line="360" w:before="0" w:after="0"/>
+        <w:ind w:left="0" w:right="164" w:firstLine="709"/>
+        <w:jc w:val="both"/>
+      </w:pPr>
+      <w:r>
+        <w:rPr>
+          <w:rFonts w:ascii="Times New Roman" w:hAnsi="Times New Roman"/>
+          <w:sz w:val="28"/>
+        </w:rPr>
+        <w:t>Клонирование по SSH выполнено успешно. Изучена базовая структура репозитория: каталоги adr, docs, sdd и srs, а также файлы README.md и LICENSE.md.</w:t>
+      </w:r>
+    </w:p>
+    <w:p>
+      <w:pPr>
+        <w:pStyle w:val="a3"/>
+        <w:widowControl/>
+        <w:spacing w:lineRule="exact" w:line="360" w:before="0" w:after="0"/>
+        <w:ind w:left="0" w:right="157" w:firstLine="709"/>
+        <w:jc w:val="both"/>
+      </w:pPr>
+      <w:r>
+        <w:rPr>
+          <w:rFonts w:ascii="Times New Roman" w:hAnsi="Times New Roman"/>
+          <w:sz w:val="28"/>
+        </w:rPr>
+        <w:t>Относительно ветки main создана ветка lab1 и выполнен переход в неё:</w:t>
+      </w:r>
+    </w:p>
+    <w:p>
+      <w:pPr>
+        <w:widowControl/>
+        <w:spacing w:lineRule="exact" w:line="360" w:before="0" w:after="0"/>
+        <w:ind w:left="709" w:firstLine="0"/>
+        <w:jc w:val="left"/>
         <w:rPr>
           <w:rFonts w:ascii="Courier New"/>
           <w:sz w:val="24"/>
-          <w:lang w:val="en-US"/>
-        </w:rPr>
-      </w:pPr>
-    </w:p>
-    <w:p>
-      <w:pPr>
-        <w:pStyle w:val="a3"/>
-        <w:ind w:left="141" w:right="164" w:firstLine="705"/>
+        </w:rPr>
+      </w:pPr>
+      <w:r>
+        <w:rPr>
+          <w:rFonts w:ascii="Times New Roman" w:hAnsi="Times New Roman"/>
+          <w:sz w:val="28"/>
+        </w:rPr>
+        <w:t>git switch -c lab1</w:t>
+      </w:r>
+    </w:p>
+    <w:p>
+      <w:pPr>
+        <w:pStyle w:val="a3"/>
+        <w:widowControl/>
+        <w:spacing w:lineRule="exact" w:line="360" w:before="0" w:after="0"/>
+        <w:ind w:left="0" w:right="166" w:firstLine="709"/>
         <w:jc w:val="both"/>
       </w:pPr>
       <w:r>
-        <w:t>Клонирование по SSH выполнено успешно. Изучена базовая структура репозитория: каталоги adr, docs, sdd и srs, а также файлы README.md и LICENSE.md.</w:t>
-      </w:r>
-    </w:p>
-    <w:p>
-      <w:pPr>
-        <w:pStyle w:val="a3"/>
-        <w:ind w:left="141" w:right="157" w:firstLine="705"/>
+        <w:rPr>
+          <w:rFonts w:ascii="Times New Roman" w:hAnsi="Times New Roman"/>
+          <w:sz w:val="28"/>
+        </w:rPr>
+        <w:t>В ветку lab1 скопированы исходный код C++, настройки сборки VS Code и отчёт лабораторной работы № 1 в форматах DOCX и PDF.</w:t>
+      </w:r>
+    </w:p>
+    <w:p>
+      <w:pPr>
+        <w:pStyle w:val="a3"/>
+        <w:widowControl/>
+        <w:spacing w:before="0" w:lineRule="exact" w:line="360" w:after="0"/>
+        <w:ind w:left="0" w:firstLine="709"/>
         <w:jc w:val="both"/>
       </w:pPr>
       <w:r>
-        <w:t>Относительно ветки main создана ветка lab1 и выполнен переход в неё:</w:t>
-      </w:r>
-    </w:p>
-    <w:p>
-      <w:pPr>
-        <w:pStyle w:val="a3"/>
-      </w:pPr>
-    </w:p>
-    <w:p>
-      <w:pPr>
-        <w:ind w:left="846"/>
+        <w:rPr>
+          <w:rFonts w:ascii="Times New Roman" w:hAnsi="Times New Roman"/>
+          <w:sz w:val="28"/>
+        </w:rPr>
+        <w:t>Изменения</w:t>
+      </w:r>
+      <w:r>
+        <w:rPr>
+          <w:rFonts w:ascii="Times New Roman" w:hAnsi="Times New Roman"/>
+          <w:spacing w:val="-7"/>
+          <w:sz w:val="28"/>
+        </w:rPr>
+        <w:t xml:space="preserve"> </w:t>
+      </w:r>
+      <w:r>
+        <w:rPr>
+          <w:rFonts w:ascii="Times New Roman" w:hAnsi="Times New Roman"/>
+          <w:sz w:val="28"/>
+        </w:rPr>
+        <w:t>в</w:t>
+      </w:r>
+      <w:r>
+        <w:rPr>
+          <w:rFonts w:ascii="Times New Roman" w:hAnsi="Times New Roman"/>
+          <w:spacing w:val="-4"/>
+          <w:sz w:val="28"/>
+        </w:rPr>
+        <w:t xml:space="preserve"> </w:t>
+      </w:r>
+      <w:r>
+        <w:rPr>
+          <w:rFonts w:ascii="Times New Roman" w:hAnsi="Times New Roman"/>
+          <w:sz w:val="28"/>
+        </w:rPr>
+        <w:t>рабочем</w:t>
+      </w:r>
+      <w:r>
+        <w:rPr>
+          <w:rFonts w:ascii="Times New Roman" w:hAnsi="Times New Roman"/>
+          <w:spacing w:val="-4"/>
+          <w:sz w:val="28"/>
+        </w:rPr>
+        <w:t xml:space="preserve"> </w:t>
+      </w:r>
+      <w:r>
+        <w:rPr>
+          <w:rFonts w:ascii="Times New Roman" w:hAnsi="Times New Roman"/>
+          <w:sz w:val="28"/>
+        </w:rPr>
+        <w:t>дереве</w:t>
+      </w:r>
+      <w:r>
+        <w:rPr>
+          <w:rFonts w:ascii="Times New Roman" w:hAnsi="Times New Roman"/>
+          <w:spacing w:val="-4"/>
+          <w:sz w:val="28"/>
+        </w:rPr>
+        <w:t xml:space="preserve"> </w:t>
+      </w:r>
+      <w:r>
+        <w:rPr>
+          <w:rFonts w:ascii="Times New Roman" w:hAnsi="Times New Roman"/>
+          <w:sz w:val="28"/>
+        </w:rPr>
+        <w:t>проанализированы</w:t>
+      </w:r>
+      <w:r>
+        <w:rPr>
+          <w:rFonts w:ascii="Times New Roman" w:hAnsi="Times New Roman"/>
+          <w:spacing w:val="-4"/>
+          <w:sz w:val="28"/>
+        </w:rPr>
+        <w:t xml:space="preserve"> </w:t>
+      </w:r>
+      <w:r>
+        <w:rPr>
+          <w:rFonts w:ascii="Times New Roman" w:hAnsi="Times New Roman"/>
+          <w:spacing w:val="-2"/>
+          <w:sz w:val="28"/>
+        </w:rPr>
+        <w:t>командой:</w:t>
+      </w:r>
+    </w:p>
+    <w:p>
+      <w:pPr>
+        <w:widowControl/>
+        <w:spacing w:lineRule="exact" w:line="360" w:before="0" w:after="0"/>
+        <w:ind w:left="709" w:firstLine="0"/>
         <w:jc w:val="left"/>
         <w:rPr>
           <w:rFonts w:ascii="Courier New"/>
           <w:sz w:val="24"/>
         </w:rPr>
       </w:pPr>
-      <w:r>
-        <w:rPr>
-          <w:rFonts w:ascii="Courier New" w:hAnsi="Courier New"/>
-          <w:sz w:val="24"/>
-        </w:rPr>
-        <w:t>git switch -c lab1</w:t>
-      </w:r>
-    </w:p>
-    <w:p>
-      <w:pPr>
-        <w:pStyle w:val="a3"/>
-        <w:rPr>
-          <w:rFonts w:ascii="Courier New"/>
-          <w:sz w:val="24"/>
-        </w:rPr>
-      </w:pPr>
-    </w:p>
-    <w:p>
-      <w:pPr>
-        <w:pStyle w:val="a3"/>
-        <w:ind w:left="141" w:right="166" w:firstLine="705"/>
+      <w:proofErr w:type="spellStart"/>
+      <w:r>
+        <w:rPr>
+          <w:rFonts w:ascii="Times New Roman" w:hAnsi="Times New Roman"/>
+          <w:sz w:val="28"/>
+        </w:rPr>
+        <w:t>git</w:t>
+      </w:r>
+      <w:proofErr w:type="spellEnd"/>
+      <w:r>
+        <w:rPr>
+          <w:rFonts w:ascii="Times New Roman" w:hAnsi="Times New Roman"/>
+          <w:sz w:val="28"/>
+        </w:rPr>
+        <w:t xml:space="preserve"> </w:t>
+      </w:r>
+      <w:proofErr w:type="spellStart"/>
+      <w:r>
+        <w:rPr>
+          <w:rFonts w:ascii="Times New Roman" w:hAnsi="Times New Roman"/>
+          <w:spacing w:val="-2"/>
+          <w:sz w:val="28"/>
+        </w:rPr>
+        <w:t>status</w:t>
+      </w:r>
+      <w:proofErr w:type="spellEnd"/>
+    </w:p>
+    <w:p>
+      <w:pPr>
+        <w:pStyle w:val="a3"/>
+        <w:keepNext/>
+        <w:widowControl/>
+        <w:spacing w:lineRule="exact" w:line="360" w:before="0" w:after="0"/>
+        <w:ind w:left="0" w:right="157" w:firstLine="709"/>
         <w:jc w:val="both"/>
       </w:pPr>
       <w:r>
-        <w:t>В ветку lab1 скопированы исходный код C++, настройки сборки VS Code и отчёт лабораторной работы № 1 в форматах DOCX и PDF.</w:t>
-      </w:r>
-    </w:p>
-    <w:p>
-      <w:pPr>
-        <w:pStyle w:val="a3"/>
-        <w:jc w:val="both"/>
-        <w:sectPr>
-          <w:pgSz w:w="11906" w:h="16838"/>
-          <w:pgMar w:top="1134" w:right="850" w:bottom="1134" w:left="1701" w:header="0" w:footer="650" w:gutter="0"/>
-          <w:cols w:space="720"/>
-        </w:sectPr>
-      </w:pPr>
-    </w:p>
-    <w:p>
-      <w:pPr>
-        <w:pStyle w:val="a3"/>
-        <w:spacing w:before="76"/>
-        <w:ind w:left="846"/>
-      </w:pPr>
-      <w:r>
-        <w:t>Изменения</w:t>
-      </w:r>
-      <w:r>
-        <w:rPr>
-          <w:spacing w:val="-7"/>
-        </w:rPr>
-        <w:t xml:space="preserve"> </w:t>
-      </w:r>
-      <w:r>
-        <w:t>в</w:t>
-      </w:r>
-      <w:r>
-        <w:rPr>
-          <w:spacing w:val="-4"/>
-        </w:rPr>
-        <w:t xml:space="preserve"> </w:t>
-      </w:r>
-      <w:r>
-        <w:t>рабочем</w:t>
-      </w:r>
-      <w:r>
-        <w:rPr>
-          <w:spacing w:val="-4"/>
-        </w:rPr>
-        <w:t xml:space="preserve"> </w:t>
-      </w:r>
-      <w:r>
-        <w:t>дереве</w:t>
-      </w:r>
-      <w:r>
-        <w:rPr>
-          <w:spacing w:val="-4"/>
-        </w:rPr>
-        <w:t xml:space="preserve"> </w:t>
-      </w:r>
-      <w:r>
-        <w:t>проанализированы</w:t>
-      </w:r>
-      <w:r>
-        <w:rPr>
-          <w:spacing w:val="-4"/>
-        </w:rPr>
-        <w:t xml:space="preserve"> </w:t>
-      </w:r>
-      <w:r>
-        <w:rPr>
-          <w:spacing w:val="-2"/>
-        </w:rPr>
-        <w:t>командой:</w:t>
-      </w:r>
-    </w:p>
-    <w:p>
-      <w:pPr>
-        <w:pStyle w:val="a3"/>
-      </w:pPr>
-    </w:p>
-    <w:p>
-      <w:pPr>
-        <w:ind w:left="846"/>
-        <w:rPr>
-          <w:rFonts w:ascii="Courier New"/>
-          <w:sz w:val="24"/>
-        </w:rPr>
-      </w:pPr>
-      <w:proofErr w:type="spellStart"/>
-      <w:r>
-        <w:rPr>
-          <w:rFonts w:ascii="Courier New"/>
-          <w:sz w:val="24"/>
-        </w:rPr>
-        <w:t>git</w:t>
-      </w:r>
-      <w:proofErr w:type="spellEnd"/>
-      <w:r>
-        <w:rPr>
-          <w:rFonts w:ascii="Courier New"/>
-          <w:sz w:val="24"/>
-        </w:rPr>
-        <w:t xml:space="preserve"> </w:t>
-      </w:r>
-      <w:proofErr w:type="spellStart"/>
-      <w:r>
-        <w:rPr>
-          <w:rFonts w:ascii="Courier New"/>
-          <w:spacing w:val="-2"/>
-          <w:sz w:val="24"/>
-        </w:rPr>
-        <w:t>status</w:t>
-      </w:r>
-      <w:proofErr w:type="spellEnd"/>
-    </w:p>
-    <w:p>
-      <w:pPr>
-        <w:pStyle w:val="a3"/>
-        <w:spacing w:before="50"/>
-        <w:rPr>
-          <w:rFonts w:ascii="Courier New"/>
-          <w:sz w:val="24"/>
-        </w:rPr>
-      </w:pPr>
-    </w:p>
-    <w:p>
-      <w:pPr>
-        <w:pStyle w:val="a3"/>
-        <w:ind w:left="141" w:right="157" w:firstLine="705"/>
-        <w:jc w:val="both"/>
-      </w:pPr>
-      <w:r>
+        <w:rPr>
+          <w:rFonts w:ascii="Times New Roman" w:hAnsi="Times New Roman"/>
+          <w:sz w:val="28"/>
+        </w:rPr>
         <w:t>До фиксации Git определил добавленные материалы как новые файлы. После commit и push команда git status показала чистое рабочее дерево ветки lab1, что представлено на рисунке 3.4.1.</w:t>
       </w:r>
     </w:p>
     <w:p>
       <w:pPr>
         <w:pStyle w:val="a3"/>
-        <w:spacing w:before="98"/>
+        <w:keepNext/>
+        <w:keepLines/>
+        <w:widowControl/>
+        <w:spacing w:before="360" w:lineRule="atLeast" w:line="360" w:after="360"/>
+        <w:ind w:left="0" w:firstLine="0"/>
+        <w:jc w:val="center"/>
         <w:rPr>
           <w:sz w:val="20"/>
         </w:rPr>
       </w:pPr>
       <w:r>
         <w:rPr>
+          <w:rFonts w:ascii="Times New Roman" w:hAnsi="Times New Roman"/>
           <w:noProof/>
-          <w:sz w:val="20"/>
+          <w:sz w:val="28"/>
           <w:lang w:eastAsia="ru-RU"/>
         </w:rPr>
         <w:drawing>
@@ -4110,52 +4560,53 @@
     <w:p>
       <w:pPr>
         <w:pStyle w:val="a3"/>
-        <w:spacing w:before="75"/>
-      </w:pPr>
-    </w:p>
-    <w:p>
-      <w:pPr>
-        <w:pStyle w:val="a3"/>
-        <w:ind w:left="1166" w:right="1177"/>
+        <w:keepNext w:val="0"/>
+        <w:keepLines/>
+        <w:widowControl/>
+        <w:spacing w:lineRule="exact" w:line="360" w:before="0" w:after="360"/>
+        <w:ind w:left="0" w:right="1177" w:firstLine="0"/>
         <w:jc w:val="center"/>
       </w:pPr>
       <w:r>
+        <w:rPr>
+          <w:rFonts w:ascii="Times New Roman" w:hAnsi="Times New Roman"/>
+          <w:sz w:val="28"/>
+        </w:rPr>
         <w:t>Рисунок 3.4.1 – Состояние рабочего дерева после отправки изменений</w:t>
       </w:r>
     </w:p>
     <w:p>
       <w:pPr>
         <w:pStyle w:val="a3"/>
-      </w:pPr>
-    </w:p>
-    <w:p>
-      <w:pPr>
-        <w:pStyle w:val="a3"/>
-        <w:ind w:left="141" w:right="156" w:firstLine="705"/>
+        <w:keepNext/>
+        <w:widowControl/>
+        <w:spacing w:lineRule="exact" w:line="360" w:before="0" w:after="0"/>
+        <w:ind w:left="0" w:right="156" w:firstLine="709"/>
         <w:jc w:val="both"/>
       </w:pPr>
       <w:r>
-        <w:t>В корне проекта создан файл .gitignore, исключающий результаты сборки и отладки MSVC, временные файлы редактора и системы. Исходный код и отчёты оставлены под контролем версий.</w:t>
-      </w:r>
-    </w:p>
-    <w:p>
-      <w:pPr>
-        <w:pStyle w:val="a3"/>
-        <w:ind w:left="141" w:right="156" w:firstLine="705"/>
-        <w:jc w:val="both"/>
-      </w:pPr>
-      <w:r>
+        <w:rPr>
+          <w:rFonts w:ascii="Times New Roman" w:hAnsi="Times New Roman"/>
+          <w:sz w:val="28"/>
+        </w:rPr>
         <w:t>Изменения добавлены в область подготовки, зафиксированы и отправлены в удалённую ветку lab1. Содержимое ветки представлено на рисунке 3.4.2.</w:t>
       </w:r>
     </w:p>
     <w:p>
       <w:pPr>
         <w:pStyle w:val="a3"/>
-        <w:spacing w:before="53"/>
-      </w:pPr>
-      <w:r>
-        <w:rPr>
+        <w:keepNext/>
+        <w:keepLines/>
+        <w:widowControl/>
+        <w:spacing w:before="360" w:lineRule="atLeast" w:line="360" w:after="360"/>
+        <w:ind w:left="0" w:firstLine="0"/>
+        <w:jc w:val="center"/>
+      </w:pPr>
+      <w:r>
+        <w:rPr>
+          <w:rFonts w:ascii="Times New Roman" w:hAnsi="Times New Roman"/>
           <w:noProof/>
+          <w:sz w:val="28"/>
           <w:lang w:eastAsia="ru-RU"/>
         </w:rPr>
         <w:drawing>
@@ -4198,92 +4649,132 @@
     <w:p>
       <w:pPr>
         <w:pStyle w:val="a3"/>
-        <w:ind w:left="1166" w:right="1177"/>
+        <w:keepNext/>
+        <w:keepLines/>
+        <w:widowControl/>
+        <w:spacing w:lineRule="exact" w:line="360" w:before="0" w:after="360"/>
+        <w:ind w:left="0" w:right="1177" w:firstLine="0"/>
         <w:jc w:val="center"/>
       </w:pPr>
       <w:r>
+        <w:rPr>
+          <w:rFonts w:ascii="Times New Roman" w:hAnsi="Times New Roman"/>
+          <w:sz w:val="28"/>
+        </w:rPr>
         <w:t>Рисунок</w:t>
       </w:r>
       <w:r>
         <w:rPr>
+          <w:rFonts w:ascii="Times New Roman" w:hAnsi="Times New Roman"/>
           <w:spacing w:val="-8"/>
-        </w:rPr>
-        <w:t xml:space="preserve"> </w:t>
-      </w:r>
-      <w:r>
+          <w:sz w:val="28"/>
+        </w:rPr>
+        <w:t xml:space="preserve"> </w:t>
+      </w:r>
+      <w:r>
+        <w:rPr>
+          <w:rFonts w:ascii="Times New Roman" w:hAnsi="Times New Roman"/>
+          <w:sz w:val="28"/>
+        </w:rPr>
         <w:t>3.4.2</w:t>
       </w:r>
       <w:r>
         <w:rPr>
+          <w:rFonts w:ascii="Times New Roman" w:hAnsi="Times New Roman"/>
           <w:spacing w:val="-5"/>
-        </w:rPr>
-        <w:t xml:space="preserve"> </w:t>
-      </w:r>
-      <w:r>
+          <w:sz w:val="28"/>
+        </w:rPr>
+        <w:t xml:space="preserve"> </w:t>
+      </w:r>
+      <w:r>
+        <w:rPr>
+          <w:rFonts w:ascii="Times New Roman" w:hAnsi="Times New Roman"/>
+          <w:sz w:val="28"/>
+        </w:rPr>
         <w:t>–</w:t>
       </w:r>
       <w:r>
         <w:rPr>
+          <w:rFonts w:ascii="Times New Roman" w:hAnsi="Times New Roman"/>
           <w:spacing w:val="-6"/>
-        </w:rPr>
-        <w:t xml:space="preserve"> </w:t>
-      </w:r>
-      <w:r>
-        <w:rPr>
+          <w:sz w:val="28"/>
+        </w:rPr>
+        <w:t xml:space="preserve"> </w:t>
+      </w:r>
+      <w:r>
+        <w:rPr>
+          <w:rFonts w:ascii="Times New Roman" w:hAnsi="Times New Roman"/>
           <w:color w:val="0E1115"/>
+          <w:sz w:val="28"/>
         </w:rPr>
         <w:t>Ветка</w:t>
       </w:r>
       <w:r>
         <w:rPr>
+          <w:rFonts w:ascii="Times New Roman" w:hAnsi="Times New Roman"/>
           <w:color w:val="0E1115"/>
           <w:spacing w:val="-5"/>
-        </w:rPr>
-        <w:t xml:space="preserve"> </w:t>
-      </w:r>
-      <w:r>
-        <w:rPr>
+          <w:sz w:val="28"/>
+        </w:rPr>
+        <w:t xml:space="preserve"> </w:t>
+      </w:r>
+      <w:r>
+        <w:rPr>
+          <w:rFonts w:ascii="Times New Roman" w:hAnsi="Times New Roman"/>
           <w:color w:val="0E1115"/>
+          <w:sz w:val="28"/>
         </w:rPr>
         <w:t>lab1</w:t>
       </w:r>
       <w:r>
         <w:rPr>
+          <w:rFonts w:ascii="Times New Roman" w:hAnsi="Times New Roman"/>
           <w:color w:val="0E1115"/>
           <w:spacing w:val="-6"/>
-        </w:rPr>
-        <w:t xml:space="preserve"> </w:t>
-      </w:r>
-      <w:r>
-        <w:rPr>
+          <w:sz w:val="28"/>
+        </w:rPr>
+        <w:t xml:space="preserve"> </w:t>
+      </w:r>
+      <w:r>
+        <w:rPr>
+          <w:rFonts w:ascii="Times New Roman" w:hAnsi="Times New Roman"/>
           <w:color w:val="0E1115"/>
+          <w:sz w:val="28"/>
         </w:rPr>
         <w:t>в</w:t>
       </w:r>
       <w:r>
         <w:rPr>
+          <w:rFonts w:ascii="Times New Roman" w:hAnsi="Times New Roman"/>
           <w:color w:val="0E1115"/>
           <w:spacing w:val="-5"/>
-        </w:rPr>
-        <w:t xml:space="preserve"> </w:t>
-      </w:r>
-      <w:r>
-        <w:rPr>
+          <w:sz w:val="28"/>
+        </w:rPr>
+        <w:t xml:space="preserve"> </w:t>
+      </w:r>
+      <w:r>
+        <w:rPr>
+          <w:rFonts w:ascii="Times New Roman" w:hAnsi="Times New Roman"/>
           <w:color w:val="0E1115"/>
+          <w:sz w:val="28"/>
         </w:rPr>
         <w:t>удаленном</w:t>
       </w:r>
       <w:r>
         <w:rPr>
+          <w:rFonts w:ascii="Times New Roman" w:hAnsi="Times New Roman"/>
           <w:color w:val="0E1115"/>
           <w:spacing w:val="-5"/>
-        </w:rPr>
-        <w:t xml:space="preserve"> </w:t>
-      </w:r>
-      <w:r>
-        <w:rPr>
+          <w:sz w:val="28"/>
+        </w:rPr>
+        <w:t xml:space="preserve"> </w:t>
+      </w:r>
+      <w:r>
+        <w:rPr>
+          <w:rFonts w:ascii="Times New Roman" w:hAnsi="Times New Roman"/>
           <w:color w:val="0E1115"/>
           <w:spacing w:val="-2"/>
+          <w:sz w:val="28"/>
         </w:rPr>
         <w:t>репозитории</w:t>
       </w:r>
@@ -4291,12 +4782,25 @@
     <w:p>
       <w:pPr>
         <w:pStyle w:val="a3"/>
-      </w:pPr>
+        <w:widowControl/>
+        <w:spacing w:lineRule="exact" w:line="360" w:before="0" w:after="0"/>
+        <w:ind w:left="0" w:right="156" w:firstLine="709"/>
+        <w:jc w:val="both"/>
+      </w:pPr>
+      <w:r>
+        <w:rPr>
+          <w:rFonts w:ascii="Times New Roman" w:hAnsi="Times New Roman"/>
+          <w:sz w:val="28"/>
+        </w:rPr>
+        <w:t>В корне проекта создан файл .gitignore, исключающий результаты сборки и отладки MSVC, временные файлы редактора и системы. Исходный код и отчёты оставлены под контролем версий.</w:t>
+      </w:r>
     </w:p>
     <w:p>
       <w:pPr>
         <w:pStyle w:val="2"/>
-        <w:pageBreakBefore/>
+        <w:keepNext/>
+        <w:keepLines/>
+        <w:widowControl/>
         <w:numPr>
           <w:ilvl w:val="1"/>
           <w:numId w:val="4"/>
@@ -4304,30 +4808,51 @@
         <w:tabs>
           <w:tab w:val="left" w:pos="1265"/>
         </w:tabs>
-        <w:ind w:left="1265" w:hanging="419"/>
-      </w:pPr>
-      <w:r>
+        <w:spacing w:lineRule="exact" w:line="360" w:before="0" w:after="360"/>
+        <w:ind w:left="0" w:firstLine="709"/>
+        <w:jc w:val="left"/>
+      </w:pPr>
+      <w:r>
+        <w:rPr>
+          <w:rFonts w:ascii="Times New Roman" w:hAnsi="Times New Roman"/>
+          <w:b/>
+          <w:sz w:val="28"/>
+        </w:rPr>
         <w:t>Создание</w:t>
       </w:r>
       <w:r>
         <w:rPr>
+          <w:rFonts w:ascii="Times New Roman" w:hAnsi="Times New Roman"/>
+          <w:b/>
           <w:spacing w:val="-4"/>
-        </w:rPr>
-        <w:t xml:space="preserve"> </w:t>
-      </w:r>
-      <w:r>
+          <w:sz w:val="28"/>
+        </w:rPr>
+        <w:t xml:space="preserve"> </w:t>
+      </w:r>
+      <w:r>
+        <w:rPr>
+          <w:rFonts w:ascii="Times New Roman" w:hAnsi="Times New Roman"/>
+          <w:b/>
+          <w:sz w:val="28"/>
+        </w:rPr>
         <w:t>ветки</w:t>
       </w:r>
       <w:r>
         <w:rPr>
+          <w:rFonts w:ascii="Times New Roman" w:hAnsi="Times New Roman"/>
+          <w:b/>
           <w:spacing w:val="-4"/>
+          <w:sz w:val="28"/>
         </w:rPr>
         <w:t xml:space="preserve"> </w:t>
       </w:r>
       <w:proofErr w:type="spellStart"/>
       <w:r>
         <w:rPr>
+          <w:rFonts w:ascii="Times New Roman" w:hAnsi="Times New Roman"/>
+          <w:b/>
           <w:spacing w:val="-2"/>
+          <w:sz w:val="28"/>
         </w:rPr>
         <w:t>ProjectTemplate</w:t>
       </w:r>
@@ -4336,29 +4861,24 @@
     <w:p>
       <w:pPr>
         <w:pStyle w:val="a3"/>
-        <w:rPr>
-          <w:b/>
-        </w:rPr>
-      </w:pPr>
-    </w:p>
-    <w:p>
-      <w:pPr>
-        <w:pStyle w:val="a3"/>
-        <w:ind w:right="11"/>
-        <w:jc w:val="center"/>
-      </w:pPr>
-      <w:r>
+        <w:widowControl/>
+        <w:spacing w:lineRule="exact" w:line="360" w:before="0" w:after="0"/>
+        <w:ind w:right="11" w:left="0" w:firstLine="709"/>
+        <w:jc w:val="both"/>
+      </w:pPr>
+      <w:r>
+        <w:rPr>
+          <w:rFonts w:ascii="Times New Roman" w:hAnsi="Times New Roman"/>
+          <w:sz w:val="28"/>
+        </w:rPr>
         <w:t>После завершения работы в ветке lab1 выполнен возврат в ветку main:</w:t>
       </w:r>
     </w:p>
     <w:p>
       <w:pPr>
-        <w:pStyle w:val="a3"/>
-      </w:pPr>
-    </w:p>
-    <w:p>
-      <w:pPr>
-        <w:ind w:left="846"/>
+        <w:widowControl/>
+        <w:spacing w:lineRule="exact" w:line="360" w:before="0" w:after="0"/>
+        <w:ind w:left="709" w:firstLine="0"/>
         <w:jc w:val="left"/>
         <w:rPr>
           <w:rFonts w:ascii="Courier New"/>
@@ -4367,8 +4887,8 @@
       </w:pPr>
       <w:r>
         <w:rPr>
-          <w:rFonts w:ascii="Courier New" w:hAnsi="Courier New"/>
-          <w:sz w:val="24"/>
+          <w:rFonts w:ascii="Times New Roman" w:hAnsi="Times New Roman"/>
+          <w:sz w:val="28"/>
         </w:rPr>
         <w:t>git switch main</w:t>
       </w:r>
@@ -4376,30 +4896,40 @@
     <w:p>
       <w:pPr>
         <w:pStyle w:val="a3"/>
-        <w:spacing w:before="76"/>
-        <w:ind w:left="141" w:right="153" w:firstLine="705"/>
+        <w:widowControl/>
+        <w:spacing w:before="0" w:lineRule="exact" w:line="360" w:after="0"/>
+        <w:ind w:left="0" w:right="153" w:firstLine="709"/>
         <w:jc w:val="both"/>
       </w:pPr>
       <w:r>
+        <w:rPr>
+          <w:rFonts w:ascii="Times New Roman" w:hAnsi="Times New Roman"/>
+          <w:sz w:val="28"/>
+        </w:rPr>
         <w:t xml:space="preserve">Относительно текущего мастера создана новая ветка </w:t>
       </w:r>
       <w:proofErr w:type="spellStart"/>
       <w:r>
+        <w:rPr>
+          <w:rFonts w:ascii="Times New Roman" w:hAnsi="Times New Roman"/>
+          <w:sz w:val="28"/>
+        </w:rPr>
         <w:t>ProjectTemplate</w:t>
       </w:r>
       <w:proofErr w:type="spellEnd"/>
       <w:r>
+        <w:rPr>
+          <w:rFonts w:ascii="Times New Roman" w:hAnsi="Times New Roman"/>
+          <w:sz w:val="28"/>
+        </w:rPr>
         <w:t xml:space="preserve"> и выполнен переход в нее:</w:t>
       </w:r>
     </w:p>
     <w:p>
       <w:pPr>
-        <w:pStyle w:val="a3"/>
-      </w:pPr>
-    </w:p>
-    <w:p>
-      <w:pPr>
-        <w:ind w:left="846"/>
+        <w:widowControl/>
+        <w:spacing w:lineRule="exact" w:line="360" w:before="0" w:after="0"/>
+        <w:ind w:left="709" w:firstLine="0"/>
         <w:jc w:val="left"/>
         <w:rPr>
           <w:rFonts w:ascii="Courier New"/>
@@ -4408,8 +4938,8 @@
       </w:pPr>
       <w:r>
         <w:rPr>
-          <w:rFonts w:ascii="Courier New" w:hAnsi="Courier New"/>
-          <w:sz w:val="24"/>
+          <w:rFonts w:ascii="Times New Roman" w:hAnsi="Times New Roman"/>
+          <w:sz w:val="28"/>
         </w:rPr>
         <w:t>git switch -c ProjectTemplate</w:t>
       </w:r>
@@ -4417,64 +4947,70 @@
     <w:p>
       <w:pPr>
         <w:pStyle w:val="a3"/>
-        <w:rPr>
-          <w:rFonts w:ascii="Courier New"/>
-          <w:sz w:val="24"/>
-        </w:rPr>
-      </w:pPr>
-    </w:p>
-    <w:p>
-      <w:pPr>
-        <w:pStyle w:val="a3"/>
-        <w:ind w:left="141" w:right="159" w:firstLine="705"/>
+        <w:widowControl/>
+        <w:spacing w:lineRule="exact" w:line="360" w:before="0" w:after="0"/>
+        <w:ind w:left="0" w:right="159" w:firstLine="709"/>
         <w:jc w:val="both"/>
       </w:pPr>
       <w:r>
+        <w:rPr>
+          <w:rFonts w:ascii="Times New Roman" w:hAnsi="Times New Roman"/>
+          <w:sz w:val="28"/>
+        </w:rPr>
         <w:t>В корневом README.md указаны автор, дисциплина, назначение приложения «Сколько раз ты сказал „потом“», применяемые C++ и WinAPI, а также структура репозитория.</w:t>
       </w:r>
     </w:p>
     <w:p>
       <w:pPr>
         <w:pStyle w:val="a3"/>
-        <w:ind w:left="846"/>
+        <w:widowControl/>
+        <w:spacing w:lineRule="exact" w:line="360" w:before="0" w:after="0"/>
+        <w:ind w:left="0" w:firstLine="709"/>
         <w:jc w:val="both"/>
       </w:pPr>
       <w:r>
+        <w:rPr>
+          <w:rFonts w:ascii="Times New Roman" w:hAnsi="Times New Roman"/>
+          <w:sz w:val="28"/>
+        </w:rPr>
         <w:t>В каталоге project подготовлена пустая структура C++-проекта для исходного кода, заголовков и ресурсов. Реализация из лабораторной работы № 1 в эту ветку не переносилась.</w:t>
       </w:r>
     </w:p>
     <w:p>
       <w:pPr>
         <w:pStyle w:val="a3"/>
-        <w:ind w:left="141" w:right="155" w:firstLine="705"/>
+        <w:keepNext/>
+        <w:widowControl/>
+        <w:spacing w:lineRule="exact" w:line="360" w:before="0" w:after="0"/>
+        <w:ind w:left="0" w:right="156" w:firstLine="709"/>
         <w:jc w:val="both"/>
       </w:pPr>
       <w:r>
-        <w:t>В корне репозитория настроен файл .gitignore, исключающий временные файлы и результаты сборки проекта.</w:t>
-      </w:r>
-    </w:p>
-    <w:p>
-      <w:pPr>
-        <w:pStyle w:val="a3"/>
-        <w:ind w:left="141" w:right="156" w:firstLine="705"/>
-        <w:jc w:val="both"/>
-      </w:pPr>
-      <w:r>
+        <w:rPr>
+          <w:rFonts w:ascii="Times New Roman" w:hAnsi="Times New Roman"/>
+          <w:sz w:val="28"/>
+        </w:rPr>
         <w:t>Изменения зафиксированы и отправлены в удалённую ветку ProjectTemplate, представленную на рисунке 3.5.1.</w:t>
       </w:r>
     </w:p>
     <w:p>
       <w:pPr>
         <w:pStyle w:val="a3"/>
-        <w:spacing w:before="97"/>
+        <w:keepNext/>
+        <w:keepLines/>
+        <w:widowControl/>
+        <w:spacing w:before="360" w:lineRule="atLeast" w:line="360" w:after="360"/>
+        <w:ind w:left="0" w:firstLine="0"/>
+        <w:jc w:val="center"/>
         <w:rPr>
           <w:sz w:val="20"/>
         </w:rPr>
       </w:pPr>
       <w:r>
         <w:rPr>
+          <w:rFonts w:ascii="Times New Roman" w:hAnsi="Times New Roman"/>
           <w:noProof/>
-          <w:sz w:val="20"/>
+          <w:sz w:val="28"/>
           <w:lang w:eastAsia="ru-RU"/>
         </w:rPr>
         <w:drawing>
@@ -4517,31 +5053,43 @@
     <w:p>
       <w:pPr>
         <w:pStyle w:val="a3"/>
-        <w:spacing w:before="53"/>
-      </w:pPr>
-    </w:p>
-    <w:p>
-      <w:pPr>
-        <w:pStyle w:val="a3"/>
-        <w:ind w:left="1013"/>
-      </w:pPr>
-      <w:r>
+        <w:keepNext/>
+        <w:keepLines/>
+        <w:widowControl/>
+        <w:spacing w:lineRule="exact" w:line="360" w:before="0" w:after="360"/>
+        <w:ind w:left="0" w:firstLine="0"/>
+        <w:jc w:val="center"/>
+      </w:pPr>
+      <w:r>
+        <w:rPr>
+          <w:rFonts w:ascii="Times New Roman" w:hAnsi="Times New Roman"/>
+          <w:sz w:val="28"/>
+        </w:rPr>
         <w:t>Рисунок 3.5.1 – Ветка ProjectTemplate в удалённом репозитории</w:t>
       </w:r>
     </w:p>
     <w:p>
       <w:pPr>
         <w:pStyle w:val="a3"/>
-        <w:sectPr>
-          <w:pgSz w:w="11906" w:h="16838"/>
-          <w:pgMar w:top="1134" w:right="850" w:bottom="1134" w:left="1701" w:header="0" w:footer="650" w:gutter="0"/>
-          <w:cols w:space="720"/>
-        </w:sectPr>
-      </w:pPr>
+        <w:widowControl/>
+        <w:spacing w:lineRule="exact" w:line="360" w:before="0" w:after="0"/>
+        <w:ind w:left="0" w:right="155" w:firstLine="709"/>
+        <w:jc w:val="both"/>
+      </w:pPr>
+      <w:r>
+        <w:rPr>
+          <w:rFonts w:ascii="Times New Roman" w:hAnsi="Times New Roman"/>
+          <w:sz w:val="28"/>
+        </w:rPr>
+        <w:t>В корне репозитория настроен файл .gitignore, исключающий временные файлы и результаты сборки проекта.</w:t>
+      </w:r>
     </w:p>
     <w:p>
       <w:pPr>
         <w:pStyle w:val="1"/>
+        <w:keepNext/>
+        <w:keepLines/>
+        <w:widowControl/>
         <w:numPr>
           <w:ilvl w:val="0"/>
           <w:numId w:val="4"/>
@@ -4549,53 +5097,77 @@
         <w:tabs>
           <w:tab w:val="left" w:pos="1055"/>
         </w:tabs>
-        <w:ind w:left="1055" w:hanging="209"/>
-      </w:pPr>
-      <w:r>
+        <w:spacing w:lineRule="exact" w:line="360" w:before="0" w:after="360"/>
+        <w:ind w:left="0" w:firstLine="709"/>
+        <w:jc w:val="left"/>
+      </w:pPr>
+      <w:r>
+        <w:rPr>
+          <w:rFonts w:ascii="Times New Roman" w:hAnsi="Times New Roman"/>
+          <w:b/>
+          <w:sz w:val="28"/>
+        </w:rPr>
         <w:t>ОТВЕТЫ</w:t>
       </w:r>
       <w:r>
         <w:rPr>
+          <w:rFonts w:ascii="Times New Roman" w:hAnsi="Times New Roman"/>
+          <w:b/>
           <w:spacing w:val="-9"/>
-        </w:rPr>
-        <w:t xml:space="preserve"> </w:t>
-      </w:r>
-      <w:r>
+          <w:sz w:val="28"/>
+        </w:rPr>
+        <w:t xml:space="preserve"> </w:t>
+      </w:r>
+      <w:r>
+        <w:rPr>
+          <w:rFonts w:ascii="Times New Roman" w:hAnsi="Times New Roman"/>
+          <w:b/>
+          <w:sz w:val="28"/>
+        </w:rPr>
         <w:t>НА</w:t>
       </w:r>
       <w:r>
         <w:rPr>
+          <w:rFonts w:ascii="Times New Roman" w:hAnsi="Times New Roman"/>
+          <w:b/>
           <w:spacing w:val="-9"/>
-        </w:rPr>
-        <w:t xml:space="preserve"> </w:t>
-      </w:r>
-      <w:r>
+          <w:sz w:val="28"/>
+        </w:rPr>
+        <w:t xml:space="preserve"> </w:t>
+      </w:r>
+      <w:r>
+        <w:rPr>
+          <w:rFonts w:ascii="Times New Roman" w:hAnsi="Times New Roman"/>
+          <w:b/>
+          <w:sz w:val="28"/>
+        </w:rPr>
         <w:t>КОНТРОЛЬНЫЕ</w:t>
       </w:r>
       <w:r>
         <w:rPr>
+          <w:rFonts w:ascii="Times New Roman" w:hAnsi="Times New Roman"/>
+          <w:b/>
           <w:spacing w:val="-8"/>
-        </w:rPr>
-        <w:t xml:space="preserve"> </w:t>
-      </w:r>
-      <w:r>
-        <w:rPr>
+          <w:sz w:val="28"/>
+        </w:rPr>
+        <w:t xml:space="preserve"> </w:t>
+      </w:r>
+      <w:r>
+        <w:rPr>
+          <w:rFonts w:ascii="Times New Roman" w:hAnsi="Times New Roman"/>
+          <w:b/>
           <w:spacing w:val="-2"/>
+          <w:sz w:val="28"/>
         </w:rPr>
         <w:t>ВОПРОСЫ</w:t>
       </w:r>
     </w:p>
     <w:p>
       <w:pPr>
-        <w:pStyle w:val="a3"/>
-        <w:rPr>
-          <w:b/>
-        </w:rPr>
-      </w:pPr>
-    </w:p>
-    <w:p>
-      <w:pPr>
         <w:pStyle w:val="2"/>
+        <w:keepNext/>
+        <w:keepLines/>
+        <w:widowControl/>
         <w:numPr>
           <w:ilvl w:val="1"/>
           <w:numId w:val="4"/>
@@ -4603,58 +5175,103 @@
         <w:tabs>
           <w:tab w:val="left" w:pos="1335"/>
         </w:tabs>
-        <w:ind w:left="1335" w:hanging="489"/>
-      </w:pPr>
-      <w:r>
+        <w:spacing w:lineRule="exact" w:line="360" w:before="0" w:after="360"/>
+        <w:ind w:left="0" w:firstLine="709"/>
+        <w:jc w:val="left"/>
+      </w:pPr>
+      <w:r>
+        <w:rPr>
+          <w:rFonts w:ascii="Times New Roman" w:hAnsi="Times New Roman"/>
+          <w:b/>
+          <w:sz w:val="28"/>
+        </w:rPr>
         <w:t>В</w:t>
       </w:r>
       <w:r>
         <w:rPr>
+          <w:rFonts w:ascii="Times New Roman" w:hAnsi="Times New Roman"/>
+          <w:b/>
           <w:spacing w:val="-4"/>
-        </w:rPr>
-        <w:t xml:space="preserve"> </w:t>
-      </w:r>
-      <w:r>
+          <w:sz w:val="28"/>
+        </w:rPr>
+        <w:t xml:space="preserve"> </w:t>
+      </w:r>
+      <w:r>
+        <w:rPr>
+          <w:rFonts w:ascii="Times New Roman" w:hAnsi="Times New Roman"/>
+          <w:b/>
+          <w:sz w:val="28"/>
+        </w:rPr>
         <w:t>чем</w:t>
       </w:r>
       <w:r>
         <w:rPr>
+          <w:rFonts w:ascii="Times New Roman" w:hAnsi="Times New Roman"/>
+          <w:b/>
           <w:spacing w:val="-2"/>
-        </w:rPr>
-        <w:t xml:space="preserve"> </w:t>
-      </w:r>
-      <w:r>
+          <w:sz w:val="28"/>
+        </w:rPr>
+        <w:t xml:space="preserve"> </w:t>
+      </w:r>
+      <w:r>
+        <w:rPr>
+          <w:rFonts w:ascii="Times New Roman" w:hAnsi="Times New Roman"/>
+          <w:b/>
+          <w:sz w:val="28"/>
+        </w:rPr>
         <w:t>преимущество</w:t>
       </w:r>
       <w:r>
         <w:rPr>
+          <w:rFonts w:ascii="Times New Roman" w:hAnsi="Times New Roman"/>
+          <w:b/>
           <w:spacing w:val="-1"/>
+          <w:sz w:val="28"/>
         </w:rPr>
         <w:t xml:space="preserve"> </w:t>
       </w:r>
       <w:proofErr w:type="spellStart"/>
       <w:r>
+        <w:rPr>
+          <w:rFonts w:ascii="Times New Roman" w:hAnsi="Times New Roman"/>
+          <w:b/>
+          <w:sz w:val="28"/>
+        </w:rPr>
         <w:t>Git</w:t>
       </w:r>
       <w:proofErr w:type="spellEnd"/>
       <w:r>
         <w:rPr>
+          <w:rFonts w:ascii="Times New Roman" w:hAnsi="Times New Roman"/>
+          <w:b/>
           <w:spacing w:val="-2"/>
-        </w:rPr>
-        <w:t xml:space="preserve"> </w:t>
-      </w:r>
-      <w:r>
+          <w:sz w:val="28"/>
+        </w:rPr>
+        <w:t xml:space="preserve"> </w:t>
+      </w:r>
+      <w:r>
+        <w:rPr>
+          <w:rFonts w:ascii="Times New Roman" w:hAnsi="Times New Roman"/>
+          <w:b/>
+          <w:sz w:val="28"/>
+        </w:rPr>
         <w:t>перед</w:t>
       </w:r>
       <w:r>
         <w:rPr>
+          <w:rFonts w:ascii="Times New Roman" w:hAnsi="Times New Roman"/>
+          <w:b/>
           <w:spacing w:val="-1"/>
-        </w:rPr>
-        <w:t xml:space="preserve"> </w:t>
-      </w:r>
-      <w:r>
-        <w:rPr>
+          <w:sz w:val="28"/>
+        </w:rPr>
+        <w:t xml:space="preserve"> </w:t>
+      </w:r>
+      <w:r>
+        <w:rPr>
+          <w:rFonts w:ascii="Times New Roman" w:hAnsi="Times New Roman"/>
+          <w:b/>
           <w:spacing w:val="-4"/>
+          <w:sz w:val="28"/>
         </w:rPr>
         <w:t>SVN?</w:t>
       </w:r>
@@ -4662,149 +5279,231 @@
     <w:p>
       <w:pPr>
         <w:pStyle w:val="a3"/>
-        <w:rPr>
-          <w:b/>
-        </w:rPr>
-      </w:pPr>
-    </w:p>
-    <w:p>
-      <w:pPr>
-        <w:pStyle w:val="a3"/>
-        <w:ind w:left="141" w:right="153" w:firstLine="705"/>
+        <w:widowControl/>
+        <w:spacing w:lineRule="exact" w:line="360" w:before="0" w:after="0"/>
+        <w:ind w:left="0" w:right="153" w:firstLine="709"/>
         <w:jc w:val="both"/>
       </w:pPr>
       <w:proofErr w:type="spellStart"/>
       <w:r>
+        <w:rPr>
+          <w:rFonts w:ascii="Times New Roman" w:hAnsi="Times New Roman"/>
+          <w:sz w:val="28"/>
+        </w:rPr>
         <w:t>Git</w:t>
       </w:r>
       <w:proofErr w:type="spellEnd"/>
       <w:r>
+        <w:rPr>
+          <w:rFonts w:ascii="Times New Roman" w:hAnsi="Times New Roman"/>
+          <w:sz w:val="28"/>
+        </w:rPr>
         <w:t xml:space="preserve"> является распределенной системой контроля версий, тогда как SVN – централизованной. Главное преимущество </w:t>
       </w:r>
       <w:proofErr w:type="spellStart"/>
       <w:r>
+        <w:rPr>
+          <w:rFonts w:ascii="Times New Roman" w:hAnsi="Times New Roman"/>
+          <w:sz w:val="28"/>
+        </w:rPr>
         <w:t>Git</w:t>
       </w:r>
       <w:proofErr w:type="spellEnd"/>
       <w:r>
+        <w:rPr>
+          <w:rFonts w:ascii="Times New Roman" w:hAnsi="Times New Roman"/>
+          <w:sz w:val="28"/>
+        </w:rPr>
         <w:t xml:space="preserve"> заключается в том, что практически все операции выполняются локально: коммит, просмотр истории, создание веток и слияние</w:t>
       </w:r>
       <w:r>
         <w:rPr>
+          <w:rFonts w:ascii="Times New Roman" w:hAnsi="Times New Roman"/>
           <w:spacing w:val="-11"/>
-        </w:rPr>
-        <w:t xml:space="preserve"> </w:t>
-      </w:r>
-      <w:r>
+          <w:sz w:val="28"/>
+        </w:rPr>
+        <w:t xml:space="preserve"> </w:t>
+      </w:r>
+      <w:r>
+        <w:rPr>
+          <w:rFonts w:ascii="Times New Roman" w:hAnsi="Times New Roman"/>
+          <w:sz w:val="28"/>
+        </w:rPr>
         <w:t>не</w:t>
       </w:r>
       <w:r>
         <w:rPr>
+          <w:rFonts w:ascii="Times New Roman" w:hAnsi="Times New Roman"/>
           <w:spacing w:val="-11"/>
-        </w:rPr>
-        <w:t xml:space="preserve"> </w:t>
-      </w:r>
-      <w:r>
+          <w:sz w:val="28"/>
+        </w:rPr>
+        <w:t xml:space="preserve"> </w:t>
+      </w:r>
+      <w:r>
+        <w:rPr>
+          <w:rFonts w:ascii="Times New Roman" w:hAnsi="Times New Roman"/>
+          <w:sz w:val="28"/>
+        </w:rPr>
         <w:t>требуют</w:t>
       </w:r>
       <w:r>
         <w:rPr>
+          <w:rFonts w:ascii="Times New Roman" w:hAnsi="Times New Roman"/>
           <w:spacing w:val="-11"/>
-        </w:rPr>
-        <w:t xml:space="preserve"> </w:t>
-      </w:r>
-      <w:r>
+          <w:sz w:val="28"/>
+        </w:rPr>
+        <w:t xml:space="preserve"> </w:t>
+      </w:r>
+      <w:r>
+        <w:rPr>
+          <w:rFonts w:ascii="Times New Roman" w:hAnsi="Times New Roman"/>
+          <w:sz w:val="28"/>
+        </w:rPr>
         <w:t>подключения</w:t>
       </w:r>
       <w:r>
         <w:rPr>
+          <w:rFonts w:ascii="Times New Roman" w:hAnsi="Times New Roman"/>
           <w:spacing w:val="-11"/>
-        </w:rPr>
-        <w:t xml:space="preserve"> </w:t>
-      </w:r>
-      <w:r>
+          <w:sz w:val="28"/>
+        </w:rPr>
+        <w:t xml:space="preserve"> </w:t>
+      </w:r>
+      <w:r>
+        <w:rPr>
+          <w:rFonts w:ascii="Times New Roman" w:hAnsi="Times New Roman"/>
+          <w:sz w:val="28"/>
+        </w:rPr>
         <w:t>к</w:t>
       </w:r>
       <w:r>
         <w:rPr>
+          <w:rFonts w:ascii="Times New Roman" w:hAnsi="Times New Roman"/>
           <w:spacing w:val="-11"/>
-        </w:rPr>
-        <w:t xml:space="preserve"> </w:t>
-      </w:r>
-      <w:r>
+          <w:sz w:val="28"/>
+        </w:rPr>
+        <w:t xml:space="preserve"> </w:t>
+      </w:r>
+      <w:r>
+        <w:rPr>
+          <w:rFonts w:ascii="Times New Roman" w:hAnsi="Times New Roman"/>
+          <w:sz w:val="28"/>
+        </w:rPr>
         <w:t>серверу.</w:t>
       </w:r>
       <w:r>
         <w:rPr>
+          <w:rFonts w:ascii="Times New Roman" w:hAnsi="Times New Roman"/>
           <w:spacing w:val="-11"/>
-        </w:rPr>
-        <w:t xml:space="preserve"> </w:t>
-      </w:r>
-      <w:r>
+          <w:sz w:val="28"/>
+        </w:rPr>
+        <w:t xml:space="preserve"> </w:t>
+      </w:r>
+      <w:r>
+        <w:rPr>
+          <w:rFonts w:ascii="Times New Roman" w:hAnsi="Times New Roman"/>
+          <w:sz w:val="28"/>
+        </w:rPr>
         <w:t xml:space="preserve">Кроме того, </w:t>
       </w:r>
       <w:proofErr w:type="spellStart"/>
       <w:r>
+        <w:rPr>
+          <w:rFonts w:ascii="Times New Roman" w:hAnsi="Times New Roman"/>
+          <w:sz w:val="28"/>
+        </w:rPr>
         <w:t>Git</w:t>
       </w:r>
       <w:proofErr w:type="spellEnd"/>
       <w:r>
+        <w:rPr>
+          <w:rFonts w:ascii="Times New Roman" w:hAnsi="Times New Roman"/>
+          <w:sz w:val="28"/>
+        </w:rPr>
         <w:t xml:space="preserve"> обеспечивает легкое и</w:t>
       </w:r>
       <w:r>
         <w:rPr>
+          <w:rFonts w:ascii="Times New Roman" w:hAnsi="Times New Roman"/>
           <w:spacing w:val="-8"/>
-        </w:rPr>
-        <w:t xml:space="preserve"> </w:t>
-      </w:r>
-      <w:r>
+          <w:sz w:val="28"/>
+        </w:rPr>
+        <w:t xml:space="preserve"> </w:t>
+      </w:r>
+      <w:r>
+        <w:rPr>
+          <w:rFonts w:ascii="Times New Roman" w:hAnsi="Times New Roman"/>
+          <w:sz w:val="28"/>
+        </w:rPr>
         <w:t>быстрое</w:t>
       </w:r>
       <w:r>
         <w:rPr>
+          <w:rFonts w:ascii="Times New Roman" w:hAnsi="Times New Roman"/>
           <w:spacing w:val="-8"/>
-        </w:rPr>
-        <w:t xml:space="preserve"> </w:t>
-      </w:r>
-      <w:r>
+          <w:sz w:val="28"/>
+        </w:rPr>
+        <w:t xml:space="preserve"> </w:t>
+      </w:r>
+      <w:r>
+        <w:rPr>
+          <w:rFonts w:ascii="Times New Roman" w:hAnsi="Times New Roman"/>
+          <w:sz w:val="28"/>
+        </w:rPr>
         <w:t>ветвление,</w:t>
       </w:r>
       <w:r>
         <w:rPr>
+          <w:rFonts w:ascii="Times New Roman" w:hAnsi="Times New Roman"/>
           <w:spacing w:val="-8"/>
-        </w:rPr>
-        <w:t xml:space="preserve"> </w:t>
-      </w:r>
-      <w:r>
+          <w:sz w:val="28"/>
+        </w:rPr>
+        <w:t xml:space="preserve"> </w:t>
+      </w:r>
+      <w:r>
+        <w:rPr>
+          <w:rFonts w:ascii="Times New Roman" w:hAnsi="Times New Roman"/>
+          <w:sz w:val="28"/>
+        </w:rPr>
         <w:t>высокую</w:t>
       </w:r>
       <w:r>
         <w:rPr>
+          <w:rFonts w:ascii="Times New Roman" w:hAnsi="Times New Roman"/>
           <w:spacing w:val="-8"/>
-        </w:rPr>
-        <w:t xml:space="preserve"> </w:t>
-      </w:r>
-      <w:r>
+          <w:sz w:val="28"/>
+        </w:rPr>
+        <w:t xml:space="preserve"> </w:t>
+      </w:r>
+      <w:r>
+        <w:rPr>
+          <w:rFonts w:ascii="Times New Roman" w:hAnsi="Times New Roman"/>
+          <w:sz w:val="28"/>
+        </w:rPr>
         <w:t>скорость</w:t>
       </w:r>
       <w:r>
         <w:rPr>
+          <w:rFonts w:ascii="Times New Roman" w:hAnsi="Times New Roman"/>
           <w:spacing w:val="-8"/>
-        </w:rPr>
-        <w:t xml:space="preserve"> </w:t>
-      </w:r>
-      <w:r>
+          <w:sz w:val="28"/>
+        </w:rPr>
+        <w:t xml:space="preserve"> </w:t>
+      </w:r>
+      <w:r>
+        <w:rPr>
+          <w:rFonts w:ascii="Times New Roman" w:hAnsi="Times New Roman"/>
+          <w:sz w:val="28"/>
+        </w:rPr>
         <w:t>работы и полную локальную копию репозитория с историей, что делает его устойчивым к сбоям центрального сервера.</w:t>
       </w:r>
     </w:p>
     <w:p>
       <w:pPr>
-        <w:pStyle w:val="a3"/>
-      </w:pPr>
-    </w:p>
-    <w:p>
-      <w:pPr>
         <w:pStyle w:val="2"/>
+        <w:keepNext/>
+        <w:keepLines/>
+        <w:widowControl/>
         <w:numPr>
           <w:ilvl w:val="1"/>
           <w:numId w:val="4"/>
@@ -4812,47 +5511,84 @@
         <w:tabs>
           <w:tab w:val="left" w:pos="1335"/>
         </w:tabs>
-        <w:ind w:left="1335" w:hanging="489"/>
-      </w:pPr>
-      <w:r>
+        <w:spacing w:lineRule="exact" w:line="360" w:before="0" w:after="360"/>
+        <w:ind w:left="0" w:firstLine="709"/>
+        <w:jc w:val="left"/>
+      </w:pPr>
+      <w:r>
+        <w:rPr>
+          <w:rFonts w:ascii="Times New Roman" w:hAnsi="Times New Roman"/>
+          <w:b/>
+          <w:sz w:val="28"/>
+        </w:rPr>
         <w:t>В</w:t>
       </w:r>
       <w:r>
         <w:rPr>
+          <w:rFonts w:ascii="Times New Roman" w:hAnsi="Times New Roman"/>
+          <w:b/>
           <w:spacing w:val="-4"/>
-        </w:rPr>
-        <w:t xml:space="preserve"> </w:t>
-      </w:r>
-      <w:r>
+          <w:sz w:val="28"/>
+        </w:rPr>
+        <w:t xml:space="preserve"> </w:t>
+      </w:r>
+      <w:r>
+        <w:rPr>
+          <w:rFonts w:ascii="Times New Roman" w:hAnsi="Times New Roman"/>
+          <w:b/>
+          <w:sz w:val="28"/>
+        </w:rPr>
         <w:t>чем</w:t>
       </w:r>
       <w:r>
         <w:rPr>
+          <w:rFonts w:ascii="Times New Roman" w:hAnsi="Times New Roman"/>
+          <w:b/>
           <w:spacing w:val="-2"/>
-        </w:rPr>
-        <w:t xml:space="preserve"> </w:t>
-      </w:r>
-      <w:r>
+          <w:sz w:val="28"/>
+        </w:rPr>
+        <w:t xml:space="preserve"> </w:t>
+      </w:r>
+      <w:r>
+        <w:rPr>
+          <w:rFonts w:ascii="Times New Roman" w:hAnsi="Times New Roman"/>
+          <w:b/>
+          <w:sz w:val="28"/>
+        </w:rPr>
         <w:t>преимущество</w:t>
       </w:r>
       <w:r>
         <w:rPr>
+          <w:rFonts w:ascii="Times New Roman" w:hAnsi="Times New Roman"/>
+          <w:b/>
           <w:spacing w:val="-2"/>
-        </w:rPr>
-        <w:t xml:space="preserve"> </w:t>
-      </w:r>
-      <w:r>
+          <w:sz w:val="28"/>
+        </w:rPr>
+        <w:t xml:space="preserve"> </w:t>
+      </w:r>
+      <w:r>
+        <w:rPr>
+          <w:rFonts w:ascii="Times New Roman" w:hAnsi="Times New Roman"/>
+          <w:b/>
+          <w:sz w:val="28"/>
+        </w:rPr>
         <w:t>распределенных</w:t>
       </w:r>
       <w:r>
         <w:rPr>
+          <w:rFonts w:ascii="Times New Roman" w:hAnsi="Times New Roman"/>
+          <w:b/>
           <w:spacing w:val="-1"/>
-        </w:rPr>
-        <w:t xml:space="preserve"> </w:t>
-      </w:r>
-      <w:r>
-        <w:rPr>
+          <w:sz w:val="28"/>
+        </w:rPr>
+        <w:t xml:space="preserve"> </w:t>
+      </w:r>
+      <w:r>
+        <w:rPr>
+          <w:rFonts w:ascii="Times New Roman" w:hAnsi="Times New Roman"/>
+          <w:b/>
           <w:spacing w:val="-2"/>
+          <w:sz w:val="28"/>
         </w:rPr>
         <w:t>репозиториев?</w:t>
       </w:r>
@@ -4860,35 +5596,33 @@
     <w:p>
       <w:pPr>
         <w:pStyle w:val="a3"/>
-        <w:rPr>
-          <w:b/>
-        </w:rPr>
-      </w:pPr>
-    </w:p>
-    <w:p>
-      <w:pPr>
-        <w:pStyle w:val="a3"/>
-        <w:ind w:left="141" w:right="155" w:firstLine="705"/>
+        <w:widowControl/>
+        <w:spacing w:lineRule="exact" w:line="360" w:before="0" w:after="0"/>
+        <w:ind w:left="0" w:right="155" w:firstLine="709"/>
         <w:jc w:val="both"/>
       </w:pPr>
       <w:r>
+        <w:rPr>
+          <w:rFonts w:ascii="Times New Roman" w:hAnsi="Times New Roman"/>
+          <w:sz w:val="28"/>
+        </w:rPr>
         <w:t xml:space="preserve">В распределенных системах каждый разработчик имеет полную локальную копию репозитория, включая всю историю изменений. Это позволяет работать автономно, без подключения к сети, и синхронизироваться с другими репозиториями только при необходимости. Кроме того, распределенные репозитории обеспечивают устойчивость к потере центрального сервера и поддерживают гибкие модели совместной </w:t>
       </w:r>
       <w:r>
         <w:rPr>
+          <w:rFonts w:ascii="Times New Roman" w:hAnsi="Times New Roman"/>
           <w:spacing w:val="-2"/>
+          <w:sz w:val="28"/>
         </w:rPr>
         <w:t>работы.</w:t>
       </w:r>
     </w:p>
     <w:p>
       <w:pPr>
-        <w:pStyle w:val="a3"/>
-      </w:pPr>
-    </w:p>
-    <w:p>
-      <w:pPr>
         <w:pStyle w:val="2"/>
+        <w:keepNext/>
+        <w:keepLines/>
+        <w:widowControl/>
         <w:numPr>
           <w:ilvl w:val="1"/>
           <w:numId w:val="4"/>
@@ -4896,92 +5630,53 @@
         <w:tabs>
           <w:tab w:val="left" w:pos="1335"/>
         </w:tabs>
-        <w:ind w:left="1335" w:hanging="489"/>
-      </w:pPr>
-      <w:r>
-        <w:t>Граф</w:t>
-      </w:r>
-      <w:r>
-        <w:rPr>
-          <w:spacing w:val="-6"/>
-        </w:rPr>
-        <w:t xml:space="preserve"> </w:t>
-      </w:r>
-      <w:r>
-        <w:t>типичной</w:t>
-      </w:r>
-      <w:r>
-        <w:rPr>
-          <w:spacing w:val="-5"/>
-        </w:rPr>
-        <w:t xml:space="preserve"> </w:t>
-      </w:r>
-      <w:r>
-        <w:t>работы</w:t>
-      </w:r>
-      <w:r>
-        <w:rPr>
-          <w:spacing w:val="-5"/>
-        </w:rPr>
-        <w:t xml:space="preserve"> </w:t>
-      </w:r>
-      <w:r>
-        <w:t>с</w:t>
-      </w:r>
-      <w:r>
-        <w:rPr>
-          <w:spacing w:val="-6"/>
-        </w:rPr>
-        <w:t xml:space="preserve"> </w:t>
-      </w:r>
-      <w:r>
-        <w:t>веткой</w:t>
-      </w:r>
-      <w:r>
-        <w:rPr>
-          <w:spacing w:val="-5"/>
-        </w:rPr>
-        <w:t xml:space="preserve"> </w:t>
-      </w:r>
-      <w:proofErr w:type="spellStart"/>
-      <w:r>
-        <w:t>master</w:t>
-      </w:r>
-      <w:proofErr w:type="spellEnd"/>
-      <w:r>
-        <w:rPr>
-          <w:spacing w:val="-5"/>
-        </w:rPr>
-        <w:t xml:space="preserve"> </w:t>
-      </w:r>
-      <w:r>
-        <w:t>в</w:t>
-      </w:r>
-      <w:r>
-        <w:rPr>
-          <w:spacing w:val="-5"/>
-        </w:rPr>
-        <w:t xml:space="preserve"> </w:t>
-      </w:r>
-      <w:proofErr w:type="spellStart"/>
-      <w:r>
-        <w:rPr>
-          <w:spacing w:val="-4"/>
-        </w:rPr>
-        <w:t>Git</w:t>
-      </w:r>
-      <w:proofErr w:type="spellEnd"/>
-      <w:r>
-        <w:rPr>
-          <w:spacing w:val="-4"/>
-        </w:rPr>
-        <w:t>.</w:t>
-      </w:r>
-    </w:p>
-    <w:p>
-      <w:pPr>
-        <w:pStyle w:val="a3"/>
-        <w:spacing w:before="131"/>
+        <w:spacing w:lineRule="exact" w:line="360" w:before="0" w:after="360"/>
+        <w:ind w:left="0" w:firstLine="709"/>
+        <w:jc w:val="left"/>
+      </w:pPr>
+      <w:r>
+        <w:rPr>
+          <w:rFonts w:ascii="Times New Roman" w:hAnsi="Times New Roman"/>
+          <w:b/>
+          <w:sz w:val="28"/>
+        </w:rPr>
+        <w:t>Граф типичной работы с веткой master в Git</w:t>
+      </w:r>
+    </w:p>
+    <w:p>
+      <w:pPr>
+        <w:pStyle w:val="a3"/>
+        <w:keepNext/>
+        <w:widowControl/>
+        <w:tabs>
+          <w:tab w:val="left" w:pos="1661"/>
+          <w:tab w:val="left" w:pos="2869"/>
+          <w:tab w:val="left" w:pos="3348"/>
+          <w:tab w:val="left" w:pos="4663"/>
+          <w:tab w:val="left" w:pos="6876"/>
+          <w:tab w:val="left" w:pos="8358"/>
+        </w:tabs>
+        <w:spacing w:lineRule="exact" w:line="360" w:before="0" w:after="0"/>
+        <w:ind w:left="0" w:right="155" w:firstLine="709"/>
+        <w:jc w:val="both"/>
+      </w:pPr>
+      <w:r>
+        <w:rPr>
+          <w:rFonts w:ascii="Times New Roman" w:hAnsi="Times New Roman"/>
+          <w:sz w:val="28"/>
+        </w:rPr>
+        <w:t>Для работы с ветками предусмотрены операции создания, переключения и слияния.</w:t>
+      </w:r>
+    </w:p>
+    <w:p>
+      <w:pPr>
+        <w:pStyle w:val="a3"/>
+        <w:keepNext/>
+        <w:keepLines/>
+        <w:widowControl/>
+        <w:spacing w:before="360" w:lineRule="atLeast" w:line="360" w:after="360"/>
+        <w:ind w:left="0" w:firstLine="0"/>
+        <w:jc w:val="center"/>
         <w:rPr>
           <w:b/>
           <w:sz w:val="20"/>
@@ -4989,9 +5684,10 @@
       </w:pPr>
       <w:r>
         <w:rPr>
+          <w:rFonts w:ascii="Times New Roman" w:hAnsi="Times New Roman"/>
           <w:b/>
           <w:noProof/>
-          <w:sz w:val="20"/>
+          <w:sz w:val="28"/>
           <w:lang w:eastAsia="ru-RU"/>
         </w:rPr>
         <w:drawing>
@@ -5003,7 +5699,7 @@
             <wp:positionV relativeFrom="paragraph">
               <wp:posOffset>244821</wp:posOffset>
             </wp:positionV>
-            <wp:extent cx="4241117" cy="2569464"/>
+            <wp:extent cx="3240000" cy="1958400"/>
             <wp:effectExtent l="0" t="0" r="0" b="0"/>
             <wp:wrapTopAndBottom/>
             <wp:docPr id="20" name="Image 20"/>
@@ -5026,7 +5722,7 @@
                   <pic:spPr>
                     <a:xfrm>
                       <a:off x="0" y="0"/>
-                      <a:ext cx="4241117" cy="2569464"/>
+                      <a:ext cx="3240000" cy="1958400"/>
                     </a:xfrm>
                     <a:prstGeom prst="rect">
                       <a:avLst/>
@@ -5042,94 +5738,43 @@
     <w:p>
       <w:pPr>
         <w:pStyle w:val="a3"/>
-        <w:spacing w:before="30"/>
-        <w:rPr>
-          <w:b/>
-        </w:rPr>
-      </w:pPr>
-    </w:p>
-    <w:p>
-      <w:pPr>
-        <w:pStyle w:val="a3"/>
-        <w:spacing w:before="1"/>
-        <w:ind w:left="121"/>
+        <w:keepNext/>
+        <w:keepLines/>
+        <w:widowControl/>
+        <w:spacing w:before="0" w:lineRule="exact" w:line="360" w:after="360"/>
+        <w:ind w:left="0" w:firstLine="0"/>
         <w:jc w:val="center"/>
       </w:pPr>
       <w:r>
-        <w:t>Рисунок</w:t>
-      </w:r>
-      <w:r>
-        <w:rPr>
-          <w:spacing w:val="-7"/>
-        </w:rPr>
-        <w:t xml:space="preserve"> </w:t>
-      </w:r>
-      <w:r>
-        <w:t>4.3.1</w:t>
-      </w:r>
-      <w:r>
-        <w:rPr>
-          <w:spacing w:val="-5"/>
-        </w:rPr>
-        <w:t xml:space="preserve"> </w:t>
-      </w:r>
-      <w:r>
-        <w:t>–</w:t>
-      </w:r>
-      <w:r>
-        <w:rPr>
-          <w:spacing w:val="-4"/>
-        </w:rPr>
-        <w:t xml:space="preserve"> </w:t>
-      </w:r>
-      <w:r>
-        <w:t>граф</w:t>
-      </w:r>
-      <w:r>
-        <w:rPr>
-          <w:spacing w:val="-5"/>
-        </w:rPr>
-        <w:t xml:space="preserve"> </w:t>
-      </w:r>
-      <w:r>
-        <w:t>работы</w:t>
-      </w:r>
-      <w:r>
-        <w:rPr>
-          <w:spacing w:val="-4"/>
-        </w:rPr>
-        <w:t xml:space="preserve"> </w:t>
-      </w:r>
-      <w:r>
-        <w:t>с</w:t>
-      </w:r>
-      <w:r>
-        <w:rPr>
-          <w:spacing w:val="-5"/>
-        </w:rPr>
-        <w:t xml:space="preserve"> </w:t>
-      </w:r>
-      <w:r>
-        <w:t>веткой</w:t>
-      </w:r>
-      <w:r>
-        <w:rPr>
-          <w:spacing w:val="-4"/>
-        </w:rPr>
-        <w:t xml:space="preserve"> </w:t>
-      </w:r>
-      <w:proofErr w:type="spellStart"/>
-      <w:r>
-        <w:rPr>
-          <w:spacing w:val="-2"/>
-        </w:rPr>
-        <w:t>master</w:t>
-      </w:r>
-      <w:proofErr w:type="spellEnd"/>
+        <w:rPr>
+          <w:rFonts w:ascii="Times New Roman" w:hAnsi="Times New Roman"/>
+          <w:sz w:val="28"/>
+        </w:rPr>
+        <w:t>Рисунок 4.3.1 – Граф работы с веткой master</w:t>
+      </w:r>
+    </w:p>
+    <w:p>
+      <w:pPr>
+        <w:pStyle w:val="a3"/>
+        <w:widowControl/>
+        <w:spacing w:lineRule="exact" w:line="360" w:before="0" w:after="0"/>
+        <w:ind w:left="0" w:firstLine="709"/>
+        <w:jc w:val="both"/>
+      </w:pPr>
+      <w:r>
+        <w:rPr>
+          <w:rFonts w:ascii="Times New Roman" w:hAnsi="Times New Roman"/>
+          <w:sz w:val="28"/>
+        </w:rPr>
+        <w:t>git branch, git checkout и git merge – для работы с ветками.</w:t>
+      </w:r>
     </w:p>
     <w:p>
       <w:pPr>
         <w:pStyle w:val="2"/>
+        <w:keepNext/>
+        <w:keepLines/>
+        <w:widowControl/>
         <w:numPr>
           <w:ilvl w:val="1"/>
           <w:numId w:val="4"/>
@@ -5137,701 +5782,41 @@
         <w:tabs>
           <w:tab w:val="left" w:pos="1335"/>
         </w:tabs>
-        <w:spacing w:before="322"/>
-        <w:ind w:left="1335" w:hanging="489"/>
-      </w:pPr>
-      <w:r>
-        <w:t>Наиболее</w:t>
-      </w:r>
-      <w:r>
-        <w:rPr>
-          <w:spacing w:val="-14"/>
-        </w:rPr>
-        <w:t xml:space="preserve"> </w:t>
-      </w:r>
-      <w:r>
-        <w:t>часто</w:t>
-      </w:r>
-      <w:r>
-        <w:rPr>
-          <w:spacing w:val="-12"/>
-        </w:rPr>
-        <w:t xml:space="preserve"> </w:t>
-      </w:r>
-      <w:r>
-        <w:t>используемые</w:t>
-      </w:r>
-      <w:r>
-        <w:rPr>
-          <w:spacing w:val="-12"/>
-        </w:rPr>
-        <w:t xml:space="preserve"> </w:t>
-      </w:r>
-      <w:r>
-        <w:t>команды</w:t>
-      </w:r>
-      <w:r>
-        <w:rPr>
-          <w:spacing w:val="-12"/>
-        </w:rPr>
-        <w:t xml:space="preserve"> </w:t>
-      </w:r>
-      <w:r>
-        <w:t>командной</w:t>
-      </w:r>
-      <w:r>
-        <w:rPr>
-          <w:spacing w:val="-12"/>
-        </w:rPr>
-        <w:t xml:space="preserve"> </w:t>
-      </w:r>
-      <w:r>
-        <w:rPr>
-          <w:spacing w:val="-2"/>
-        </w:rPr>
-        <w:t>строки.</w:t>
-      </w:r>
-    </w:p>
-    <w:p>
-      <w:pPr>
-        <w:pStyle w:val="a3"/>
-        <w:spacing w:before="321"/>
-        <w:ind w:left="141" w:right="156" w:firstLine="705"/>
+        <w:spacing w:before="0" w:lineRule="exact" w:line="360" w:after="360"/>
+        <w:ind w:left="0" w:firstLine="709"/>
+        <w:jc w:val="left"/>
+      </w:pPr>
+      <w:r>
+        <w:rPr>
+          <w:rFonts w:ascii="Times New Roman" w:hAnsi="Times New Roman"/>
+          <w:b/>
+          <w:sz w:val="28"/>
+        </w:rPr>
+        <w:t>Наиболее часто используемые команды командной строки</w:t>
+      </w:r>
+    </w:p>
+    <w:p>
+      <w:pPr>
+        <w:pStyle w:val="a3"/>
+        <w:widowControl/>
+        <w:spacing w:before="0" w:lineRule="exact" w:line="360" w:after="0"/>
+        <w:ind w:left="0" w:right="156" w:firstLine="709"/>
         <w:jc w:val="both"/>
       </w:pPr>
       <w:r>
-        <w:t>К</w:t>
-      </w:r>
-      <w:r>
-        <w:rPr>
-          <w:spacing w:val="-7"/>
-        </w:rPr>
-        <w:t xml:space="preserve"> </w:t>
-      </w:r>
-      <w:r>
-        <w:t xml:space="preserve">наиболее часто используемым командам </w:t>
-      </w:r>
-      <w:proofErr w:type="spellStart"/>
-      <w:r>
-        <w:t>Git</w:t>
-      </w:r>
-      <w:proofErr w:type="spellEnd"/>
-      <w:r>
-        <w:t xml:space="preserve"> относятся: </w:t>
-      </w:r>
-      <w:proofErr w:type="spellStart"/>
-      <w:r>
-        <w:rPr>
-          <w:rFonts w:ascii="Courier New" w:hAnsi="Courier New"/>
-          <w:sz w:val="24"/>
-        </w:rPr>
-        <w:t>git</w:t>
-      </w:r>
-      <w:proofErr w:type="spellEnd"/>
-      <w:r>
-        <w:rPr>
-          <w:rFonts w:ascii="Courier New" w:hAnsi="Courier New"/>
-          <w:sz w:val="24"/>
-        </w:rPr>
-        <w:t xml:space="preserve"> </w:t>
-      </w:r>
-      <w:proofErr w:type="spellStart"/>
-      <w:r>
-        <w:rPr>
-          <w:rFonts w:ascii="Courier New" w:hAnsi="Courier New"/>
-          <w:sz w:val="24"/>
-        </w:rPr>
-        <w:t>clone</w:t>
-      </w:r>
-      <w:proofErr w:type="spellEnd"/>
-      <w:r>
-        <w:rPr>
-          <w:rFonts w:ascii="Courier New" w:hAnsi="Courier New"/>
-          <w:spacing w:val="-36"/>
-          <w:sz w:val="24"/>
-        </w:rPr>
-        <w:t xml:space="preserve"> </w:t>
-      </w:r>
-      <w:r>
-        <w:t xml:space="preserve">– для клонирования удаленного репозитория, </w:t>
-      </w:r>
-      <w:proofErr w:type="spellStart"/>
-      <w:r>
-        <w:rPr>
-          <w:rFonts w:ascii="Courier New" w:hAnsi="Courier New"/>
-          <w:sz w:val="24"/>
-        </w:rPr>
-        <w:t>git</w:t>
-      </w:r>
-      <w:proofErr w:type="spellEnd"/>
-      <w:r>
-        <w:rPr>
-          <w:rFonts w:ascii="Courier New" w:hAnsi="Courier New"/>
-          <w:sz w:val="24"/>
-        </w:rPr>
-        <w:t xml:space="preserve"> </w:t>
-      </w:r>
-      <w:proofErr w:type="spellStart"/>
-      <w:r>
-        <w:rPr>
-          <w:rFonts w:ascii="Courier New" w:hAnsi="Courier New"/>
-          <w:sz w:val="24"/>
-        </w:rPr>
-        <w:t>status</w:t>
-      </w:r>
-      <w:proofErr w:type="spellEnd"/>
-      <w:r>
-        <w:rPr>
-          <w:rFonts w:ascii="Courier New" w:hAnsi="Courier New"/>
-          <w:spacing w:val="-7"/>
-          <w:sz w:val="24"/>
-        </w:rPr>
-        <w:t xml:space="preserve"> </w:t>
-      </w:r>
-      <w:r>
-        <w:t>– для просмотра состояния</w:t>
-      </w:r>
-      <w:r>
-        <w:rPr>
-          <w:spacing w:val="36"/>
-        </w:rPr>
-        <w:t xml:space="preserve"> </w:t>
-      </w:r>
-      <w:r>
-        <w:t>рабочего</w:t>
-      </w:r>
-      <w:r>
-        <w:rPr>
-          <w:spacing w:val="40"/>
-        </w:rPr>
-        <w:t xml:space="preserve"> </w:t>
-      </w:r>
-      <w:r>
-        <w:t>дерева,</w:t>
-      </w:r>
-      <w:r>
-        <w:rPr>
-          <w:spacing w:val="41"/>
-        </w:rPr>
-        <w:t xml:space="preserve"> </w:t>
-      </w:r>
-      <w:proofErr w:type="spellStart"/>
-      <w:r>
-        <w:rPr>
-          <w:rFonts w:ascii="Courier New" w:hAnsi="Courier New"/>
-          <w:sz w:val="24"/>
-        </w:rPr>
-        <w:t>git</w:t>
-      </w:r>
-      <w:proofErr w:type="spellEnd"/>
-      <w:r>
-        <w:rPr>
-          <w:rFonts w:ascii="Courier New" w:hAnsi="Courier New"/>
-          <w:spacing w:val="25"/>
-          <w:sz w:val="24"/>
-        </w:rPr>
-        <w:t xml:space="preserve"> </w:t>
-      </w:r>
-      <w:proofErr w:type="spellStart"/>
-      <w:r>
-        <w:rPr>
-          <w:rFonts w:ascii="Courier New" w:hAnsi="Courier New"/>
-          <w:sz w:val="24"/>
-        </w:rPr>
-        <w:t>add</w:t>
-      </w:r>
-      <w:proofErr w:type="spellEnd"/>
-      <w:r>
-        <w:rPr>
-          <w:rFonts w:ascii="Courier New" w:hAnsi="Courier New"/>
-          <w:spacing w:val="-45"/>
-          <w:sz w:val="24"/>
-        </w:rPr>
-        <w:t xml:space="preserve"> </w:t>
-      </w:r>
-      <w:r>
-        <w:t>–</w:t>
-      </w:r>
-      <w:r>
-        <w:rPr>
-          <w:spacing w:val="27"/>
-        </w:rPr>
-        <w:t xml:space="preserve"> </w:t>
-      </w:r>
-      <w:r>
-        <w:t>для</w:t>
-      </w:r>
-      <w:r>
-        <w:rPr>
-          <w:spacing w:val="26"/>
-        </w:rPr>
-        <w:t xml:space="preserve"> </w:t>
-      </w:r>
-      <w:r>
-        <w:t>добавления</w:t>
-      </w:r>
-      <w:r>
-        <w:rPr>
-          <w:spacing w:val="26"/>
-        </w:rPr>
-        <w:t xml:space="preserve"> </w:t>
-      </w:r>
-      <w:r>
-        <w:t>изменений</w:t>
-      </w:r>
-      <w:r>
-        <w:rPr>
-          <w:spacing w:val="26"/>
-        </w:rPr>
-        <w:t xml:space="preserve"> </w:t>
-      </w:r>
-      <w:r>
-        <w:t>в</w:t>
-      </w:r>
-      <w:r>
-        <w:rPr>
-          <w:spacing w:val="27"/>
-        </w:rPr>
-        <w:t xml:space="preserve"> </w:t>
-      </w:r>
-      <w:r>
-        <w:rPr>
-          <w:spacing w:val="-2"/>
-        </w:rPr>
-        <w:t>область</w:t>
-      </w:r>
-    </w:p>
-    <w:p>
-      <w:pPr>
-        <w:pStyle w:val="a3"/>
-        <w:jc w:val="both"/>
-        <w:sectPr>
-          <w:pgSz w:w="11906" w:h="16838"/>
-          <w:pgMar w:top="1134" w:right="850" w:bottom="1134" w:left="1701" w:header="0" w:footer="650" w:gutter="0"/>
-          <w:cols w:space="720"/>
-        </w:sectPr>
-      </w:pPr>
-    </w:p>
-    <w:p>
-      <w:pPr>
-        <w:spacing w:before="76"/>
-        <w:ind w:left="141" w:right="154"/>
-        <w:jc w:val="both"/>
-        <w:rPr>
-          <w:sz w:val="28"/>
-        </w:rPr>
-      </w:pPr>
-      <w:r>
-        <w:rPr>
-          <w:sz w:val="28"/>
-        </w:rPr>
-        <w:t xml:space="preserve">подготовки, </w:t>
-      </w:r>
-      <w:proofErr w:type="spellStart"/>
-      <w:r>
-        <w:rPr>
-          <w:rFonts w:ascii="Courier New" w:hAnsi="Courier New"/>
-          <w:sz w:val="24"/>
-        </w:rPr>
-        <w:t>git</w:t>
-      </w:r>
-      <w:proofErr w:type="spellEnd"/>
-      <w:r>
-        <w:rPr>
-          <w:rFonts w:ascii="Courier New" w:hAnsi="Courier New"/>
-          <w:sz w:val="24"/>
-        </w:rPr>
-        <w:t xml:space="preserve"> </w:t>
-      </w:r>
-      <w:proofErr w:type="spellStart"/>
-      <w:r>
-        <w:rPr>
-          <w:rFonts w:ascii="Courier New" w:hAnsi="Courier New"/>
-          <w:sz w:val="24"/>
-        </w:rPr>
-        <w:t>commit</w:t>
-      </w:r>
-      <w:proofErr w:type="spellEnd"/>
-      <w:r>
-        <w:rPr>
-          <w:rFonts w:ascii="Courier New" w:hAnsi="Courier New"/>
-          <w:sz w:val="24"/>
-        </w:rPr>
-        <w:t xml:space="preserve"> </w:t>
-      </w:r>
-      <w:r>
-        <w:rPr>
-          <w:sz w:val="28"/>
-        </w:rPr>
-        <w:t xml:space="preserve">– для фиксации изменений в локальной истории, </w:t>
-      </w:r>
-      <w:proofErr w:type="spellStart"/>
-      <w:r>
-        <w:rPr>
-          <w:rFonts w:ascii="Courier New" w:hAnsi="Courier New"/>
-          <w:sz w:val="24"/>
-        </w:rPr>
-        <w:t>git</w:t>
-      </w:r>
-      <w:proofErr w:type="spellEnd"/>
-      <w:r>
-        <w:rPr>
-          <w:rFonts w:ascii="Courier New" w:hAnsi="Courier New"/>
-          <w:spacing w:val="-2"/>
-          <w:sz w:val="24"/>
-        </w:rPr>
-        <w:t xml:space="preserve"> </w:t>
-      </w:r>
-      <w:proofErr w:type="spellStart"/>
-      <w:r>
-        <w:rPr>
-          <w:rFonts w:ascii="Courier New" w:hAnsi="Courier New"/>
-          <w:sz w:val="24"/>
-        </w:rPr>
-        <w:t>push</w:t>
-      </w:r>
-      <w:proofErr w:type="spellEnd"/>
-      <w:r>
-        <w:rPr>
-          <w:rFonts w:ascii="Courier New" w:hAnsi="Courier New"/>
-          <w:spacing w:val="-36"/>
-          <w:sz w:val="24"/>
-        </w:rPr>
-        <w:t xml:space="preserve"> </w:t>
-      </w:r>
-      <w:r>
-        <w:rPr>
-          <w:sz w:val="28"/>
-        </w:rPr>
-        <w:t xml:space="preserve">– для отправки изменений в удаленный репозиторий, </w:t>
-      </w:r>
-      <w:proofErr w:type="spellStart"/>
-      <w:r>
-        <w:rPr>
-          <w:rFonts w:ascii="Courier New" w:hAnsi="Courier New"/>
-          <w:sz w:val="24"/>
-        </w:rPr>
-        <w:t>git</w:t>
-      </w:r>
-      <w:proofErr w:type="spellEnd"/>
-      <w:r>
-        <w:rPr>
-          <w:rFonts w:ascii="Courier New" w:hAnsi="Courier New"/>
-          <w:sz w:val="24"/>
-        </w:rPr>
-        <w:t xml:space="preserve"> </w:t>
-      </w:r>
-      <w:proofErr w:type="spellStart"/>
-      <w:r>
-        <w:rPr>
-          <w:rFonts w:ascii="Courier New" w:hAnsi="Courier New"/>
-          <w:sz w:val="24"/>
-        </w:rPr>
-        <w:t>pull</w:t>
-      </w:r>
-      <w:proofErr w:type="spellEnd"/>
-      <w:r>
-        <w:rPr>
-          <w:rFonts w:ascii="Courier New" w:hAnsi="Courier New"/>
-          <w:spacing w:val="-36"/>
-          <w:sz w:val="24"/>
-        </w:rPr>
-        <w:t xml:space="preserve"> </w:t>
-      </w:r>
-      <w:r>
-        <w:rPr>
-          <w:sz w:val="28"/>
-        </w:rPr>
-        <w:t xml:space="preserve">и </w:t>
-      </w:r>
-      <w:proofErr w:type="spellStart"/>
-      <w:r>
-        <w:rPr>
-          <w:rFonts w:ascii="Courier New" w:hAnsi="Courier New"/>
-          <w:sz w:val="24"/>
-        </w:rPr>
-        <w:t>git</w:t>
-      </w:r>
-      <w:proofErr w:type="spellEnd"/>
-      <w:r>
-        <w:rPr>
-          <w:rFonts w:ascii="Courier New" w:hAnsi="Courier New"/>
-          <w:sz w:val="24"/>
-        </w:rPr>
-        <w:t xml:space="preserve"> </w:t>
-      </w:r>
-      <w:proofErr w:type="spellStart"/>
-      <w:r>
-        <w:rPr>
-          <w:rFonts w:ascii="Courier New" w:hAnsi="Courier New"/>
-          <w:sz w:val="24"/>
-        </w:rPr>
-        <w:t>fetch</w:t>
-      </w:r>
-      <w:proofErr w:type="spellEnd"/>
-      <w:r>
-        <w:rPr>
-          <w:rFonts w:ascii="Courier New" w:hAnsi="Courier New"/>
-          <w:sz w:val="24"/>
-        </w:rPr>
-        <w:t xml:space="preserve"> </w:t>
-      </w:r>
-      <w:r>
-        <w:rPr>
-          <w:sz w:val="28"/>
-        </w:rPr>
-        <w:t xml:space="preserve">– для получения изменений из удаленного репозитория, </w:t>
-      </w:r>
-      <w:proofErr w:type="spellStart"/>
-      <w:r>
-        <w:rPr>
-          <w:rFonts w:ascii="Courier New" w:hAnsi="Courier New"/>
-          <w:sz w:val="24"/>
-        </w:rPr>
-        <w:t>git</w:t>
-      </w:r>
-      <w:proofErr w:type="spellEnd"/>
-      <w:r>
-        <w:rPr>
-          <w:rFonts w:ascii="Courier New" w:hAnsi="Courier New"/>
-          <w:sz w:val="24"/>
-        </w:rPr>
-        <w:t xml:space="preserve"> </w:t>
-      </w:r>
-      <w:proofErr w:type="spellStart"/>
-      <w:r>
-        <w:rPr>
-          <w:rFonts w:ascii="Courier New" w:hAnsi="Courier New"/>
-          <w:sz w:val="24"/>
-        </w:rPr>
-        <w:t>branch</w:t>
-      </w:r>
-      <w:proofErr w:type="spellEnd"/>
-      <w:r>
-        <w:rPr>
-          <w:sz w:val="28"/>
-        </w:rPr>
-        <w:t>,</w:t>
-      </w:r>
-      <w:r>
-        <w:rPr>
-          <w:spacing w:val="-18"/>
-          <w:sz w:val="28"/>
-        </w:rPr>
-        <w:t xml:space="preserve"> </w:t>
-      </w:r>
-      <w:proofErr w:type="spellStart"/>
-      <w:r>
-        <w:rPr>
-          <w:rFonts w:ascii="Courier New" w:hAnsi="Courier New"/>
-          <w:sz w:val="24"/>
-        </w:rPr>
-        <w:t>git</w:t>
-      </w:r>
-      <w:proofErr w:type="spellEnd"/>
-      <w:r>
-        <w:rPr>
-          <w:rFonts w:ascii="Courier New" w:hAnsi="Courier New"/>
-          <w:spacing w:val="-25"/>
-          <w:sz w:val="24"/>
-        </w:rPr>
-        <w:t xml:space="preserve"> </w:t>
-      </w:r>
-      <w:proofErr w:type="spellStart"/>
-      <w:r>
-        <w:rPr>
-          <w:rFonts w:ascii="Courier New" w:hAnsi="Courier New"/>
-          <w:sz w:val="24"/>
-        </w:rPr>
-        <w:t>checkout</w:t>
-      </w:r>
-      <w:proofErr w:type="spellEnd"/>
-      <w:r>
-        <w:rPr>
-          <w:rFonts w:ascii="Courier New" w:hAnsi="Courier New"/>
-          <w:spacing w:val="-36"/>
-          <w:sz w:val="24"/>
-        </w:rPr>
-        <w:t xml:space="preserve"> </w:t>
-      </w:r>
-      <w:r>
-        <w:rPr>
-          <w:sz w:val="28"/>
-        </w:rPr>
-        <w:t xml:space="preserve">и </w:t>
-      </w:r>
-      <w:proofErr w:type="spellStart"/>
-      <w:r>
-        <w:rPr>
-          <w:rFonts w:ascii="Courier New" w:hAnsi="Courier New"/>
-          <w:sz w:val="24"/>
-        </w:rPr>
-        <w:t>git</w:t>
-      </w:r>
-      <w:proofErr w:type="spellEnd"/>
-      <w:r>
-        <w:rPr>
-          <w:rFonts w:ascii="Courier New" w:hAnsi="Courier New"/>
-          <w:sz w:val="24"/>
-        </w:rPr>
-        <w:t xml:space="preserve"> </w:t>
-      </w:r>
-      <w:proofErr w:type="spellStart"/>
-      <w:r>
-        <w:rPr>
-          <w:rFonts w:ascii="Courier New" w:hAnsi="Courier New"/>
-          <w:sz w:val="24"/>
-        </w:rPr>
-        <w:t>merge</w:t>
-      </w:r>
-      <w:proofErr w:type="spellEnd"/>
-      <w:r>
-        <w:rPr>
-          <w:rFonts w:ascii="Courier New" w:hAnsi="Courier New"/>
-          <w:spacing w:val="-36"/>
-          <w:sz w:val="24"/>
-        </w:rPr>
-        <w:t xml:space="preserve"> </w:t>
-      </w:r>
-      <w:r>
-        <w:rPr>
-          <w:sz w:val="28"/>
-        </w:rPr>
-        <w:t>–</w:t>
-      </w:r>
-      <w:r>
-        <w:rPr>
-          <w:spacing w:val="-3"/>
-          <w:sz w:val="28"/>
-        </w:rPr>
-        <w:t xml:space="preserve"> </w:t>
-      </w:r>
-      <w:r>
-        <w:rPr>
-          <w:sz w:val="28"/>
-        </w:rPr>
-        <w:t>для</w:t>
-      </w:r>
-      <w:r>
-        <w:rPr>
-          <w:spacing w:val="-3"/>
-          <w:sz w:val="28"/>
-        </w:rPr>
-        <w:t xml:space="preserve"> </w:t>
-      </w:r>
-      <w:r>
-        <w:rPr>
-          <w:sz w:val="28"/>
-        </w:rPr>
-        <w:t>работы</w:t>
-      </w:r>
-      <w:r>
-        <w:rPr>
-          <w:spacing w:val="-3"/>
-          <w:sz w:val="28"/>
-        </w:rPr>
-        <w:t xml:space="preserve"> </w:t>
-      </w:r>
-      <w:r>
-        <w:rPr>
-          <w:sz w:val="28"/>
-        </w:rPr>
-        <w:t>с</w:t>
-      </w:r>
-      <w:r>
-        <w:rPr>
-          <w:spacing w:val="-3"/>
-          <w:sz w:val="28"/>
-        </w:rPr>
-        <w:t xml:space="preserve"> </w:t>
-      </w:r>
-      <w:r>
-        <w:rPr>
-          <w:sz w:val="28"/>
-        </w:rPr>
-        <w:t>ветками,</w:t>
-      </w:r>
-      <w:r>
-        <w:rPr>
-          <w:spacing w:val="-3"/>
-          <w:sz w:val="28"/>
-        </w:rPr>
-        <w:t xml:space="preserve"> </w:t>
-      </w:r>
-      <w:r>
-        <w:rPr>
-          <w:sz w:val="28"/>
-        </w:rPr>
-        <w:t>а</w:t>
-      </w:r>
-      <w:r>
-        <w:rPr>
-          <w:spacing w:val="-3"/>
-          <w:sz w:val="28"/>
-        </w:rPr>
-        <w:t xml:space="preserve"> </w:t>
-      </w:r>
-      <w:r>
-        <w:rPr>
-          <w:sz w:val="28"/>
-        </w:rPr>
-        <w:t>также</w:t>
-      </w:r>
-      <w:r>
-        <w:rPr>
-          <w:spacing w:val="-3"/>
-          <w:sz w:val="28"/>
-        </w:rPr>
-        <w:t xml:space="preserve"> </w:t>
-      </w:r>
-      <w:proofErr w:type="spellStart"/>
-      <w:r>
-        <w:rPr>
-          <w:rFonts w:ascii="Courier New" w:hAnsi="Courier New"/>
-          <w:sz w:val="24"/>
-        </w:rPr>
-        <w:t>git</w:t>
-      </w:r>
-      <w:proofErr w:type="spellEnd"/>
-      <w:r>
-        <w:rPr>
-          <w:rFonts w:ascii="Courier New" w:hAnsi="Courier New"/>
-          <w:spacing w:val="-3"/>
-          <w:sz w:val="24"/>
-        </w:rPr>
-        <w:t xml:space="preserve"> </w:t>
-      </w:r>
-      <w:proofErr w:type="spellStart"/>
-      <w:r>
-        <w:rPr>
-          <w:rFonts w:ascii="Courier New" w:hAnsi="Courier New"/>
-          <w:sz w:val="24"/>
-        </w:rPr>
-        <w:t>log</w:t>
-      </w:r>
-      <w:proofErr w:type="spellEnd"/>
-      <w:r>
-        <w:rPr>
-          <w:rFonts w:ascii="Courier New" w:hAnsi="Courier New"/>
-          <w:sz w:val="24"/>
-        </w:rPr>
-        <w:t xml:space="preserve"> </w:t>
-      </w:r>
-      <w:r>
-        <w:rPr>
-          <w:sz w:val="28"/>
-        </w:rPr>
-        <w:t>– для просмотра истории коммитов.</w:t>
-      </w:r>
-    </w:p>
-    <w:p>
-      <w:pPr>
-        <w:pStyle w:val="a3"/>
-      </w:pPr>
+        <w:rPr>
+          <w:rFonts w:ascii="Times New Roman" w:hAnsi="Times New Roman"/>
+          <w:sz w:val="28"/>
+        </w:rPr>
+        <w:t>К наиболее часто используемым командам Git относятся: git clone – для клонирования удаленного репозитория, git status – для просмотра состояния рабочего дерева, git add – для добавления изменений в область подготовки, git commit – для фиксации изменений в локальной истории, git push – для отправки изменений в удаленный репозиторий, git pull и git fetch – для получения изменений из удаленного репозитория, а также git log – для просмотра истории коммитов.</w:t>
+      </w:r>
     </w:p>
     <w:p>
       <w:pPr>
         <w:pStyle w:val="2"/>
+        <w:keepNext/>
+        <w:keepLines/>
+        <w:widowControl/>
         <w:numPr>
           <w:ilvl w:val="1"/>
           <w:numId w:val="4"/>
@@ -5839,597 +5824,792 @@
         <w:tabs>
           <w:tab w:val="left" w:pos="1336"/>
         </w:tabs>
-        <w:ind w:left="1336" w:right="1086" w:hanging="490"/>
-      </w:pPr>
-      <w:r>
+        <w:spacing w:lineRule="exact" w:line="360" w:before="0" w:after="360"/>
+        <w:ind w:left="0" w:right="1086" w:firstLine="709"/>
+        <w:jc w:val="left"/>
+      </w:pPr>
+      <w:r>
+        <w:rPr>
+          <w:rFonts w:ascii="Times New Roman" w:hAnsi="Times New Roman"/>
+          <w:b/>
+          <w:sz w:val="28"/>
+        </w:rPr>
         <w:t>Что</w:t>
       </w:r>
       <w:r>
         <w:rPr>
+          <w:rFonts w:ascii="Times New Roman" w:hAnsi="Times New Roman"/>
+          <w:b/>
           <w:spacing w:val="-10"/>
-        </w:rPr>
-        <w:t xml:space="preserve"> </w:t>
-      </w:r>
-      <w:r>
+          <w:sz w:val="28"/>
+        </w:rPr>
+        <w:t xml:space="preserve"> </w:t>
+      </w:r>
+      <w:r>
+        <w:rPr>
+          <w:rFonts w:ascii="Times New Roman" w:hAnsi="Times New Roman"/>
+          <w:b/>
+          <w:sz w:val="28"/>
+        </w:rPr>
         <w:t>нужно</w:t>
       </w:r>
       <w:r>
         <w:rPr>
+          <w:rFonts w:ascii="Times New Roman" w:hAnsi="Times New Roman"/>
+          <w:b/>
           <w:spacing w:val="-10"/>
-        </w:rPr>
-        <w:t xml:space="preserve"> </w:t>
-      </w:r>
-      <w:r>
+          <w:sz w:val="28"/>
+        </w:rPr>
+        <w:t xml:space="preserve"> </w:t>
+      </w:r>
+      <w:r>
+        <w:rPr>
+          <w:rFonts w:ascii="Times New Roman" w:hAnsi="Times New Roman"/>
+          <w:b/>
+          <w:sz w:val="28"/>
+        </w:rPr>
         <w:t>делать,</w:t>
       </w:r>
       <w:r>
         <w:rPr>
+          <w:rFonts w:ascii="Times New Roman" w:hAnsi="Times New Roman"/>
+          <w:b/>
           <w:spacing w:val="-10"/>
-        </w:rPr>
-        <w:t xml:space="preserve"> </w:t>
-      </w:r>
-      <w:r>
+          <w:sz w:val="28"/>
+        </w:rPr>
+        <w:t xml:space="preserve"> </w:t>
+      </w:r>
+      <w:r>
+        <w:rPr>
+          <w:rFonts w:ascii="Times New Roman" w:hAnsi="Times New Roman"/>
+          <w:b/>
+          <w:sz w:val="28"/>
+        </w:rPr>
         <w:t>если</w:t>
       </w:r>
       <w:r>
         <w:rPr>
+          <w:rFonts w:ascii="Times New Roman" w:hAnsi="Times New Roman"/>
+          <w:b/>
           <w:spacing w:val="-10"/>
-        </w:rPr>
-        <w:t xml:space="preserve"> </w:t>
-      </w:r>
-      <w:r>
+          <w:sz w:val="28"/>
+        </w:rPr>
+        <w:t xml:space="preserve"> </w:t>
+      </w:r>
+      <w:r>
+        <w:rPr>
+          <w:rFonts w:ascii="Times New Roman" w:hAnsi="Times New Roman"/>
+          <w:b/>
+          <w:sz w:val="28"/>
+        </w:rPr>
         <w:t>кто-то</w:t>
       </w:r>
       <w:r>
         <w:rPr>
+          <w:rFonts w:ascii="Times New Roman" w:hAnsi="Times New Roman"/>
+          <w:b/>
           <w:spacing w:val="-10"/>
-        </w:rPr>
-        <w:t xml:space="preserve"> </w:t>
-      </w:r>
-      <w:r>
+          <w:sz w:val="28"/>
+        </w:rPr>
+        <w:t xml:space="preserve"> </w:t>
+      </w:r>
+      <w:r>
+        <w:rPr>
+          <w:rFonts w:ascii="Times New Roman" w:hAnsi="Times New Roman"/>
+          <w:b/>
+          <w:sz w:val="28"/>
+        </w:rPr>
         <w:t>успел</w:t>
       </w:r>
       <w:r>
         <w:rPr>
+          <w:rFonts w:ascii="Times New Roman" w:hAnsi="Times New Roman"/>
+          <w:b/>
           <w:spacing w:val="-10"/>
-        </w:rPr>
-        <w:t xml:space="preserve"> </w:t>
-      </w:r>
-      <w:r>
+          <w:sz w:val="28"/>
+        </w:rPr>
+        <w:t xml:space="preserve"> </w:t>
+      </w:r>
+      <w:r>
+        <w:rPr>
+          <w:rFonts w:ascii="Times New Roman" w:hAnsi="Times New Roman"/>
+          <w:b/>
+          <w:sz w:val="28"/>
+        </w:rPr>
         <w:t>внести</w:t>
       </w:r>
       <w:r>
         <w:rPr>
+          <w:rFonts w:ascii="Times New Roman" w:hAnsi="Times New Roman"/>
+          <w:b/>
           <w:spacing w:val="-10"/>
-        </w:rPr>
-        <w:t xml:space="preserve"> </w:t>
-      </w:r>
-      <w:r>
+          <w:sz w:val="28"/>
+        </w:rPr>
+        <w:t xml:space="preserve"> </w:t>
+      </w:r>
+      <w:r>
+        <w:rPr>
+          <w:rFonts w:ascii="Times New Roman" w:hAnsi="Times New Roman"/>
+          <w:b/>
+          <w:sz w:val="28"/>
+        </w:rPr>
         <w:t>в</w:t>
       </w:r>
       <w:r>
         <w:rPr>
+          <w:rFonts w:ascii="Times New Roman" w:hAnsi="Times New Roman"/>
+          <w:b/>
           <w:spacing w:val="-10"/>
-        </w:rPr>
-        <w:t xml:space="preserve"> </w:t>
-      </w:r>
-      <w:r>
+          <w:sz w:val="28"/>
+        </w:rPr>
+        <w:t xml:space="preserve"> </w:t>
+      </w:r>
+      <w:r>
+        <w:rPr>
+          <w:rFonts w:ascii="Times New Roman" w:hAnsi="Times New Roman"/>
+          <w:b/>
+          <w:sz w:val="28"/>
+        </w:rPr>
         <w:t>удаленный репозиторий изменения?</w:t>
       </w:r>
     </w:p>
     <w:p>
       <w:pPr>
         <w:pStyle w:val="a3"/>
-        <w:rPr>
-          <w:b/>
-        </w:rPr>
-      </w:pPr>
-    </w:p>
-    <w:p>
-      <w:pPr>
-        <w:pStyle w:val="a3"/>
-        <w:ind w:left="141" w:right="155" w:firstLine="705"/>
+        <w:widowControl/>
+        <w:spacing w:lineRule="exact" w:line="360" w:before="0" w:after="0"/>
+        <w:ind w:left="0" w:right="155" w:firstLine="709"/>
         <w:jc w:val="both"/>
       </w:pPr>
       <w:r>
+        <w:rPr>
+          <w:rFonts w:ascii="Times New Roman" w:hAnsi="Times New Roman"/>
+          <w:sz w:val="28"/>
+        </w:rPr>
         <w:t xml:space="preserve">Если кто-то уже успел внести изменения в удаленный репозиторий, перед отправкой своих изменений необходимо сначала получить эти изменения к себе командой </w:t>
       </w:r>
       <w:proofErr w:type="spellStart"/>
       <w:r>
         <w:rPr>
-          <w:rFonts w:ascii="Courier New" w:hAnsi="Courier New"/>
-          <w:sz w:val="24"/>
+          <w:rFonts w:ascii="Times New Roman" w:hAnsi="Times New Roman"/>
+          <w:sz w:val="28"/>
         </w:rPr>
         <w:t>git</w:t>
       </w:r>
       <w:proofErr w:type="spellEnd"/>
       <w:r>
         <w:rPr>
-          <w:rFonts w:ascii="Courier New" w:hAnsi="Courier New"/>
-          <w:sz w:val="24"/>
+          <w:rFonts w:ascii="Times New Roman" w:hAnsi="Times New Roman"/>
+          <w:sz w:val="28"/>
         </w:rPr>
         <w:t xml:space="preserve"> </w:t>
       </w:r>
       <w:proofErr w:type="spellStart"/>
       <w:r>
         <w:rPr>
-          <w:rFonts w:ascii="Courier New" w:hAnsi="Courier New"/>
-          <w:sz w:val="24"/>
+          <w:rFonts w:ascii="Times New Roman" w:hAnsi="Times New Roman"/>
+          <w:sz w:val="28"/>
         </w:rPr>
         <w:t>pull</w:t>
       </w:r>
       <w:proofErr w:type="spellEnd"/>
       <w:r>
+        <w:rPr>
+          <w:rFonts w:ascii="Times New Roman" w:hAnsi="Times New Roman"/>
+          <w:sz w:val="28"/>
+        </w:rPr>
         <w:t>.</w:t>
       </w:r>
     </w:p>
     <w:p>
       <w:pPr>
         <w:pStyle w:val="a3"/>
-        <w:ind w:left="141" w:right="161" w:firstLine="705"/>
+        <w:widowControl/>
+        <w:spacing w:lineRule="exact" w:line="360" w:before="0" w:after="0"/>
+        <w:ind w:left="0" w:right="161" w:firstLine="709"/>
         <w:jc w:val="both"/>
       </w:pPr>
       <w:r>
+        <w:rPr>
+          <w:rFonts w:ascii="Times New Roman" w:hAnsi="Times New Roman"/>
+          <w:sz w:val="28"/>
+        </w:rPr>
         <w:t xml:space="preserve">Эта команда выполняет два действия: загружает изменения из удаленного репозитория и сразу выполняет их слияние с текущей локальной веткой. Если изменения не конфликтуют, </w:t>
       </w:r>
       <w:proofErr w:type="spellStart"/>
       <w:r>
+        <w:rPr>
+          <w:rFonts w:ascii="Times New Roman" w:hAnsi="Times New Roman"/>
+          <w:sz w:val="28"/>
+        </w:rPr>
         <w:t>Git</w:t>
       </w:r>
       <w:proofErr w:type="spellEnd"/>
       <w:r>
+        <w:rPr>
+          <w:rFonts w:ascii="Times New Roman" w:hAnsi="Times New Roman"/>
+          <w:sz w:val="28"/>
+        </w:rPr>
         <w:t xml:space="preserve"> автоматически выполнит слияние, после чего можно отправить свои изменения командой </w:t>
       </w:r>
       <w:proofErr w:type="spellStart"/>
       <w:r>
         <w:rPr>
-          <w:rFonts w:ascii="Courier New" w:hAnsi="Courier New"/>
-          <w:sz w:val="24"/>
+          <w:rFonts w:ascii="Times New Roman" w:hAnsi="Times New Roman"/>
+          <w:sz w:val="28"/>
         </w:rPr>
         <w:t>git</w:t>
       </w:r>
       <w:proofErr w:type="spellEnd"/>
       <w:r>
         <w:rPr>
-          <w:rFonts w:ascii="Courier New" w:hAnsi="Courier New"/>
-          <w:sz w:val="24"/>
+          <w:rFonts w:ascii="Times New Roman" w:hAnsi="Times New Roman"/>
+          <w:sz w:val="28"/>
         </w:rPr>
         <w:t xml:space="preserve"> </w:t>
       </w:r>
       <w:proofErr w:type="spellStart"/>
       <w:r>
         <w:rPr>
-          <w:rFonts w:ascii="Courier New" w:hAnsi="Courier New"/>
-          <w:sz w:val="24"/>
+          <w:rFonts w:ascii="Times New Roman" w:hAnsi="Times New Roman"/>
+          <w:sz w:val="28"/>
         </w:rPr>
         <w:t>push</w:t>
       </w:r>
       <w:proofErr w:type="spellEnd"/>
       <w:r>
+        <w:rPr>
+          <w:rFonts w:ascii="Times New Roman" w:hAnsi="Times New Roman"/>
+          <w:sz w:val="28"/>
+        </w:rPr>
         <w:t>.</w:t>
       </w:r>
     </w:p>
     <w:p>
       <w:pPr>
         <w:pStyle w:val="a3"/>
-        <w:ind w:left="141" w:right="161" w:firstLine="705"/>
+        <w:widowControl/>
+        <w:spacing w:lineRule="exact" w:line="360" w:before="0" w:after="0"/>
+        <w:ind w:left="0" w:right="161" w:firstLine="709"/>
         <w:jc w:val="both"/>
       </w:pPr>
       <w:r>
+        <w:rPr>
+          <w:rFonts w:ascii="Times New Roman" w:hAnsi="Times New Roman"/>
+          <w:sz w:val="28"/>
+        </w:rPr>
         <w:t xml:space="preserve">Если же возник конфликт, </w:t>
       </w:r>
       <w:proofErr w:type="spellStart"/>
       <w:r>
+        <w:rPr>
+          <w:rFonts w:ascii="Times New Roman" w:hAnsi="Times New Roman"/>
+          <w:sz w:val="28"/>
+        </w:rPr>
         <w:t>Git</w:t>
       </w:r>
       <w:proofErr w:type="spellEnd"/>
       <w:r>
+        <w:rPr>
+          <w:rFonts w:ascii="Times New Roman" w:hAnsi="Times New Roman"/>
+          <w:sz w:val="28"/>
+        </w:rPr>
         <w:t xml:space="preserve"> сообщит о нем –</w:t>
       </w:r>
       <w:r>
         <w:rPr>
+          <w:rFonts w:ascii="Times New Roman" w:hAnsi="Times New Roman"/>
           <w:spacing w:val="40"/>
-        </w:rPr>
-        <w:t xml:space="preserve"> </w:t>
-      </w:r>
-      <w:r>
+          <w:sz w:val="28"/>
+        </w:rPr>
+        <w:t xml:space="preserve"> </w:t>
+      </w:r>
+      <w:r>
+        <w:rPr>
+          <w:rFonts w:ascii="Times New Roman" w:hAnsi="Times New Roman"/>
+          <w:sz w:val="28"/>
+        </w:rPr>
         <w:t xml:space="preserve">потребуется вручную разрешить конфликтующие файлы, затем добавить их в область подготовки командой </w:t>
       </w:r>
       <w:proofErr w:type="spellStart"/>
       <w:r>
         <w:rPr>
-          <w:rFonts w:ascii="Courier New" w:hAnsi="Courier New"/>
-          <w:sz w:val="24"/>
+          <w:rFonts w:ascii="Times New Roman" w:hAnsi="Times New Roman"/>
+          <w:sz w:val="28"/>
         </w:rPr>
         <w:t>git</w:t>
       </w:r>
       <w:proofErr w:type="spellEnd"/>
       <w:r>
         <w:rPr>
-          <w:rFonts w:ascii="Courier New" w:hAnsi="Courier New"/>
-          <w:sz w:val="24"/>
+          <w:rFonts w:ascii="Times New Roman" w:hAnsi="Times New Roman"/>
+          <w:sz w:val="28"/>
         </w:rPr>
         <w:t xml:space="preserve"> </w:t>
       </w:r>
       <w:proofErr w:type="spellStart"/>
       <w:r>
         <w:rPr>
-          <w:rFonts w:ascii="Courier New" w:hAnsi="Courier New"/>
-          <w:sz w:val="24"/>
+          <w:rFonts w:ascii="Times New Roman" w:hAnsi="Times New Roman"/>
+          <w:sz w:val="28"/>
         </w:rPr>
         <w:t>add</w:t>
       </w:r>
       <w:proofErr w:type="spellEnd"/>
       <w:r>
+        <w:rPr>
+          <w:rFonts w:ascii="Times New Roman" w:hAnsi="Times New Roman"/>
+          <w:sz w:val="28"/>
+        </w:rPr>
         <w:t xml:space="preserve">, зафиксировать командой </w:t>
       </w:r>
       <w:proofErr w:type="spellStart"/>
       <w:r>
         <w:rPr>
-          <w:rFonts w:ascii="Courier New" w:hAnsi="Courier New"/>
-          <w:sz w:val="24"/>
+          <w:rFonts w:ascii="Times New Roman" w:hAnsi="Times New Roman"/>
+          <w:sz w:val="28"/>
         </w:rPr>
         <w:t>git</w:t>
       </w:r>
       <w:proofErr w:type="spellEnd"/>
       <w:r>
         <w:rPr>
-          <w:rFonts w:ascii="Courier New" w:hAnsi="Courier New"/>
-          <w:sz w:val="24"/>
+          <w:rFonts w:ascii="Times New Roman" w:hAnsi="Times New Roman"/>
+          <w:sz w:val="28"/>
         </w:rPr>
         <w:t xml:space="preserve"> </w:t>
       </w:r>
       <w:proofErr w:type="spellStart"/>
       <w:r>
         <w:rPr>
-          <w:rFonts w:ascii="Courier New" w:hAnsi="Courier New"/>
-          <w:sz w:val="24"/>
+          <w:rFonts w:ascii="Times New Roman" w:hAnsi="Times New Roman"/>
+          <w:sz w:val="28"/>
         </w:rPr>
         <w:t>commit</w:t>
       </w:r>
       <w:proofErr w:type="spellEnd"/>
       <w:r>
         <w:rPr>
-          <w:rFonts w:ascii="Courier New" w:hAnsi="Courier New"/>
-          <w:sz w:val="24"/>
-        </w:rPr>
-        <w:t xml:space="preserve"> </w:t>
-      </w:r>
-      <w:r>
+          <w:rFonts w:ascii="Times New Roman" w:hAnsi="Times New Roman"/>
+          <w:sz w:val="28"/>
+        </w:rPr>
+        <w:t xml:space="preserve"> </w:t>
+      </w:r>
+      <w:r>
+        <w:rPr>
+          <w:rFonts w:ascii="Times New Roman" w:hAnsi="Times New Roman"/>
+          <w:sz w:val="28"/>
+        </w:rPr>
         <w:t xml:space="preserve">и отправить в удаленный репозиторий командой </w:t>
       </w:r>
       <w:proofErr w:type="spellStart"/>
       <w:r>
         <w:rPr>
-          <w:rFonts w:ascii="Courier New" w:hAnsi="Courier New"/>
-          <w:sz w:val="24"/>
+          <w:rFonts w:ascii="Times New Roman" w:hAnsi="Times New Roman"/>
+          <w:sz w:val="28"/>
         </w:rPr>
         <w:t>git</w:t>
       </w:r>
       <w:proofErr w:type="spellEnd"/>
       <w:r>
         <w:rPr>
-          <w:rFonts w:ascii="Courier New" w:hAnsi="Courier New"/>
+          <w:rFonts w:ascii="Times New Roman" w:hAnsi="Times New Roman"/>
           <w:spacing w:val="-9"/>
-          <w:sz w:val="24"/>
+          <w:sz w:val="28"/>
         </w:rPr>
         <w:t xml:space="preserve"> </w:t>
       </w:r>
       <w:proofErr w:type="spellStart"/>
       <w:r>
         <w:rPr>
-          <w:rFonts w:ascii="Courier New" w:hAnsi="Courier New"/>
-          <w:sz w:val="24"/>
+          <w:rFonts w:ascii="Times New Roman" w:hAnsi="Times New Roman"/>
+          <w:sz w:val="28"/>
         </w:rPr>
         <w:t>push</w:t>
       </w:r>
       <w:proofErr w:type="spellEnd"/>
       <w:r>
+        <w:rPr>
+          <w:rFonts w:ascii="Times New Roman" w:hAnsi="Times New Roman"/>
+          <w:sz w:val="28"/>
+        </w:rPr>
         <w:t>.</w:t>
       </w:r>
       <w:r>
         <w:rPr>
+          <w:rFonts w:ascii="Times New Roman" w:hAnsi="Times New Roman"/>
           <w:spacing w:val="-12"/>
-        </w:rPr>
-        <w:t xml:space="preserve"> </w:t>
-      </w:r>
-      <w:r>
+          <w:sz w:val="28"/>
+        </w:rPr>
+        <w:t xml:space="preserve"> </w:t>
+      </w:r>
+      <w:r>
+        <w:rPr>
+          <w:rFonts w:ascii="Times New Roman" w:hAnsi="Times New Roman"/>
+          <w:sz w:val="28"/>
+        </w:rPr>
         <w:t>В</w:t>
       </w:r>
       <w:r>
         <w:rPr>
+          <w:rFonts w:ascii="Times New Roman" w:hAnsi="Times New Roman"/>
           <w:spacing w:val="-12"/>
-        </w:rPr>
-        <w:t xml:space="preserve"> </w:t>
-      </w:r>
-      <w:r>
+          <w:sz w:val="28"/>
+        </w:rPr>
+        <w:t xml:space="preserve"> </w:t>
+      </w:r>
+      <w:r>
+        <w:rPr>
+          <w:rFonts w:ascii="Times New Roman" w:hAnsi="Times New Roman"/>
+          <w:sz w:val="28"/>
+        </w:rPr>
         <w:t>качестве</w:t>
       </w:r>
       <w:r>
         <w:rPr>
+          <w:rFonts w:ascii="Times New Roman" w:hAnsi="Times New Roman"/>
           <w:spacing w:val="-12"/>
-        </w:rPr>
-        <w:t xml:space="preserve"> </w:t>
-      </w:r>
-      <w:r>
+          <w:sz w:val="28"/>
+        </w:rPr>
+        <w:t xml:space="preserve"> </w:t>
+      </w:r>
+      <w:r>
+        <w:rPr>
+          <w:rFonts w:ascii="Times New Roman" w:hAnsi="Times New Roman"/>
+          <w:sz w:val="28"/>
+        </w:rPr>
         <w:t>альтернативы</w:t>
       </w:r>
       <w:r>
         <w:rPr>
+          <w:rFonts w:ascii="Times New Roman" w:hAnsi="Times New Roman"/>
           <w:spacing w:val="-12"/>
-        </w:rPr>
-        <w:t xml:space="preserve"> </w:t>
-      </w:r>
-      <w:r>
+          <w:sz w:val="28"/>
+        </w:rPr>
+        <w:t xml:space="preserve"> </w:t>
+      </w:r>
+      <w:r>
+        <w:rPr>
+          <w:rFonts w:ascii="Times New Roman" w:hAnsi="Times New Roman"/>
+          <w:sz w:val="28"/>
+        </w:rPr>
         <w:t>можно использовать</w:t>
       </w:r>
       <w:r>
         <w:rPr>
+          <w:rFonts w:ascii="Times New Roman" w:hAnsi="Times New Roman"/>
           <w:spacing w:val="-18"/>
+          <w:sz w:val="28"/>
         </w:rPr>
         <w:t xml:space="preserve"> </w:t>
       </w:r>
       <w:proofErr w:type="spellStart"/>
       <w:r>
         <w:rPr>
-          <w:rFonts w:ascii="Courier New" w:hAnsi="Courier New"/>
-          <w:sz w:val="24"/>
+          <w:rFonts w:ascii="Times New Roman" w:hAnsi="Times New Roman"/>
+          <w:sz w:val="28"/>
         </w:rPr>
         <w:t>git</w:t>
       </w:r>
       <w:proofErr w:type="spellEnd"/>
       <w:r>
         <w:rPr>
-          <w:rFonts w:ascii="Courier New" w:hAnsi="Courier New"/>
+          <w:rFonts w:ascii="Times New Roman" w:hAnsi="Times New Roman"/>
           <w:spacing w:val="-36"/>
-          <w:sz w:val="24"/>
+          <w:sz w:val="28"/>
         </w:rPr>
         <w:t xml:space="preserve"> </w:t>
       </w:r>
       <w:proofErr w:type="spellStart"/>
       <w:r>
         <w:rPr>
-          <w:rFonts w:ascii="Courier New" w:hAnsi="Courier New"/>
-          <w:sz w:val="24"/>
+          <w:rFonts w:ascii="Times New Roman" w:hAnsi="Times New Roman"/>
+          <w:sz w:val="28"/>
         </w:rPr>
         <w:t>fetch</w:t>
       </w:r>
       <w:proofErr w:type="spellEnd"/>
       <w:r>
         <w:rPr>
-          <w:rFonts w:ascii="Courier New" w:hAnsi="Courier New"/>
+          <w:rFonts w:ascii="Times New Roman" w:hAnsi="Times New Roman"/>
           <w:spacing w:val="-36"/>
-          <w:sz w:val="24"/>
-        </w:rPr>
-        <w:t xml:space="preserve"> </w:t>
-      </w:r>
-      <w:r>
+          <w:sz w:val="28"/>
+        </w:rPr>
+        <w:t xml:space="preserve"> </w:t>
+      </w:r>
+      <w:r>
+        <w:rPr>
+          <w:rFonts w:ascii="Times New Roman" w:hAnsi="Times New Roman"/>
+          <w:sz w:val="28"/>
+        </w:rPr>
         <w:t>с</w:t>
       </w:r>
       <w:r>
         <w:rPr>
+          <w:rFonts w:ascii="Times New Roman" w:hAnsi="Times New Roman"/>
           <w:spacing w:val="-14"/>
-        </w:rPr>
-        <w:t xml:space="preserve"> </w:t>
-      </w:r>
-      <w:r>
+          <w:sz w:val="28"/>
+        </w:rPr>
+        <w:t xml:space="preserve"> </w:t>
+      </w:r>
+      <w:r>
+        <w:rPr>
+          <w:rFonts w:ascii="Times New Roman" w:hAnsi="Times New Roman"/>
+          <w:sz w:val="28"/>
+        </w:rPr>
         <w:t>последующим</w:t>
       </w:r>
       <w:r>
         <w:rPr>
+          <w:rFonts w:ascii="Times New Roman" w:hAnsi="Times New Roman"/>
           <w:spacing w:val="-3"/>
+          <w:sz w:val="28"/>
         </w:rPr>
         <w:t xml:space="preserve"> </w:t>
       </w:r>
       <w:proofErr w:type="spellStart"/>
       <w:r>
         <w:rPr>
-          <w:rFonts w:ascii="Courier New" w:hAnsi="Courier New"/>
-          <w:sz w:val="24"/>
+          <w:rFonts w:ascii="Times New Roman" w:hAnsi="Times New Roman"/>
+          <w:sz w:val="28"/>
         </w:rPr>
         <w:t>git</w:t>
       </w:r>
       <w:proofErr w:type="spellEnd"/>
       <w:r>
         <w:rPr>
-          <w:rFonts w:ascii="Courier New" w:hAnsi="Courier New"/>
+          <w:rFonts w:ascii="Times New Roman" w:hAnsi="Times New Roman"/>
           <w:spacing w:val="-6"/>
-          <w:sz w:val="24"/>
+          <w:sz w:val="28"/>
         </w:rPr>
         <w:t xml:space="preserve"> </w:t>
       </w:r>
       <w:proofErr w:type="spellStart"/>
       <w:r>
         <w:rPr>
-          <w:rFonts w:ascii="Courier New" w:hAnsi="Courier New"/>
-          <w:sz w:val="24"/>
+          <w:rFonts w:ascii="Times New Roman" w:hAnsi="Times New Roman"/>
+          <w:sz w:val="28"/>
         </w:rPr>
         <w:t>merge</w:t>
       </w:r>
       <w:proofErr w:type="spellEnd"/>
       <w:r>
         <w:rPr>
-          <w:rFonts w:ascii="Courier New" w:hAnsi="Courier New"/>
+          <w:rFonts w:ascii="Times New Roman" w:hAnsi="Times New Roman"/>
           <w:spacing w:val="-36"/>
-          <w:sz w:val="24"/>
-        </w:rPr>
-        <w:t xml:space="preserve"> </w:t>
-      </w:r>
-      <w:r>
+          <w:sz w:val="28"/>
+        </w:rPr>
+        <w:t xml:space="preserve"> </w:t>
+      </w:r>
+      <w:r>
+        <w:rPr>
+          <w:rFonts w:ascii="Times New Roman" w:hAnsi="Times New Roman"/>
+          <w:sz w:val="28"/>
+        </w:rPr>
         <w:t>или</w:t>
       </w:r>
       <w:r>
         <w:rPr>
+          <w:rFonts w:ascii="Times New Roman" w:hAnsi="Times New Roman"/>
           <w:spacing w:val="-4"/>
+          <w:sz w:val="28"/>
         </w:rPr>
         <w:t xml:space="preserve"> </w:t>
       </w:r>
       <w:proofErr w:type="spellStart"/>
       <w:r>
         <w:rPr>
-          <w:rFonts w:ascii="Courier New" w:hAnsi="Courier New"/>
-          <w:sz w:val="24"/>
+          <w:rFonts w:ascii="Times New Roman" w:hAnsi="Times New Roman"/>
+          <w:sz w:val="28"/>
         </w:rPr>
         <w:t>git</w:t>
       </w:r>
       <w:proofErr w:type="spellEnd"/>
       <w:r>
         <w:rPr>
-          <w:rFonts w:ascii="Courier New" w:hAnsi="Courier New"/>
+          <w:rFonts w:ascii="Times New Roman" w:hAnsi="Times New Roman"/>
           <w:spacing w:val="-6"/>
-          <w:sz w:val="24"/>
+          <w:sz w:val="28"/>
         </w:rPr>
         <w:t xml:space="preserve"> </w:t>
       </w:r>
       <w:proofErr w:type="spellStart"/>
       <w:r>
         <w:rPr>
-          <w:rFonts w:ascii="Courier New" w:hAnsi="Courier New"/>
-          <w:sz w:val="24"/>
+          <w:rFonts w:ascii="Times New Roman" w:hAnsi="Times New Roman"/>
+          <w:sz w:val="28"/>
         </w:rPr>
         <w:t>pull</w:t>
       </w:r>
       <w:proofErr w:type="spellEnd"/>
       <w:r>
         <w:rPr>
-          <w:rFonts w:ascii="Courier New" w:hAnsi="Courier New"/>
+          <w:rFonts w:ascii="Times New Roman" w:hAnsi="Times New Roman"/>
           <w:spacing w:val="-6"/>
-          <w:sz w:val="24"/>
-        </w:rPr>
-        <w:t xml:space="preserve"> </w:t>
-      </w:r>
-      <w:r>
-        <w:rPr>
-          <w:rFonts w:ascii="Courier New" w:hAnsi="Courier New"/>
-          <w:sz w:val="24"/>
+          <w:sz w:val="28"/>
+        </w:rPr>
+        <w:t xml:space="preserve"> </w:t>
+      </w:r>
+      <w:r>
+        <w:rPr>
+          <w:rFonts w:ascii="Times New Roman" w:hAnsi="Times New Roman"/>
+          <w:sz w:val="28"/>
         </w:rPr>
         <w:t>--</w:t>
       </w:r>
       <w:proofErr w:type="spellStart"/>
       <w:r>
         <w:rPr>
-          <w:rFonts w:ascii="Courier New" w:hAnsi="Courier New"/>
-          <w:sz w:val="24"/>
+          <w:rFonts w:ascii="Times New Roman" w:hAnsi="Times New Roman"/>
+          <w:sz w:val="28"/>
         </w:rPr>
         <w:t>rebase</w:t>
       </w:r>
       <w:proofErr w:type="spellEnd"/>
       <w:r>
         <w:rPr>
-          <w:rFonts w:ascii="Courier New" w:hAnsi="Courier New"/>
-          <w:sz w:val="24"/>
-        </w:rPr>
-        <w:t xml:space="preserve"> </w:t>
-      </w:r>
-      <w:r>
+          <w:rFonts w:ascii="Times New Roman" w:hAnsi="Times New Roman"/>
+          <w:sz w:val="28"/>
+        </w:rPr>
+        <w:t xml:space="preserve"> </w:t>
+      </w:r>
+      <w:r>
+        <w:rPr>
+          <w:rFonts w:ascii="Times New Roman" w:hAnsi="Times New Roman"/>
+          <w:sz w:val="28"/>
+        </w:rPr>
         <w:t>для получения линейной истории без лишнего коммита слияния.</w:t>
       </w:r>
     </w:p>
     <w:p>
       <w:pPr>
         <w:pStyle w:val="a3"/>
-        <w:ind w:left="141" w:right="159" w:firstLine="705"/>
+        <w:widowControl/>
+        <w:spacing w:lineRule="exact" w:line="360" w:before="0" w:after="0"/>
+        <w:ind w:left="0" w:right="159" w:firstLine="709"/>
         <w:jc w:val="both"/>
       </w:pPr>
       <w:r>
+        <w:rPr>
+          <w:rFonts w:ascii="Times New Roman" w:hAnsi="Times New Roman"/>
+          <w:sz w:val="28"/>
+        </w:rPr>
         <w:t xml:space="preserve">Такой подход позволяет избежать потери чужих изменений, которые уже были зафиксированы другими участниками проекта, и корректно синхронизировать локальную и удаленную версии репозитория, обеспечивая согласованность истории коммитов и целостность проекта при совместной </w:t>
       </w:r>
       <w:r>
         <w:rPr>
+          <w:rFonts w:ascii="Times New Roman" w:hAnsi="Times New Roman"/>
           <w:spacing w:val="-2"/>
+          <w:sz w:val="28"/>
         </w:rPr>
         <w:t>работе.</w:t>
       </w:r>
     </w:p>
     <w:p>
       <w:pPr>
-        <w:pStyle w:val="a3"/>
+        <w:pStyle w:val="1"/>
+        <w:keepNext/>
+        <w:keepLines/>
+        <w:pageBreakBefore/>
+        <w:widowControl/>
+        <w:spacing w:lineRule="exact" w:line="360" w:before="0" w:after="360"/>
+        <w:ind w:right="1178" w:left="0" w:firstLine="0"/>
+        <w:jc w:val="center"/>
+      </w:pPr>
+      <w:r>
+        <w:rPr>
+          <w:rFonts w:ascii="Times New Roman" w:hAnsi="Times New Roman"/>
+          <w:b/>
+          <w:spacing w:val="-2"/>
+          <w:sz w:val="28"/>
+        </w:rPr>
+        <w:t>ЗАКЛЮЧЕНИЕ</w:t>
+      </w:r>
+    </w:p>
+    <w:p>
+      <w:pPr>
+        <w:pStyle w:val="a3"/>
+        <w:widowControl/>
+        <w:spacing w:lineRule="exact" w:line="360" w:before="0" w:after="0"/>
+        <w:ind w:left="0" w:right="153" w:firstLine="709"/>
         <w:jc w:val="both"/>
-        <w:sectPr>
-          <w:pgSz w:w="11906" w:h="16838"/>
-          <w:pgMar w:top="1134" w:right="850" w:bottom="1134" w:left="1701" w:header="0" w:footer="650" w:gutter="0"/>
-          <w:cols w:space="720"/>
-        </w:sectPr>
-      </w:pPr>
-    </w:p>
-    <w:p>
-      <w:pPr>
-        <w:pStyle w:val="1"/>
-        <w:ind w:right="1178" w:firstLine="0"/>
-      </w:pPr>
-      <w:r>
-        <w:rPr>
-          <w:spacing w:val="-2"/>
-        </w:rPr>
-        <w:t>ЗАКЛЮЧЕНИЕ</w:t>
-      </w:r>
-    </w:p>
-    <w:p>
-      <w:pPr>
-        <w:pStyle w:val="a3"/>
-        <w:rPr>
-          <w:b/>
-        </w:rPr>
-      </w:pPr>
-    </w:p>
-    <w:p>
-      <w:pPr>
-        <w:pStyle w:val="a3"/>
-        <w:ind w:left="141" w:right="153" w:firstLine="705"/>
+      </w:pPr>
+      <w:r>
+        <w:rPr>
+          <w:rFonts w:ascii="Times New Roman" w:hAnsi="Times New Roman"/>
+          <w:sz w:val="28"/>
+        </w:rPr>
+        <w:t>В ходе лабораторной работы изучена система контроля версий Git, рассмотрены её особенности и основные операции с локальным и удалённым репозиторием. Для учебного репозитория настроены имя студента, номер группы и адрес для коммитов; создан и добавлен в GitHub SSH-ключ.</w:t>
+      </w:r>
+    </w:p>
+    <w:p>
+      <w:pPr>
+        <w:pStyle w:val="a3"/>
+        <w:widowControl/>
+        <w:spacing w:lineRule="exact" w:line="360" w:before="0" w:after="0"/>
+        <w:ind w:left="0" w:right="155" w:firstLine="709"/>
         <w:jc w:val="both"/>
       </w:pPr>
       <w:r>
-        <w:t>В ходе лабораторной работы изучена система контроля версий Git, рассмотрены её особенности и основные операции с локальным и удалённым репозиторием. Для учебного репозитория настроены имя студента, номер группы и адрес для коммитов; создан и добавлен в GitHub SSH-ключ.</w:t>
-      </w:r>
-    </w:p>
-    <w:p>
-      <w:pPr>
-        <w:pStyle w:val="a3"/>
-        <w:ind w:left="141" w:right="155" w:firstLine="705"/>
+        <w:rPr>
+          <w:rFonts w:ascii="Times New Roman" w:hAnsi="Times New Roman"/>
+          <w:sz w:val="28"/>
+        </w:rPr>
+        <w:t>Выполнен fork предложенного репозитория и проверено его клонирование по SSH. От ветки main создана ветка lab1 с материалами первой лабораторной работы. Настроен .gitignore; изменения зафиксированы и отправлены в удалённый репозиторий.</w:t>
+      </w:r>
+    </w:p>
+    <w:p>
+      <w:pPr>
+        <w:pStyle w:val="a3"/>
+        <w:widowControl/>
+        <w:spacing w:lineRule="exact" w:line="360" w:before="0" w:after="0"/>
+        <w:ind w:left="0" w:right="153" w:firstLine="709"/>
         <w:jc w:val="both"/>
       </w:pPr>
       <w:r>
-        <w:t>Выполнен fork предложенного репозитория и проверено его клонирование по SSH. От ветки main создана ветка lab1 с материалами первой лабораторной работы. Настроен .gitignore; изменения зафиксированы и отправлены в удалённый репозиторий.</w:t>
-      </w:r>
-    </w:p>
-    <w:p>
-      <w:pPr>
-        <w:pStyle w:val="a3"/>
-        <w:ind w:left="141" w:right="153" w:firstLine="705"/>
+        <w:rPr>
+          <w:rFonts w:ascii="Times New Roman" w:hAnsi="Times New Roman"/>
+          <w:sz w:val="28"/>
+        </w:rPr>
+        <w:t>От ветки main отдельно создана ветка ProjectTemplate. В ней обновлён README.md с описанием проекта, подготовлена пустая структура C++/WinAPI-приложения и настроен .gitignore. Изменения зафиксированы и отправлены в удалённый репозиторий.</w:t>
+      </w:r>
+    </w:p>
+    <w:p>
+      <w:pPr>
+        <w:pStyle w:val="a3"/>
+        <w:widowControl/>
+        <w:spacing w:lineRule="exact" w:line="360" w:before="0" w:after="0"/>
+        <w:ind w:left="0" w:right="159" w:firstLine="709"/>
         <w:jc w:val="both"/>
       </w:pPr>
       <w:r>
-        <w:t>От ветки main отдельно создана ветка ProjectTemplate. В ней обновлён README.md с описанием проекта, подготовлена пустая структура C++/WinAPI-приложения и настроен .gitignore. Изменения зафиксированы и отправлены в удалённый репозиторий.</w:t>
-      </w:r>
-    </w:p>
-    <w:p>
-      <w:pPr>
-        <w:pStyle w:val="a3"/>
-        <w:ind w:left="141" w:right="159" w:firstLine="705"/>
+        <w:rPr>
+          <w:rFonts w:ascii="Times New Roman" w:hAnsi="Times New Roman"/>
+          <w:sz w:val="28"/>
+        </w:rPr>
+        <w:t>Операции с Git выполнялись через командную строку. Состояние веток и содержимое репозитория проверены на GitHub.</w:t>
+      </w:r>
+    </w:p>
+    <w:p>
+      <w:pPr>
+        <w:pStyle w:val="a3"/>
+        <w:widowControl/>
+        <w:spacing w:lineRule="exact" w:line="360" w:before="0" w:after="0"/>
+        <w:ind w:left="0" w:right="155" w:firstLine="709"/>
         <w:jc w:val="both"/>
       </w:pPr>
       <w:r>
-        <w:t>Операции с Git выполнялись через командную строку. Состояние веток и содержимое репозитория проверены на GitHub.</w:t>
-      </w:r>
-    </w:p>
-    <w:p>
-      <w:pPr>
-        <w:pStyle w:val="a3"/>
-        <w:ind w:left="141" w:right="155" w:firstLine="705"/>
-        <w:jc w:val="both"/>
-      </w:pPr>
-      <w:r>
+        <w:rPr>
+          <w:rFonts w:ascii="Times New Roman" w:hAnsi="Times New Roman"/>
+          <w:sz w:val="28"/>
+        </w:rPr>
         <w:t>Ветки lab1 и ProjectTemplate доступны в открытом репозитории. Слияние ProjectTemplate с main должно выполняться только после одобрения преподавателя и в его присутствии; на момент подготовки отчёта оно не выполнялось.</w:t>
       </w:r>
     </w:p>
-    <w:p>
-      <w:pPr>
-        <w:pStyle w:val="a3"/>
-      </w:pPr>
-    </w:p>
     <w:sectPr>
+      <w:footerReference w:type="default" r:id="rId9"/>
       <w:pgSz w:w="11906" w:h="16838"/>
-      <w:pgMar w:top="1134" w:right="850" w:bottom="1134" w:left="1701" w:header="0" w:footer="650" w:gutter="0"/>
+      <w:pgMar w:top="1134" w:right="850" w:bottom="1134" w:left="1701" w:header="0" w:footer="567" w:gutter="0"/>
       <w:cols w:space="720"/>
     </w:sectPr>
   </w:body>
@@ -6610,6 +6790,19 @@
         </mc:Fallback>
       </mc:AlternateContent>
     </w:r>
+  </w:p>
+</w:ftr>
+</file>
+
+<file path=word/footer2.xml><?xml version="1.0" encoding="utf-8"?>
+<w:ftr xmlns:m="http://schemas.openxmlformats.org/officeDocument/2006/math" xmlns:mc="http://schemas.openxmlformats.org/markup-compatibility/2006" xmlns:mo="http://schemas.microsoft.com/office/mac/office/2008/main" xmlns:mv="urn:schemas-microsoft-com:mac:vml" xmlns:o="urn:schemas-microsoft-com:office:office" xmlns:r="http://schemas.openxmlformats.org/officeDocument/2006/relationships" xmlns:v="urn:schemas-microsoft-com:vml" xmlns:w10="urn:schemas-microsoft-com:office:word" xmlns:w14="http://schemas.microsoft.com/office/word/2010/wordml" xmlns:w="http://schemas.openxmlformats.org/wordprocessingml/2006/main" xmlns:wne="http://schemas.microsoft.com/office/word/2006/wordml" xmlns:wp14="http://schemas.microsoft.com/office/word/2010/wordprocessingDrawing" xmlns:wp="http://schemas.openxmlformats.org/drawingml/2006/wordprocessingDrawing" xmlns:wpc="http://schemas.microsoft.com/office/word/2010/wordprocessingCanvas" xmlns:wpg="http://schemas.microsoft.com/office/word/2010/wordprocessingGroup" xmlns:wpi="http://schemas.microsoft.com/office/word/2010/wordprocessingInk" xmlns:wps="http://schemas.microsoft.com/office/word/2010/wordprocessingShape" mc:Ignorable="w14 wp14">
+  <w:p>
+    <w:pPr>
+      <w:pStyle w:val="Footer"/>
+      <w:spacing w:lineRule="exact" w:line="360"/>
+      <w:jc w:val="right"/>
+    </w:pPr>
+    <w:fldSimple w:instr="PAGE"/>
   </w:p>
 </w:ftr>
 </file>
@@ -7553,6 +7746,7 @@
     <w:qFormat/>
     <w:rPr>
       <w:rFonts w:ascii="Times New Roman" w:eastAsia="Times New Roman" w:hAnsi="Times New Roman" w:cs="Times New Roman"/>
+      <w:sz w:val="28"/>
       <w:lang w:val="ru-RU"/>
     </w:rPr>
   </w:style>
@@ -7568,6 +7762,7 @@
       <w:outlineLvl w:val="0"/>
     </w:pPr>
     <w:rPr>
+      <w:rFonts w:ascii="Times New Roman" w:hAnsi="Times New Roman"/>
       <w:b/>
       <w:bCs/>
       <w:sz w:val="28"/>
@@ -7585,6 +7780,7 @@
       <w:outlineLvl w:val="1"/>
     </w:pPr>
     <w:rPr>
+      <w:rFonts w:ascii="Times New Roman" w:hAnsi="Times New Roman"/>
       <w:b/>
       <w:bCs/>
       <w:sz w:val="28"/>
@@ -7641,6 +7837,7 @@
     <w:uiPriority w:val="1"/>
     <w:qFormat/>
     <w:rPr>
+      <w:rFonts w:ascii="Times New Roman" w:hAnsi="Times New Roman"/>
       <w:sz w:val="28"/>
       <w:szCs w:val="28"/>
     </w:rPr>
@@ -7653,6 +7850,10 @@
     <w:pPr>
       <w:ind w:left="141" w:hanging="419"/>
     </w:pPr>
+    <w:rPr>
+      <w:rFonts w:ascii="Times New Roman" w:hAnsi="Times New Roman"/>
+      <w:sz w:val="28"/>
+    </w:rPr>
   </w:style>
   <w:style w:type="paragraph" w:customStyle="1" w:styleId="TableParagraph">
     <w:name w:val="Table Paragraph"/>

--- a/lab2/Юденко_Е.А._434701_Л2_ЖЦРПО.docx
+++ b/lab2/Юденко_Е.А._434701_Л2_ЖЦРПО.docx
@@ -700,7 +700,7 @@
       <w:r>
         <w:t>3.3 Fork репозитория</w:t>
         <w:tab/>
-        <w:t>8</w:t>
+        <w:t>7</w:t>
       </w:r>
     </w:p>
     <w:p>
@@ -714,7 +714,7 @@
       <w:r>
         <w:t>3.4 Выполнение операций с репозиторием в консоли</w:t>
         <w:tab/>
-        <w:t>8</w:t>
+        <w:t>7</w:t>
       </w:r>
     </w:p>
     <w:p>
@@ -728,7 +728,7 @@
       <w:r>
         <w:t>3.5 Создание ветки ProjectTemplate</w:t>
         <w:tab/>
-        <w:t>10</w:t>
+        <w:t>9</w:t>
       </w:r>
     </w:p>
     <w:p>
@@ -742,7 +742,7 @@
       <w:r>
         <w:t>4 ОТВЕТЫ НА КОНТРОЛЬНЫЕ ВОПРОСЫ</w:t>
         <w:tab/>
-        <w:t>11</w:t>
+        <w:t>10</w:t>
       </w:r>
     </w:p>
     <w:p>
@@ -756,7 +756,7 @@
       <w:r>
         <w:t>4.1 В чем преимущество Git перед SVN?</w:t>
         <w:tab/>
-        <w:t>11</w:t>
+        <w:t>10</w:t>
       </w:r>
     </w:p>
     <w:p>
@@ -770,7 +770,7 @@
       <w:r>
         <w:t>4.2 В чем преимущество распределенных репозиториев?</w:t>
         <w:tab/>
-        <w:t>11</w:t>
+        <w:t>10</w:t>
       </w:r>
     </w:p>
     <w:p>
@@ -784,7 +784,7 @@
       <w:r>
         <w:t>4.3 Граф типичной работы с веткой master в Git</w:t>
         <w:tab/>
-        <w:t>11</w:t>
+        <w:t>10</w:t>
       </w:r>
     </w:p>
     <w:p>
@@ -798,7 +798,7 @@
       <w:r>
         <w:t>4.4 Наиболее часто используемые команды</w:t>
         <w:tab/>
-        <w:t>12</w:t>
+        <w:t>11</w:t>
       </w:r>
     </w:p>
     <w:p>
@@ -812,7 +812,7 @@
       <w:r>
         <w:t>4.5 Что делать при изменениях в удаленном репозитории?</w:t>
         <w:tab/>
-        <w:t>12</w:t>
+        <w:t>11</w:t>
       </w:r>
     </w:p>
     <w:p>
@@ -826,7 +826,7 @@
       <w:r>
         <w:t>ЗАКЛЮЧЕНИЕ</w:t>
         <w:tab/>
-        <w:t>13</w:t>
+        <w:t>12</w:t>
       </w:r>
     </w:p>
     <w:p>
@@ -3314,7 +3314,7 @@
     <w:p>
       <w:pPr>
         <w:pStyle w:val="a3"/>
-        <w:keepNext/>
+        <w:keepNext w:val="0"/>
         <w:keepLines/>
         <w:widowControl/>
         <w:spacing w:lineRule="exact" w:line="360" w:before="0" w:after="360"/>
@@ -3465,7 +3465,7 @@
     <w:p>
       <w:pPr>
         <w:pStyle w:val="a3"/>
-        <w:keepNext/>
+        <w:keepNext w:val="0"/>
         <w:widowControl/>
         <w:spacing w:lineRule="exact" w:line="360" w:before="0" w:after="0"/>
         <w:ind w:left="0" w:right="162" w:firstLine="709"/>
@@ -3539,7 +3539,7 @@
     <w:p>
       <w:pPr>
         <w:pStyle w:val="a3"/>
-        <w:keepNext/>
+        <w:keepNext w:val="0"/>
         <w:keepLines/>
         <w:widowControl/>
         <w:spacing w:lineRule="exact" w:line="360" w:before="0" w:after="360"/>
@@ -3908,7 +3908,7 @@
     <w:p>
       <w:pPr>
         <w:pStyle w:val="a3"/>
-        <w:keepNext/>
+        <w:keepNext w:val="0"/>
         <w:keepLines/>
         <w:widowControl/>
         <w:spacing w:lineRule="exact" w:line="360" w:before="0" w:after="360"/>
@@ -4053,7 +4053,7 @@
     <w:p>
       <w:pPr>
         <w:pStyle w:val="a3"/>
-        <w:keepNext/>
+        <w:keepNext w:val="0"/>
         <w:keepLines/>
         <w:widowControl/>
         <w:spacing w:lineRule="exact" w:line="360" w:before="0" w:after="360"/>
@@ -4649,7 +4649,7 @@
     <w:p>
       <w:pPr>
         <w:pStyle w:val="a3"/>
-        <w:keepNext/>
+        <w:keepNext w:val="0"/>
         <w:keepLines/>
         <w:widowControl/>
         <w:spacing w:lineRule="exact" w:line="360" w:before="0" w:after="360"/>
@@ -5053,7 +5053,7 @@
     <w:p>
       <w:pPr>
         <w:pStyle w:val="a3"/>
-        <w:keepNext/>
+        <w:keepNext w:val="0"/>
         <w:keepLines/>
         <w:widowControl/>
         <w:spacing w:lineRule="exact" w:line="360" w:before="0" w:after="360"/>
@@ -5738,7 +5738,7 @@
     <w:p>
       <w:pPr>
         <w:pStyle w:val="a3"/>
-        <w:keepNext/>
+        <w:keepNext w:val="0"/>
         <w:keepLines/>
         <w:widowControl/>
         <w:spacing w:before="0" w:lineRule="exact" w:line="360" w:after="360"/>

--- a/lab2/Юденко_Е.А._434701_Л2_ЖЦРПО.docx
+++ b/lab2/Юденко_Е.А._434701_Л2_ЖЦРПО.docx
@@ -1605,7 +1605,7 @@
         <w:tabs>
           <w:tab w:val="left" w:pos="1055"/>
         </w:tabs>
-        <w:spacing w:lineRule="exact" w:line="360" w:before="0" w:after="360"/>
+        <w:spacing w:lineRule="exact" w:line="360" w:before="0" w:after="0"/>
         <w:ind w:left="0" w:firstLine="709"/>
         <w:jc w:val="left"/>
       </w:pPr>
@@ -3110,6 +3110,7 @@
         <w:pStyle w:val="1"/>
         <w:keepNext/>
         <w:keepLines/>
+        <w:pageBreakBefore/>
         <w:widowControl/>
         <w:numPr>
           <w:ilvl w:val="0"/>
@@ -3118,7 +3119,7 @@
         <w:tabs>
           <w:tab w:val="left" w:pos="1070"/>
         </w:tabs>
-        <w:spacing w:lineRule="exact" w:line="360" w:before="0" w:after="360"/>
+        <w:spacing w:lineRule="exact" w:line="360" w:before="0" w:after="0"/>
         <w:ind w:left="0" w:firstLine="709"/>
         <w:jc w:val="left"/>
       </w:pPr>
@@ -5089,6 +5090,7 @@
         <w:pStyle w:val="1"/>
         <w:keepNext/>
         <w:keepLines/>
+        <w:pageBreakBefore/>
         <w:widowControl/>
         <w:numPr>
           <w:ilvl w:val="0"/>
@@ -5097,7 +5099,7 @@
         <w:tabs>
           <w:tab w:val="left" w:pos="1055"/>
         </w:tabs>
-        <w:spacing w:lineRule="exact" w:line="360" w:before="0" w:after="360"/>
+        <w:spacing w:lineRule="exact" w:line="360" w:before="0" w:after="0"/>
         <w:ind w:left="0" w:firstLine="709"/>
         <w:jc w:val="left"/>
       </w:pPr>

--- a/lab2/Юденко_Е.А._434701_Л2_ЖЦРПО.docx
+++ b/lab2/Юденко_Е.А._434701_Л2_ЖЦРПО.docx
@@ -700,7 +700,7 @@
       <w:r>
         <w:t>3.3 Fork репозитория</w:t>
         <w:tab/>
-        <w:t>7</w:t>
+        <w:t>6</w:t>
       </w:r>
     </w:p>
     <w:p>
@@ -1669,7 +1669,7 @@
         <w:tabs>
           <w:tab w:val="left" w:pos="1265"/>
         </w:tabs>
-        <w:spacing w:lineRule="exact" w:line="360" w:before="0" w:after="360"/>
+        <w:spacing w:lineRule="exact" w:line="360" w:before="240" w:after="120"/>
         <w:ind w:left="0" w:firstLine="709"/>
         <w:jc w:val="left"/>
       </w:pPr>
@@ -1870,7 +1870,7 @@
         <w:tabs>
           <w:tab w:val="left" w:pos="1265"/>
         </w:tabs>
-        <w:spacing w:lineRule="exact" w:line="360" w:before="0" w:after="360"/>
+        <w:spacing w:lineRule="exact" w:line="360" w:before="240" w:after="120"/>
         <w:ind w:left="0" w:firstLine="709"/>
         <w:jc w:val="left"/>
       </w:pPr>
@@ -2337,7 +2337,7 @@
         <w:tabs>
           <w:tab w:val="left" w:pos="1265"/>
         </w:tabs>
-        <w:spacing w:lineRule="exact" w:line="360" w:before="0" w:after="360"/>
+        <w:spacing w:lineRule="exact" w:line="360" w:before="240" w:after="120"/>
         <w:ind w:left="0" w:firstLine="709"/>
         <w:jc w:val="left"/>
       </w:pPr>
@@ -3201,7 +3201,7 @@
         <w:tabs>
           <w:tab w:val="left" w:pos="1265"/>
         </w:tabs>
-        <w:spacing w:lineRule="exact" w:line="360" w:before="0" w:after="360"/>
+        <w:spacing w:lineRule="exact" w:line="360" w:before="240" w:after="120"/>
         <w:ind w:left="0" w:firstLine="709"/>
         <w:jc w:val="left"/>
       </w:pPr>
@@ -3359,7 +3359,7 @@
         <w:tabs>
           <w:tab w:val="left" w:pos="1265"/>
         </w:tabs>
-        <w:spacing w:lineRule="exact" w:line="360" w:before="0" w:after="360"/>
+        <w:spacing w:lineRule="exact" w:line="360" w:before="240" w:after="120"/>
         <w:ind w:left="0" w:firstLine="709"/>
         <w:jc w:val="left"/>
       </w:pPr>
@@ -3953,7 +3953,7 @@
         <w:tabs>
           <w:tab w:val="left" w:pos="1265"/>
         </w:tabs>
-        <w:spacing w:before="0" w:lineRule="exact" w:line="360" w:after="360"/>
+        <w:spacing w:before="240" w:lineRule="exact" w:line="360" w:after="120"/>
         <w:ind w:left="0" w:firstLine="709"/>
         <w:jc w:val="left"/>
       </w:pPr>
@@ -3980,7 +3980,7 @@
     <w:p>
       <w:pPr>
         <w:pStyle w:val="a3"/>
-        <w:keepNext/>
+        <w:keepNext w:val="0"/>
         <w:widowControl/>
         <w:spacing w:lineRule="exact" w:line="360" w:before="0" w:after="0"/>
         <w:ind w:right="153" w:left="0" w:firstLine="709"/>
@@ -4153,7 +4153,7 @@
         <w:tabs>
           <w:tab w:val="left" w:pos="1265"/>
         </w:tabs>
-        <w:spacing w:lineRule="exact" w:line="360" w:before="0" w:after="360"/>
+        <w:spacing w:lineRule="exact" w:line="360" w:before="240" w:after="120"/>
         <w:ind w:left="0" w:firstLine="709"/>
         <w:jc w:val="left"/>
       </w:pPr>
@@ -4809,7 +4809,7 @@
         <w:tabs>
           <w:tab w:val="left" w:pos="1265"/>
         </w:tabs>
-        <w:spacing w:lineRule="exact" w:line="360" w:before="0" w:after="360"/>
+        <w:spacing w:lineRule="exact" w:line="360" w:before="240" w:after="120"/>
         <w:ind w:left="0" w:firstLine="709"/>
         <w:jc w:val="left"/>
       </w:pPr>
@@ -5177,7 +5177,7 @@
         <w:tabs>
           <w:tab w:val="left" w:pos="1335"/>
         </w:tabs>
-        <w:spacing w:lineRule="exact" w:line="360" w:before="0" w:after="360"/>
+        <w:spacing w:lineRule="exact" w:line="360" w:before="240" w:after="120"/>
         <w:ind w:left="0" w:firstLine="709"/>
         <w:jc w:val="left"/>
       </w:pPr>
@@ -5513,7 +5513,7 @@
         <w:tabs>
           <w:tab w:val="left" w:pos="1335"/>
         </w:tabs>
-        <w:spacing w:lineRule="exact" w:line="360" w:before="0" w:after="360"/>
+        <w:spacing w:lineRule="exact" w:line="360" w:before="240" w:after="120"/>
         <w:ind w:left="0" w:firstLine="709"/>
         <w:jc w:val="left"/>
       </w:pPr>
@@ -5632,7 +5632,7 @@
         <w:tabs>
           <w:tab w:val="left" w:pos="1335"/>
         </w:tabs>
-        <w:spacing w:lineRule="exact" w:line="360" w:before="0" w:after="360"/>
+        <w:spacing w:lineRule="exact" w:line="360" w:before="240" w:after="120"/>
         <w:ind w:left="0" w:firstLine="709"/>
         <w:jc w:val="left"/>
       </w:pPr>
@@ -5784,7 +5784,7 @@
         <w:tabs>
           <w:tab w:val="left" w:pos="1335"/>
         </w:tabs>
-        <w:spacing w:before="0" w:lineRule="exact" w:line="360" w:after="360"/>
+        <w:spacing w:before="240" w:lineRule="exact" w:line="360" w:after="120"/>
         <w:ind w:left="0" w:firstLine="709"/>
         <w:jc w:val="left"/>
       </w:pPr>
@@ -5826,7 +5826,7 @@
         <w:tabs>
           <w:tab w:val="left" w:pos="1336"/>
         </w:tabs>
-        <w:spacing w:lineRule="exact" w:line="360" w:before="0" w:after="360"/>
+        <w:spacing w:lineRule="exact" w:line="360" w:before="240" w:after="120"/>
         <w:ind w:left="0" w:right="1086" w:firstLine="709"/>
         <w:jc w:val="left"/>
       </w:pPr>
